--- a/Design_Docs/GARUDA-PHYS-SPEC-001.docx
+++ b/Design_Docs/GARUDA-PHYS-SPEC-001.docx
@@ -2,7 +2,7 @@
 <file path=word/document.xml><?xml version="1.0" encoding="utf-8"?>
 <w:document xmlns:w="http://schemas.openxmlformats.org/wordprocessingml/2006/main" xmlns:m="http://schemas.openxmlformats.org/officeDocument/2006/math" xmlns:r="http://schemas.openxmlformats.org/officeDocument/2006/relationships" xmlns:o="urn:schemas-microsoft-com:office:office" xmlns:v="urn:schemas-microsoft-com:vml" xmlns:w10="urn:schemas-microsoft-com:office:word" xmlns:a="http://schemas.openxmlformats.org/drawingml/2006/main" xmlns:pic="http://schemas.openxmlformats.org/drawingml/2006/picture" xmlns:wp="http://schemas.openxmlformats.org/drawingml/2006/wordprocessingDrawing">
   <w:body>
-    <w:bookmarkStart w:id="38" w:name="X371cbf36f2ef144c5441891603c038f67a33f30"/>
+    <w:bookmarkStart w:id="38" w:name="Xec3d8f82fa8f0acef5d11b56e414fa588afc58d"/>
     <w:p>
       <w:pPr>
         <w:pStyle w:val="Heading1"/>
@@ -11,7 +11,7 @@
         <w:t xml:space="preserve">GARUDA Pin-out and Physical Constraints — Specification</w:t>
       </w:r>
     </w:p>
-    <w:bookmarkStart w:id="20" w:name="identity"/>
+    <w:bookmarkStart w:id="20" w:name="Xee8498aa8c87dd42cd65edb36b9d23d240ee498"/>
     <w:p>
       <w:pPr>
         <w:pStyle w:val="Heading2"/>
@@ -244,7 +244,7 @@
       </w:tr>
     </w:tbl>
     <w:bookmarkEnd w:id="20"/>
-    <w:bookmarkStart w:id="21" w:name="why-this-document-exists"/>
+    <w:bookmarkStart w:id="21" w:name="X5bbc33f9456c9007db3eb37ce7e72b2782af5b7"/>
     <w:p>
       <w:pPr>
         <w:pStyle w:val="Heading2"/>
@@ -264,22 +264,7 @@
         <w:t xml:space="preserve"> </w:t>
       </w:r>
       <w:r>
-        <w:t xml:space="preserve">with GPIO defined as</w:t>
-      </w:r>
-      <w:r>
-        <w:t xml:space="preserve"> </w:t>
-      </w:r>
-      <w:r>
-        <w:t xml:space="preserve">“</w:t>
-      </w:r>
-      <w:r>
-        <w:t xml:space="preserve">the remaining budget</w:t>
-      </w:r>
-      <w:r>
-        <w:t xml:space="preserve">”</w:t>
-      </w:r>
-      <w:r>
-        <w:t xml:space="preserve">, which is not a specification — it meant nobody</w:t>
+        <w:t xml:space="preserve">with GPIO defined as "the remaining budget", which is not a specification — it meant nobody</w:t>
       </w:r>
       <w:r>
         <w:t xml:space="preserve"> </w:t>
@@ -321,7 +306,7 @@
       </w:r>
     </w:p>
     <w:bookmarkEnd w:id="21"/>
-    <w:bookmarkStart w:id="22" w:name="normative-references"/>
+    <w:bookmarkStart w:id="22" w:name="X7d72cd5e2ccd5281d575eeaae2e7a05cbe542e8"/>
     <w:p>
       <w:pPr>
         <w:pStyle w:val="Heading2"/>
@@ -413,7 +398,7 @@
       </w:r>
     </w:p>
     <w:bookmarkEnd w:id="22"/>
-    <w:bookmarkStart w:id="23" w:name="die-and-package"/>
+    <w:bookmarkStart w:id="23" w:name="X0f5d5c4340653fa8f71823c65baa64efb3076ae"/>
     <w:p>
       <w:pPr>
         <w:pStyle w:val="Heading2"/>
@@ -780,7 +765,7 @@
       </w:r>
     </w:p>
     <w:bookmarkEnd w:id="23"/>
-    <w:bookmarkStart w:id="24" w:name="the-signal-pin-budget-and-why-it-is-28"/>
+    <w:bookmarkStart w:id="24" w:name="Xe07f600398cd2a06abda1d894699192e1fd62c6"/>
     <w:p>
       <w:pPr>
         <w:pStyle w:val="Heading2"/>
@@ -922,7 +907,7 @@
         <w:t xml:space="preserve"> </w:t>
       </w:r>
       <w:r>
-        <w:t xml:space="preserve">confirm against the programme’s pad frame whether</w:t>
+        <w:t xml:space="preserve">confirm against the programme's pad frame whether</w:t>
       </w:r>
       <w:r>
         <w:t xml:space="preserve"> </w:t>
@@ -945,7 +930,7 @@
       </w:r>
     </w:p>
     <w:bookmarkEnd w:id="24"/>
-    <w:bookmarkStart w:id="27" w:name="pin-allocation"/>
+    <w:bookmarkStart w:id="27" w:name="Xb01037bb2e1a7a8c9baf51955a4b3c00c3ff850"/>
     <w:p>
       <w:pPr>
         <w:pStyle w:val="Heading2"/>
@@ -954,7 +939,7 @@
         <w:t xml:space="preserve">3 Pin allocation</w:t>
       </w:r>
     </w:p>
-    <w:bookmarkStart w:id="25" w:name="the-28-pin-configuration-baseline"/>
+    <w:bookmarkStart w:id="25" w:name="Xf89d684f6feaf11524a72bc1e628556c0692829"/>
     <w:p>
       <w:pPr>
         <w:pStyle w:val="Heading3"/>
@@ -995,7 +980,7 @@
     <w:tbl>
       <w:tblPr>
         <w:tblStyle w:val="Table"/>
-        <w:tblW w:type="pct" w:w="5000"/>
+        <w:tblW w:type="auto" w:w="0"/>
         <w:tblLook w:firstRow="1" w:lastRow="0" w:firstColumn="0" w:lastColumn="0" w:noHBand="0" w:noVBand="0" w:val="0020"/>
         <w:jc w:val="start"/>
       </w:tblPr>
@@ -3394,7 +3379,7 @@
       </w:r>
     </w:p>
     <w:bookmarkEnd w:id="25"/>
-    <w:bookmarkStart w:id="26" w:name="the-36-pin-expansion-contingent"/>
+    <w:bookmarkStart w:id="26" w:name="X98e1eec7748c2ea8eccdf1c0dfe1c52b69fbe8b"/>
     <w:p>
       <w:pPr>
         <w:pStyle w:val="Heading3"/>
@@ -3418,19 +3403,101 @@
         <w:t xml:space="preserve"> </w:t>
       </w:r>
       <w:r>
-        <w:t xml:space="preserve">If supply pads prove to be outside the 40, these are added. Additive only —</w:t>
-      </w:r>
-      <w:r>
-        <w:t xml:space="preserve"> </w:t>
-      </w:r>
-      <w:r>
-        <w:t xml:space="preserve">nothing in §3.1 moves.</w:t>
+        <w:t xml:space="preserve">ESP-NOW is</w:t>
+      </w:r>
+      <w:r>
+        <w:t xml:space="preserve"> </w:t>
+      </w:r>
+      <w:r>
+        <w:rPr>
+          <w:bCs/>
+          <w:b/>
+        </w:rPr>
+        <w:t xml:space="preserve">required</w:t>
+      </w:r>
+      <w:r>
+        <w:t xml:space="preserve"> </w:t>
+      </w:r>
+      <w:r>
+        <w:t xml:space="preserve">(ADR-0020 Rev 2 — it is APF's neighbour-position</w:t>
+      </w:r>
+      <w:r>
+        <w:t xml:space="preserve"> </w:t>
+      </w:r>
+      <w:r>
+        <w:t xml:space="preserve">source), so the SPI-slave port below is in scope, not contingent.</w:t>
+      </w:r>
+      <w:r>
+        <w:t xml:space="preserve"> </w:t>
+      </w:r>
+      <w:r>
+        <w:rPr>
+          <w:iCs/>
+          <w:i/>
+        </w:rPr>
+        <w:t xml:space="preserve">How</w:t>
+      </w:r>
+      <w:r>
+        <w:t xml:space="preserve"> </w:t>
+      </w:r>
+      <w:r>
+        <w:t xml:space="preserve">it is added</w:t>
+      </w:r>
+      <w:r>
+        <w:t xml:space="preserve"> </w:t>
+      </w:r>
+      <w:r>
+        <w:t xml:space="preserve">depends on OPEN-2: if supply pads are</w:t>
+      </w:r>
+      <w:r>
+        <w:t xml:space="preserve"> </w:t>
+      </w:r>
+      <w:r>
+        <w:rPr>
+          <w:bCs/>
+          <w:b/>
+        </w:rPr>
+        <w:t xml:space="preserve">outside</w:t>
+      </w:r>
+      <w:r>
+        <w:t xml:space="preserve"> </w:t>
+      </w:r>
+      <w:r>
+        <w:t xml:space="preserve">the 40, these pins are additive and</w:t>
+      </w:r>
+      <w:r>
+        <w:t xml:space="preserve"> </w:t>
+      </w:r>
+      <w:r>
+        <w:t xml:space="preserve">nothing in §3.1 moves; if they are</w:t>
+      </w:r>
+      <w:r>
+        <w:t xml:space="preserve"> </w:t>
+      </w:r>
+      <w:r>
+        <w:rPr>
+          <w:bCs/>
+          <w:b/>
+        </w:rPr>
+        <w:t xml:space="preserve">inside</w:t>
+      </w:r>
+      <w:r>
+        <w:t xml:space="preserve"> </w:t>
+      </w:r>
+      <w:r>
+        <w:t xml:space="preserve">the 40, 4 pins are reclaimed (baseline:</w:t>
+      </w:r>
+      <w:r>
+        <w:t xml:space="preserve"> </w:t>
+      </w:r>
+      <w:r>
+        <w:t xml:space="preserve">2 spares + console UART2 — see ADR-0020 Rev 2). OPEN-2 remains the PD mentor's call.</w:t>
       </w:r>
     </w:p>
     <w:tbl>
       <w:tblPr>
         <w:tblStyle w:val="Table"/>
-        <w:tblW w:type="pct" w:w="5000"/>
+        <w:tblW w:type="auto" w:w="0"/>
         <w:tblLook w:firstRow="1" w:lastRow="0" w:firstColumn="0" w:lastColumn="0" w:noHBand="0" w:noVBand="0" w:val="0020"/>
         <w:jc w:val="start"/>
       </w:tblPr>
@@ -3697,7 +3764,7 @@
         <w:t xml:space="preserve"> </w:t>
       </w:r>
       <w:r>
-        <w:t xml:space="preserve">The design already supports this: block 14’s number is held, DMA channel 4 and its</w:t>
+        <w:t xml:space="preserve">The design already supports this: block 14's number is held, DMA channel 4 and its</w:t>
       </w:r>
       <w:r>
         <w:t xml:space="preserve"> </w:t>
@@ -3745,31 +3812,13 @@
         <w:t xml:space="preserve"> </w:t>
       </w:r>
       <w:r>
-        <w:t xml:space="preserve">top-level wiring change and a pad-ring edit, not a redesign. This is what</w:t>
-      </w:r>
-      <w:r>
-        <w:t xml:space="preserve"> </w:t>
-      </w:r>
-      <w:r>
-        <w:t xml:space="preserve">“</w:t>
-      </w:r>
-      <w:r>
-        <w:t xml:space="preserve">closed in the</w:t>
-      </w:r>
-      <w:r>
-        <w:t xml:space="preserve"> </w:t>
-      </w:r>
-      <w:r>
-        <w:t xml:space="preserve">recoverable direction</w:t>
-      </w:r>
-      <w:r>
-        <w:t xml:space="preserve">”</w:t>
-      </w:r>
-      <w:r>
-        <w:t xml:space="preserve"> </w:t>
-      </w:r>
-      <w:r>
-        <w:t xml:space="preserve">meant in ADR-0020.</w:t>
+        <w:t xml:space="preserve">top-level wiring change and a pad-ring edit, not a redesign. This is what "closed in the</w:t>
+      </w:r>
+      <w:r>
+        <w:t xml:space="preserve"> </w:t>
+      </w:r>
+      <w:r>
+        <w:t xml:space="preserve">recoverable direction" meant in ADR-0020.</w:t>
       </w:r>
     </w:p>
     <w:p>
@@ -3781,7 +3830,7 @@
     </w:p>
     <w:bookmarkEnd w:id="26"/>
     <w:bookmarkEnd w:id="27"/>
-    <w:bookmarkStart w:id="28" w:name="supply-pads"/>
+    <w:bookmarkStart w:id="28" w:name="X49ea41ad818bea396f6e4587b9ebbf0571fb62c"/>
     <w:p>
       <w:pPr>
         <w:pStyle w:val="Heading2"/>
@@ -3865,13 +3914,13 @@
         <w:t xml:space="preserve"> </w:t>
       </w:r>
       <w:r>
-        <w:t xml:space="preserve">core and IO supplies is the PD engineer’s call against the pad library’s requirements. This</w:t>
-      </w:r>
-      <w:r>
-        <w:t xml:space="preserve"> </w:t>
-      </w:r>
-      <w:r>
-        <w:t xml:space="preserve">document does not constrain it beyond [N-4.1]’s distribution requirement.</w:t>
+        <w:t xml:space="preserve">core and IO supplies is the PD engineer's call against the pad library's requirements. This</w:t>
+      </w:r>
+      <w:r>
+        <w:t xml:space="preserve"> </w:t>
+      </w:r>
+      <w:r>
+        <w:t xml:space="preserve">document does not constrain it beyond [N-4.1]'s distribution requirement.</w:t>
       </w:r>
     </w:p>
     <w:p>
@@ -3904,7 +3953,7 @@
         <w:t xml:space="preserve"> </w:t>
       </w:r>
       <w:r>
-        <w:t xml:space="preserve">pad’s supply should be on the quietest available segment, and</w:t>
+        <w:t xml:space="preserve">pad's supply should be on the quietest available segment, and</w:t>
       </w:r>
       <w:r>
         <w:t xml:space="preserve"> </w:t>
@@ -3927,7 +3976,7 @@
       </w:r>
     </w:p>
     <w:bookmarkEnd w:id="28"/>
-    <w:bookmarkStart w:id="32" w:name="X270fc03db61c006763ce0b7784686f105194234"/>
+    <w:bookmarkStart w:id="32" w:name="X0d7bf2b6ae66ca53e16f6173e4b0f8eb4267d0d"/>
     <w:p>
       <w:pPr>
         <w:pStyle w:val="Heading2"/>
@@ -3954,7 +4003,7 @@
         <w:t xml:space="preserve">This section is the reason this document exists as more than a pin table.</w:t>
       </w:r>
     </w:p>
-    <w:bookmarkStart w:id="29" w:name="placement"/>
+    <w:bookmarkStart w:id="29" w:name="Xcb7b30c8136b0def86b814984b2c31a794e3e38"/>
     <w:p>
       <w:pPr>
         <w:pStyle w:val="Heading3"/>
@@ -4065,13 +4114,13 @@
         <w:t xml:space="preserve"> </w:t>
       </w:r>
       <w:r>
-        <w:t xml:space="preserve">net shall connect the pad’s input buffer to</w:t>
-      </w:r>
-      <w:r>
-        <w:t xml:space="preserve"> </w:t>
-      </w:r>
-      <w:r>
-        <w:t xml:space="preserve">that flop’s clock input, and to nothing else.</w:t>
+        <w:t xml:space="preserve">net shall connect the pad's input buffer to</w:t>
+      </w:r>
+      <w:r>
+        <w:t xml:space="preserve"> </w:t>
+      </w:r>
+      <w:r>
+        <w:t xml:space="preserve">that flop's clock input, and to nothing else.</w:t>
       </w:r>
     </w:p>
     <w:p>
@@ -4125,13 +4174,13 @@
         <w:t xml:space="preserve"> </w:t>
       </w:r>
       <w:r>
-        <w:t xml:space="preserve">tree, would couple into every neighbour it runs alongside, and would make the reference’s duty</w:t>
-      </w:r>
-      <w:r>
-        <w:t xml:space="preserve"> </w:t>
-      </w:r>
-      <w:r>
-        <w:t xml:space="preserve">distortion a chip-wide concern rather than a local one. Confining it to the pad’s immediate</w:t>
+        <w:t xml:space="preserve">tree, would couple into every neighbour it runs alongside, and would make the reference's duty</w:t>
+      </w:r>
+      <w:r>
+        <w:t xml:space="preserve"> </w:t>
+      </w:r>
+      <w:r>
+        <w:t xml:space="preserve">distortion a chip-wide concern rather than a local one. Confining it to the pad's immediate</w:t>
       </w:r>
       <w:r>
         <w:t xml:space="preserve"> </w:t>
@@ -4171,7 +4220,7 @@
       </w:r>
     </w:p>
     <w:bookmarkEnd w:id="29"/>
-    <w:bookmarkStart w:id="30" w:name="timing-constraints"/>
+    <w:bookmarkStart w:id="30" w:name="X4f1c166038493b80700baf1267b7aac5e0648db"/>
     <w:p>
       <w:pPr>
         <w:pStyle w:val="Heading3"/>
@@ -5138,7 +5187,7 @@
         <w:t xml:space="preserve"> </w:t>
       </w:r>
       <w:r>
-        <w:t xml:space="preserve">basis of the chip’s no-CDC architecture, and an incorrect</w:t>
+        <w:t xml:space="preserve">basis of the chip's no-CDC architecture, and an incorrect</w:t>
       </w:r>
       <w:r>
         <w:t xml:space="preserve"> </w:t>
@@ -5175,7 +5224,7 @@
       </w:r>
     </w:p>
     <w:bookmarkEnd w:id="30"/>
-    <w:bookmarkStart w:id="31" w:name="what-to-check-after-synthesis"/>
+    <w:bookmarkStart w:id="31" w:name="X92b73d89061244ab99d2725f3f03e16144a7ad2"/>
     <w:p>
       <w:pPr>
         <w:pStyle w:val="Heading3"/>
@@ -5205,7 +5254,7 @@
     <w:tbl>
       <w:tblPr>
         <w:tblStyle w:val="Table"/>
-        <w:tblW w:type="pct" w:w="5000"/>
+        <w:tblW w:type="auto" w:w="0"/>
         <w:tblLook w:firstRow="1" w:lastRow="0" w:firstColumn="0" w:lastColumn="0" w:noHBand="0" w:noVBand="0" w:val="0020"/>
         <w:jc w:val="start"/>
       </w:tblPr>
@@ -5357,7 +5406,7 @@
               <w:jc w:val="left"/>
             </w:pPr>
             <w:r>
-              <w:t xml:space="preserve">The ICG’s enable timing is invisible in RTL simulation (</w:t>
+              <w:t xml:space="preserve">The ICG's enable timing is invisible in RTL simulation (</w:t>
             </w:r>
             <w:r>
               <w:rPr>
@@ -5384,7 +5433,7 @@
     </w:p>
     <w:bookmarkEnd w:id="31"/>
     <w:bookmarkEnd w:id="32"/>
-    <w:bookmarkStart w:id="33" w:name="floorplan-guidance"/>
+    <w:bookmarkStart w:id="33" w:name="X7ea0a81de7c988b0fbf11034ae510933502d8d1"/>
     <w:p>
       <w:pPr>
         <w:pStyle w:val="Heading2"/>
@@ -5414,13 +5463,13 @@
         <w:t xml:space="preserve"> </w:t>
       </w:r>
       <w:r>
-        <w:t xml:space="preserve">are the adjacencies the design’s timing depends on.</w:t>
+        <w:t xml:space="preserve">are the adjacencies the design's timing depends on.</w:t>
       </w:r>
     </w:p>
     <w:tbl>
       <w:tblPr>
         <w:tblStyle w:val="Table"/>
-        <w:tblW w:type="pct" w:w="5000"/>
+        <w:tblW w:type="auto" w:w="0"/>
         <w:tblLook w:firstRow="1" w:lastRow="0" w:firstColumn="0" w:lastColumn="0" w:noHBand="0" w:noVBand="0" w:val="0020"/>
         <w:jc w:val="start"/>
       </w:tblPr>
@@ -5551,7 +5600,7 @@
               <w:jc w:val="left"/>
             </w:pPr>
             <w:r>
-              <w:t xml:space="preserve">near the core’s IF and the D-port LSU</w:t>
+              <w:t xml:space="preserve">near the core's IF and the D-port LSU</w:t>
             </w:r>
           </w:p>
         </w:tc>
@@ -5921,7 +5970,7 @@
         <w:t xml:space="preserve"> </w:t>
       </w:r>
       <w:r>
-        <w:t xml:space="preserve">0.25–0.40 mm² depending on the compiler’s density option, against 2.10 mm² of die. Memory is</w:t>
+        <w:t xml:space="preserve">0.25–0.40 mm² depending on the compiler's density option, against 2.10 mm² of die. Memory is</w:t>
       </w:r>
       <w:r>
         <w:t xml:space="preserve"> </w:t>
@@ -5944,7 +5993,7 @@
       </w:r>
     </w:p>
     <w:bookmarkEnd w:id="33"/>
-    <w:bookmarkStart w:id="34" w:name="timing-closure-and-the-fallback"/>
+    <w:bookmarkStart w:id="34" w:name="Xe69b0030f912bba813d2c159220775cbd2aacee"/>
     <w:p>
       <w:pPr>
         <w:pStyle w:val="Heading2"/>
@@ -6197,13 +6246,13 @@
         <w:t xml:space="preserve"> </w:t>
       </w:r>
       <w:r>
-        <w:t xml:space="preserve">There is no functional reason in this design; the only reason is the programme’s expectation</w:t>
-      </w:r>
-      <w:r>
-        <w:t xml:space="preserve"> </w:t>
-      </w:r>
-      <w:r>
-        <w:t xml:space="preserve">of the core’s performance.</w:t>
+        <w:t xml:space="preserve">There is no functional reason in this design; the only reason is the programme's expectation</w:t>
+      </w:r>
+      <w:r>
+        <w:t xml:space="preserve"> </w:t>
+      </w:r>
+      <w:r>
+        <w:t xml:space="preserve">of the core's performance.</w:t>
       </w:r>
     </w:p>
     <w:p>
@@ -6214,7 +6263,7 @@
       </w:r>
     </w:p>
     <w:bookmarkEnd w:id="34"/>
-    <w:bookmarkStart w:id="35" w:name="board-level-requirements"/>
+    <w:bookmarkStart w:id="35" w:name="Xd672c5520f9427caec4f7600119440b1502ab45"/>
     <w:p>
       <w:pPr>
         <w:pStyle w:val="Heading2"/>
@@ -6250,7 +6299,7 @@
     <w:tbl>
       <w:tblPr>
         <w:tblStyle w:val="Table"/>
-        <w:tblW w:type="pct" w:w="5000"/>
+        <w:tblW w:type="auto" w:w="0"/>
         <w:tblLook w:firstRow="1" w:lastRow="0" w:firstColumn="0" w:lastColumn="0" w:noHBand="0" w:noVBand="0" w:val="0020"/>
         <w:jc w:val="start"/>
       </w:tblPr>
@@ -6718,7 +6767,7 @@
       </w:r>
     </w:p>
     <w:bookmarkEnd w:id="35"/>
-    <w:bookmarkStart w:id="36" w:name="handoff-checklist"/>
+    <w:bookmarkStart w:id="36" w:name="Xa2973bd0a663f295bdeca53249c74ae0349512f"/>
     <w:p>
       <w:pPr>
         <w:pStyle w:val="Heading2"/>
@@ -6748,7 +6797,7 @@
     <w:tbl>
       <w:tblPr>
         <w:tblStyle w:val="Table"/>
-        <w:tblW w:type="pct" w:w="5000"/>
+        <w:tblW w:type="auto" w:w="0"/>
         <w:tblLook w:firstRow="1" w:lastRow="0" w:firstColumn="0" w:lastColumn="0" w:noHBand="0" w:noVBand="0" w:val="0020"/>
         <w:jc w:val="start"/>
       </w:tblPr>
@@ -7314,7 +7363,7 @@
       </w:r>
     </w:p>
     <w:bookmarkEnd w:id="36"/>
-    <w:bookmarkStart w:id="37" w:name="open-items"/>
+    <w:bookmarkStart w:id="37" w:name="Xdaf160be385f2395538bd62ce793d28a8091814"/>
     <w:p>
       <w:pPr>
         <w:pStyle w:val="Heading2"/>
@@ -7344,7 +7393,7 @@
     <w:tbl>
       <w:tblPr>
         <w:tblStyle w:val="Table"/>
-        <w:tblW w:type="pct" w:w="5000"/>
+        <w:tblW w:type="auto" w:w="0"/>
         <w:tblLook w:firstRow="1" w:lastRow="0" w:firstColumn="0" w:lastColumn="0" w:noHBand="0" w:noVBand="0" w:val="0020"/>
         <w:jc w:val="start"/>
       </w:tblPr>
@@ -7440,7 +7489,7 @@
               <w:jc w:val="left"/>
             </w:pPr>
             <w:r>
-              <w:t xml:space="preserve">PD mentor, against the programme’s pad frame</w:t>
+              <w:t xml:space="preserve">PD mentor, against the programme's pad frame</w:t>
             </w:r>
           </w:p>
         </w:tc>
@@ -7504,13 +7553,7 @@
         <w:t xml:space="preserve"> </w:t>
       </w:r>
       <w:r>
-        <w:t xml:space="preserve">“</w:t>
-      </w:r>
-      <w:r>
-        <w:t xml:space="preserve">Open items — all closed.</w:t>
-      </w:r>
-      <w:r>
-        <w:t xml:space="preserve">”</w:t>
+        <w:t xml:space="preserve">"Open items — all closed."</w:t>
       </w:r>
     </w:p>
     <w:bookmarkEnd w:id="37"/>
@@ -8258,7 +8301,7 @@
       <w:color w:themeColor="accent1" w:themeShade="BF" w:val="365F91"/>
     </w:rPr>
   </w:style>
-  <w:style w:type="paragraph" w:customStyle="1" w:styleId="SourceCode">
+  <w:style w:customStyle="1" w:styleId="SourceCode" w:type="paragraph">
     <w:name w:val="Source Code"/>
     <w:basedOn w:val="Normal"/>
     <w:link w:val="VerbatimChar"/>
@@ -8266,7 +8309,7 @@
       <w:wordWrap w:val="off"/>
     </w:pPr>
   </w:style>
-  <w:style w:type="character" w:customStyle="1" w:styleId="KeywordTok">
+  <w:style w:customStyle="1" w:styleId="KeywordTok" w:type="character">
     <w:name w:val="KeywordTok"/>
     <w:basedOn w:val="VerbatimChar"/>
     <w:rPr>
@@ -8274,77 +8317,77 @@
       <w:b/>
     </w:rPr>
   </w:style>
-  <w:style w:type="character" w:customStyle="1" w:styleId="DataTypeTok">
+  <w:style w:customStyle="1" w:styleId="DataTypeTok" w:type="character">
     <w:name w:val="DataTypeTok"/>
     <w:basedOn w:val="VerbatimChar"/>
     <w:rPr>
       <w:color w:val="902000"/>
     </w:rPr>
   </w:style>
-  <w:style w:type="character" w:customStyle="1" w:styleId="DecValTok">
+  <w:style w:customStyle="1" w:styleId="DecValTok" w:type="character">
     <w:name w:val="DecValTok"/>
     <w:basedOn w:val="VerbatimChar"/>
     <w:rPr>
       <w:color w:val="40a070"/>
     </w:rPr>
   </w:style>
-  <w:style w:type="character" w:customStyle="1" w:styleId="BaseNTok">
+  <w:style w:customStyle="1" w:styleId="BaseNTok" w:type="character">
     <w:name w:val="BaseNTok"/>
     <w:basedOn w:val="VerbatimChar"/>
     <w:rPr>
       <w:color w:val="40a070"/>
     </w:rPr>
   </w:style>
-  <w:style w:type="character" w:customStyle="1" w:styleId="FloatTok">
+  <w:style w:customStyle="1" w:styleId="FloatTok" w:type="character">
     <w:name w:val="FloatTok"/>
     <w:basedOn w:val="VerbatimChar"/>
     <w:rPr>
       <w:color w:val="40a070"/>
     </w:rPr>
   </w:style>
-  <w:style w:type="character" w:customStyle="1" w:styleId="ConstantTok">
+  <w:style w:customStyle="1" w:styleId="ConstantTok" w:type="character">
     <w:name w:val="ConstantTok"/>
     <w:basedOn w:val="VerbatimChar"/>
     <w:rPr>
       <w:color w:val="880000"/>
     </w:rPr>
   </w:style>
-  <w:style w:type="character" w:customStyle="1" w:styleId="CharTok">
+  <w:style w:customStyle="1" w:styleId="CharTok" w:type="character">
     <w:name w:val="CharTok"/>
     <w:basedOn w:val="VerbatimChar"/>
     <w:rPr>
       <w:color w:val="4070a0"/>
     </w:rPr>
   </w:style>
-  <w:style w:type="character" w:customStyle="1" w:styleId="SpecialCharTok">
+  <w:style w:customStyle="1" w:styleId="SpecialCharTok" w:type="character">
     <w:name w:val="SpecialCharTok"/>
     <w:basedOn w:val="VerbatimChar"/>
     <w:rPr>
       <w:color w:val="4070a0"/>
     </w:rPr>
   </w:style>
-  <w:style w:type="character" w:customStyle="1" w:styleId="StringTok">
+  <w:style w:customStyle="1" w:styleId="StringTok" w:type="character">
     <w:name w:val="StringTok"/>
     <w:basedOn w:val="VerbatimChar"/>
     <w:rPr>
       <w:color w:val="4070a0"/>
     </w:rPr>
   </w:style>
-  <w:style w:type="character" w:customStyle="1" w:styleId="VerbatimStringTok">
+  <w:style w:customStyle="1" w:styleId="VerbatimStringTok" w:type="character">
     <w:name w:val="VerbatimStringTok"/>
     <w:basedOn w:val="VerbatimChar"/>
     <w:rPr>
       <w:color w:val="4070a0"/>
     </w:rPr>
   </w:style>
-  <w:style w:type="character" w:customStyle="1" w:styleId="SpecialStringTok">
+  <w:style w:customStyle="1" w:styleId="SpecialStringTok" w:type="character">
     <w:name w:val="SpecialStringTok"/>
     <w:basedOn w:val="VerbatimChar"/>
     <w:rPr>
       <w:color w:val="bb6688"/>
     </w:rPr>
   </w:style>
-  <w:style w:type="character" w:customStyle="1" w:styleId="ImportTok">
+  <w:style w:customStyle="1" w:styleId="ImportTok" w:type="character">
     <w:name w:val="ImportTok"/>
     <w:basedOn w:val="VerbatimChar"/>
     <w:rPr>
@@ -8352,7 +8395,7 @@
       <w:b/>
     </w:rPr>
   </w:style>
-  <w:style w:type="character" w:customStyle="1" w:styleId="CommentTok">
+  <w:style w:customStyle="1" w:styleId="CommentTok" w:type="character">
     <w:name w:val="CommentTok"/>
     <w:basedOn w:val="VerbatimChar"/>
     <w:rPr>
@@ -8360,7 +8403,7 @@
       <w:i/>
     </w:rPr>
   </w:style>
-  <w:style w:type="character" w:customStyle="1" w:styleId="DocumentationTok">
+  <w:style w:customStyle="1" w:styleId="DocumentationTok" w:type="character">
     <w:name w:val="DocumentationTok"/>
     <w:basedOn w:val="VerbatimChar"/>
     <w:rPr>
@@ -8368,7 +8411,7 @@
       <w:i/>
     </w:rPr>
   </w:style>
-  <w:style w:type="character" w:customStyle="1" w:styleId="AnnotationTok">
+  <w:style w:customStyle="1" w:styleId="AnnotationTok" w:type="character">
     <w:name w:val="AnnotationTok"/>
     <w:basedOn w:val="VerbatimChar"/>
     <w:rPr>
@@ -8377,7 +8420,7 @@
       <w:i/>
     </w:rPr>
   </w:style>
-  <w:style w:type="character" w:customStyle="1" w:styleId="CommentVarTok">
+  <w:style w:customStyle="1" w:styleId="CommentVarTok" w:type="character">
     <w:name w:val="CommentVarTok"/>
     <w:basedOn w:val="VerbatimChar"/>
     <w:rPr>
@@ -8386,28 +8429,28 @@
       <w:i/>
     </w:rPr>
   </w:style>
-  <w:style w:type="character" w:customStyle="1" w:styleId="OtherTok">
+  <w:style w:customStyle="1" w:styleId="OtherTok" w:type="character">
     <w:name w:val="OtherTok"/>
     <w:basedOn w:val="VerbatimChar"/>
     <w:rPr>
       <w:color w:val="007020"/>
     </w:rPr>
   </w:style>
-  <w:style w:type="character" w:customStyle="1" w:styleId="FunctionTok">
+  <w:style w:customStyle="1" w:styleId="FunctionTok" w:type="character">
     <w:name w:val="FunctionTok"/>
     <w:basedOn w:val="VerbatimChar"/>
     <w:rPr>
       <w:color w:val="06287e"/>
     </w:rPr>
   </w:style>
-  <w:style w:type="character" w:customStyle="1" w:styleId="VariableTok">
+  <w:style w:customStyle="1" w:styleId="VariableTok" w:type="character">
     <w:name w:val="VariableTok"/>
     <w:basedOn w:val="VerbatimChar"/>
     <w:rPr>
       <w:color w:val="19177c"/>
     </w:rPr>
   </w:style>
-  <w:style w:type="character" w:customStyle="1" w:styleId="ControlFlowTok">
+  <w:style w:customStyle="1" w:styleId="ControlFlowTok" w:type="character">
     <w:name w:val="ControlFlowTok"/>
     <w:basedOn w:val="VerbatimChar"/>
     <w:rPr>
@@ -8415,45 +8458,45 @@
       <w:b/>
     </w:rPr>
   </w:style>
-  <w:style w:type="character" w:customStyle="1" w:styleId="OperatorTok">
+  <w:style w:customStyle="1" w:styleId="OperatorTok" w:type="character">
     <w:name w:val="OperatorTok"/>
     <w:basedOn w:val="VerbatimChar"/>
     <w:rPr>
       <w:color w:val="666666"/>
     </w:rPr>
   </w:style>
-  <w:style w:type="character" w:customStyle="1" w:styleId="BuiltInTok">
+  <w:style w:customStyle="1" w:styleId="BuiltInTok" w:type="character">
     <w:name w:val="BuiltInTok"/>
     <w:basedOn w:val="VerbatimChar"/>
     <w:rPr>
       <w:color w:val="008000"/>
     </w:rPr>
   </w:style>
-  <w:style w:type="character" w:customStyle="1" w:styleId="ExtensionTok">
+  <w:style w:customStyle="1" w:styleId="ExtensionTok" w:type="character">
     <w:name w:val="ExtensionTok"/>
     <w:basedOn w:val="VerbatimChar"/>
     <w:rPr/>
   </w:style>
-  <w:style w:type="character" w:customStyle="1" w:styleId="PreprocessorTok">
+  <w:style w:customStyle="1" w:styleId="PreprocessorTok" w:type="character">
     <w:name w:val="PreprocessorTok"/>
     <w:basedOn w:val="VerbatimChar"/>
     <w:rPr>
       <w:color w:val="bc7a00"/>
     </w:rPr>
   </w:style>
-  <w:style w:type="character" w:customStyle="1" w:styleId="AttributeTok">
+  <w:style w:customStyle="1" w:styleId="AttributeTok" w:type="character">
     <w:name w:val="AttributeTok"/>
     <w:basedOn w:val="VerbatimChar"/>
     <w:rPr>
       <w:color w:val="7d9029"/>
     </w:rPr>
   </w:style>
-  <w:style w:type="character" w:customStyle="1" w:styleId="RegionMarkerTok">
+  <w:style w:customStyle="1" w:styleId="RegionMarkerTok" w:type="character">
     <w:name w:val="RegionMarkerTok"/>
     <w:basedOn w:val="VerbatimChar"/>
     <w:rPr/>
   </w:style>
-  <w:style w:type="character" w:customStyle="1" w:styleId="InformationTok">
+  <w:style w:customStyle="1" w:styleId="InformationTok" w:type="character">
     <w:name w:val="InformationTok"/>
     <w:basedOn w:val="VerbatimChar"/>
     <w:rPr>
@@ -8462,7 +8505,7 @@
       <w:i/>
     </w:rPr>
   </w:style>
-  <w:style w:type="character" w:customStyle="1" w:styleId="WarningTok">
+  <w:style w:customStyle="1" w:styleId="WarningTok" w:type="character">
     <w:name w:val="WarningTok"/>
     <w:basedOn w:val="VerbatimChar"/>
     <w:rPr>
@@ -8471,7 +8514,7 @@
       <w:i/>
     </w:rPr>
   </w:style>
-  <w:style w:type="character" w:customStyle="1" w:styleId="AlertTok">
+  <w:style w:customStyle="1" w:styleId="AlertTok" w:type="character">
     <w:name w:val="AlertTok"/>
     <w:basedOn w:val="VerbatimChar"/>
     <w:rPr>
@@ -8479,7 +8522,7 @@
       <w:b/>
     </w:rPr>
   </w:style>
-  <w:style w:type="character" w:customStyle="1" w:styleId="ErrorTok">
+  <w:style w:customStyle="1" w:styleId="ErrorTok" w:type="character">
     <w:name w:val="ErrorTok"/>
     <w:basedOn w:val="VerbatimChar"/>
     <w:rPr>
@@ -8487,7 +8530,7 @@
       <w:b/>
     </w:rPr>
   </w:style>
-  <w:style w:type="character" w:customStyle="1" w:styleId="NormalTok">
+  <w:style w:customStyle="1" w:styleId="NormalTok" w:type="character">
     <w:name w:val="NormalTok"/>
     <w:basedOn w:val="VerbatimChar"/>
     <w:rPr/>

--- a/Design_Docs/GARUDA-PHYS-SPEC-001.docx
+++ b/Design_Docs/GARUDA-PHYS-SPEC-001.docx
@@ -2,41 +2,44 @@
 <file path=word/document.xml><?xml version="1.0" encoding="utf-8"?>
 <w:document xmlns:w="http://schemas.openxmlformats.org/wordprocessingml/2006/main" xmlns:m="http://schemas.openxmlformats.org/officeDocument/2006/math" xmlns:r="http://schemas.openxmlformats.org/officeDocument/2006/relationships" xmlns:o="urn:schemas-microsoft-com:office:office" xmlns:v="urn:schemas-microsoft-com:vml" xmlns:w10="urn:schemas-microsoft-com:office:word" xmlns:a="http://schemas.openxmlformats.org/drawingml/2006/main" xmlns:pic="http://schemas.openxmlformats.org/drawingml/2006/picture" xmlns:wp="http://schemas.openxmlformats.org/drawingml/2006/wordprocessingDrawing">
   <w:body>
-    <w:bookmarkStart w:id="38" w:name="Xec3d8f82fa8f0acef5d11b56e414fa588afc58d"/>
     <w:p>
       <w:pPr>
         <w:pStyle w:val="Heading1"/>
       </w:pPr>
+      <w:bookmarkStart w:id="20" w:name="Xec3d8f82fa8f0acef5d11b56e414fa588afc58d"/>
       <w:r>
         <w:t xml:space="preserve">GARUDA Pin-out and Physical Constraints — Specification</w:t>
       </w:r>
+      <w:bookmarkEnd w:id="20"/>
     </w:p>
-    <w:bookmarkStart w:id="20" w:name="Xee8498aa8c87dd42cd65edb36b9d23d240ee498"/>
     <w:p>
       <w:pPr>
         <w:pStyle w:val="Heading2"/>
       </w:pPr>
+      <w:bookmarkStart w:id="21" w:name="Xee8498aa8c87dd42cd65edb36b9d23d240ee498"/>
       <w:r>
         <w:t xml:space="preserve">0.1 Identity</w:t>
       </w:r>
+      <w:bookmarkEnd w:id="21"/>
     </w:p>
     <w:tbl>
       <w:tblPr>
         <w:tblStyle w:val="Table"/>
-        <w:tblW w:type="auto" w:w="0"/>
-        <w:tblLook w:firstRow="1" w:lastRow="0" w:firstColumn="0" w:lastColumn="0" w:noHBand="0" w:noVBand="0" w:val="0020"/>
-        <w:jc w:val="start"/>
+        <w:tblW w:type="pct" w:w="0.0"/>
+        <w:tblLook w:firstRow="1"/>
       </w:tblPr>
-      <w:tblGrid>
-        <w:gridCol w:w="3960"/>
-        <w:gridCol w:w="3960"/>
-      </w:tblGrid>
+      <w:tblGrid/>
       <w:tr>
         <w:trPr>
-          <w:tblHeader w:val="true"/>
+          <w:cnfStyle w:firstRow="1"/>
         </w:trPr>
         <w:tc>
-          <w:tcPr/>
+          <w:tcPr>
+            <w:tcBorders>
+              <w:bottom w:val="single"/>
+            </w:tcBorders>
+            <w:vAlign w:val="bottom"/>
+          </w:tcPr>
           <w:p>
             <w:pPr>
               <w:pStyle w:val="Compact"/>
@@ -48,7 +51,12 @@
           </w:p>
         </w:tc>
         <w:tc>
-          <w:tcPr/>
+          <w:tcPr>
+            <w:tcBorders>
+              <w:bottom w:val="single"/>
+            </w:tcBorders>
+            <w:vAlign w:val="bottom"/>
+          </w:tcPr>
           <w:p>
             <w:pPr>
               <w:pStyle w:val="Compact"/>
@@ -62,7 +70,6 @@
       </w:tr>
       <w:tr>
         <w:tc>
-          <w:tcPr/>
           <w:p>
             <w:pPr>
               <w:pStyle w:val="Compact"/>
@@ -74,7 +81,6 @@
           </w:p>
         </w:tc>
         <w:tc>
-          <w:tcPr/>
           <w:p>
             <w:pPr>
               <w:pStyle w:val="Compact"/>
@@ -88,7 +94,6 @@
       </w:tr>
       <w:tr>
         <w:tc>
-          <w:tcPr/>
           <w:p>
             <w:pPr>
               <w:pStyle w:val="Compact"/>
@@ -100,7 +105,6 @@
           </w:p>
         </w:tc>
         <w:tc>
-          <w:tcPr/>
           <w:p>
             <w:pPr>
               <w:pStyle w:val="Compact"/>
@@ -114,7 +118,6 @@
       </w:tr>
       <w:tr>
         <w:tc>
-          <w:tcPr/>
           <w:p>
             <w:pPr>
               <w:pStyle w:val="Compact"/>
@@ -126,7 +129,6 @@
           </w:p>
         </w:tc>
         <w:tc>
-          <w:tcPr/>
           <w:p>
             <w:pPr>
               <w:pStyle w:val="Compact"/>
@@ -140,7 +142,6 @@
       </w:tr>
       <w:tr>
         <w:tc>
-          <w:tcPr/>
           <w:p>
             <w:pPr>
               <w:pStyle w:val="Compact"/>
@@ -152,7 +153,6 @@
           </w:p>
         </w:tc>
         <w:tc>
-          <w:tcPr/>
           <w:p>
             <w:pPr>
               <w:pStyle w:val="Compact"/>
@@ -166,7 +166,6 @@
       </w:tr>
       <w:tr>
         <w:tc>
-          <w:tcPr/>
           <w:p>
             <w:pPr>
               <w:pStyle w:val="Compact"/>
@@ -178,7 +177,6 @@
           </w:p>
         </w:tc>
         <w:tc>
-          <w:tcPr/>
           <w:p>
             <w:pPr>
               <w:pStyle w:val="Compact"/>
@@ -192,7 +190,6 @@
       </w:tr>
       <w:tr>
         <w:tc>
-          <w:tcPr/>
           <w:p>
             <w:pPr>
               <w:pStyle w:val="Compact"/>
@@ -204,7 +201,6 @@
           </w:p>
         </w:tc>
         <w:tc>
-          <w:tcPr/>
           <w:p>
             <w:pPr>
               <w:pStyle w:val="Compact"/>
@@ -218,7 +214,6 @@
       </w:tr>
       <w:tr>
         <w:tc>
-          <w:tcPr/>
           <w:p>
             <w:pPr>
               <w:pStyle w:val="Compact"/>
@@ -230,7 +225,6 @@
           </w:p>
         </w:tc>
         <w:tc>
-          <w:tcPr/>
           <w:p>
             <w:pPr>
               <w:pStyle w:val="Compact"/>
@@ -243,15 +237,15 @@
         </w:tc>
       </w:tr>
     </w:tbl>
-    <w:bookmarkEnd w:id="20"/>
-    <w:bookmarkStart w:id="21" w:name="X5bbc33f9456c9007db3eb37ce7e72b2782af5b7"/>
     <w:p>
       <w:pPr>
         <w:pStyle w:val="Heading2"/>
       </w:pPr>
+      <w:bookmarkStart w:id="22" w:name="X5bbc33f9456c9007db3eb37ce7e72b2782af5b7"/>
       <w:r>
         <w:t xml:space="preserve">0.2 Why this document exists</w:t>
       </w:r>
+      <w:bookmarkEnd w:id="22"/>
     </w:p>
     <w:p>
       <w:pPr>
@@ -305,15 +299,15 @@
         <w:t xml:space="preserve">would not find them. They are collected here so the GDSII handoff is one package.</w:t>
       </w:r>
     </w:p>
-    <w:bookmarkEnd w:id="21"/>
-    <w:bookmarkStart w:id="22" w:name="X7d72cd5e2ccd5281d575eeaae2e7a05cbe542e8"/>
     <w:p>
       <w:pPr>
         <w:pStyle w:val="Heading2"/>
       </w:pPr>
+      <w:bookmarkStart w:id="23" w:name="X7d72cd5e2ccd5281d575eeaae2e7a05cbe542e8"/>
       <w:r>
         <w:t xml:space="preserve">0.3 Normative references</w:t>
       </w:r>
+      <w:bookmarkEnd w:id="23"/>
     </w:p>
     <w:p>
       <w:pPr>
@@ -397,34 +391,34 @@
         </w:pict>
       </w:r>
     </w:p>
-    <w:bookmarkEnd w:id="22"/>
-    <w:bookmarkStart w:id="23" w:name="X0f5d5c4340653fa8f71823c65baa64efb3076ae"/>
     <w:p>
       <w:pPr>
         <w:pStyle w:val="Heading2"/>
       </w:pPr>
+      <w:bookmarkStart w:id="24" w:name="X0f5d5c4340653fa8f71823c65baa64efb3076ae"/>
       <w:r>
         <w:t xml:space="preserve">1 Die and package</w:t>
       </w:r>
+      <w:bookmarkEnd w:id="24"/>
     </w:p>
     <w:tbl>
       <w:tblPr>
         <w:tblStyle w:val="Table"/>
-        <w:tblW w:type="auto" w:w="0"/>
-        <w:tblLook w:firstRow="1" w:lastRow="0" w:firstColumn="0" w:lastColumn="0" w:noHBand="0" w:noVBand="0" w:val="0020"/>
-        <w:jc w:val="start"/>
+        <w:tblW w:type="pct" w:w="0.0"/>
+        <w:tblLook w:firstRow="1"/>
       </w:tblPr>
-      <w:tblGrid>
-        <w:gridCol w:w="2640"/>
-        <w:gridCol w:w="2640"/>
-        <w:gridCol w:w="2640"/>
-      </w:tblGrid>
+      <w:tblGrid/>
       <w:tr>
         <w:trPr>
-          <w:tblHeader w:val="true"/>
+          <w:cnfStyle w:firstRow="1"/>
         </w:trPr>
         <w:tc>
-          <w:tcPr/>
+          <w:tcPr>
+            <w:tcBorders>
+              <w:bottom w:val="single"/>
+            </w:tcBorders>
+            <w:vAlign w:val="bottom"/>
+          </w:tcPr>
           <w:p>
             <w:pPr>
               <w:pStyle w:val="Compact"/>
@@ -436,7 +430,12 @@
           </w:p>
         </w:tc>
         <w:tc>
-          <w:tcPr/>
+          <w:tcPr>
+            <w:tcBorders>
+              <w:bottom w:val="single"/>
+            </w:tcBorders>
+            <w:vAlign w:val="bottom"/>
+          </w:tcPr>
           <w:p>
             <w:pPr>
               <w:pStyle w:val="Compact"/>
@@ -448,7 +447,12 @@
           </w:p>
         </w:tc>
         <w:tc>
-          <w:tcPr/>
+          <w:tcPr>
+            <w:tcBorders>
+              <w:bottom w:val="single"/>
+            </w:tcBorders>
+            <w:vAlign w:val="bottom"/>
+          </w:tcPr>
           <w:p>
             <w:pPr>
               <w:pStyle w:val="Compact"/>
@@ -462,7 +466,6 @@
       </w:tr>
       <w:tr>
         <w:tc>
-          <w:tcPr/>
           <w:p>
             <w:pPr>
               <w:pStyle w:val="Compact"/>
@@ -474,7 +477,6 @@
           </w:p>
         </w:tc>
         <w:tc>
-          <w:tcPr/>
           <w:p>
             <w:pPr>
               <w:pStyle w:val="Compact"/>
@@ -486,7 +488,6 @@
           </w:p>
         </w:tc>
         <w:tc>
-          <w:tcPr/>
           <w:p>
             <w:pPr>
               <w:pStyle w:val="Compact"/>
@@ -500,7 +501,6 @@
       </w:tr>
       <w:tr>
         <w:tc>
-          <w:tcPr/>
           <w:p>
             <w:pPr>
               <w:pStyle w:val="Compact"/>
@@ -512,7 +512,6 @@
           </w:p>
         </w:tc>
         <w:tc>
-          <w:tcPr/>
           <w:p>
             <w:pPr>
               <w:pStyle w:val="Compact"/>
@@ -524,7 +523,6 @@
           </w:p>
         </w:tc>
         <w:tc>
-          <w:tcPr/>
           <w:p>
             <w:pPr>
               <w:pStyle w:val="Compact"/>
@@ -538,7 +536,6 @@
       </w:tr>
       <w:tr>
         <w:tc>
-          <w:tcPr/>
           <w:p>
             <w:pPr>
               <w:pStyle w:val="Compact"/>
@@ -550,7 +547,6 @@
           </w:p>
         </w:tc>
         <w:tc>
-          <w:tcPr/>
           <w:p>
             <w:pPr>
               <w:pStyle w:val="Compact"/>
@@ -562,7 +558,6 @@
           </w:p>
         </w:tc>
         <w:tc>
-          <w:tcPr/>
           <w:p>
             <w:pPr>
               <w:pStyle w:val="Compact"/>
@@ -576,7 +571,6 @@
       </w:tr>
       <w:tr>
         <w:tc>
-          <w:tcPr/>
           <w:p>
             <w:pPr>
               <w:pStyle w:val="Compact"/>
@@ -588,7 +582,6 @@
           </w:p>
         </w:tc>
         <w:tc>
-          <w:tcPr/>
           <w:p>
             <w:pPr>
               <w:pStyle w:val="Compact"/>
@@ -600,7 +593,6 @@
           </w:p>
         </w:tc>
         <w:tc>
-          <w:tcPr/>
           <w:p>
             <w:pPr>
               <w:pStyle w:val="Compact"/>
@@ -614,7 +606,6 @@
       </w:tr>
       <w:tr>
         <w:tc>
-          <w:tcPr/>
           <w:p>
             <w:pPr>
               <w:pStyle w:val="Compact"/>
@@ -626,7 +617,6 @@
           </w:p>
         </w:tc>
         <w:tc>
-          <w:tcPr/>
           <w:p>
             <w:pPr>
               <w:pStyle w:val="Compact"/>
@@ -638,7 +628,6 @@
           </w:p>
         </w:tc>
         <w:tc>
-          <w:tcPr/>
           <w:p>
             <w:pPr>
               <w:pStyle w:val="Compact"/>
@@ -652,7 +641,6 @@
       </w:tr>
       <w:tr>
         <w:tc>
-          <w:tcPr/>
           <w:p>
             <w:pPr>
               <w:pStyle w:val="Compact"/>
@@ -664,7 +652,6 @@
           </w:p>
         </w:tc>
         <w:tc>
-          <w:tcPr/>
           <w:p>
             <w:pPr>
               <w:pStyle w:val="Compact"/>
@@ -676,7 +663,6 @@
           </w:p>
         </w:tc>
         <w:tc>
-          <w:tcPr/>
           <w:p>
             <w:pPr>
               <w:pStyle w:val="Compact"/>
@@ -690,7 +676,6 @@
       </w:tr>
       <w:tr>
         <w:tc>
-          <w:tcPr/>
           <w:p>
             <w:pPr>
               <w:pStyle w:val="Compact"/>
@@ -702,7 +687,6 @@
           </w:p>
         </w:tc>
         <w:tc>
-          <w:tcPr/>
           <w:p>
             <w:pPr>
               <w:pStyle w:val="Compact"/>
@@ -714,7 +698,6 @@
           </w:p>
         </w:tc>
         <w:tc>
-          <w:tcPr/>
           <w:p>
             <w:pPr>
               <w:pStyle w:val="Compact"/>
@@ -733,7 +716,6 @@
       </w:pPr>
       <w:r>
         <w:rPr>
-          <w:bCs/>
           <w:b/>
         </w:rPr>
         <w:t xml:space="preserve">[N-1.1]</w:t>
@@ -764,15 +746,15 @@
         </w:pict>
       </w:r>
     </w:p>
-    <w:bookmarkEnd w:id="23"/>
-    <w:bookmarkStart w:id="24" w:name="Xe07f600398cd2a06abda1d894699192e1fd62c6"/>
     <w:p>
       <w:pPr>
         <w:pStyle w:val="Heading2"/>
       </w:pPr>
+      <w:bookmarkStart w:id="25" w:name="Xe07f600398cd2a06abda1d894699192e1fd62c6"/>
       <w:r>
         <w:t xml:space="preserve">2 The signal-pin budget and why it is 28</w:t>
       </w:r>
+      <w:bookmarkEnd w:id="25"/>
     </w:p>
     <w:p>
       <w:pPr>
@@ -780,7 +762,6 @@
       </w:pPr>
       <w:r>
         <w:rPr>
-          <w:bCs/>
           <w:b/>
         </w:rPr>
         <w:t xml:space="preserve">[N-2.1]</w:t>
@@ -798,7 +779,6 @@
       </w:pPr>
       <w:r>
         <w:rPr>
-          <w:bCs/>
           <w:b/>
         </w:rPr>
         <w:t xml:space="preserve">[N-2.2]</w:t>
@@ -846,7 +826,6 @@
       </w:pPr>
       <w:r>
         <w:rPr>
-          <w:bCs/>
           <w:b/>
         </w:rPr>
         <w:t xml:space="preserve">[N-2.3]</w:t>
@@ -888,7 +867,6 @@
       </w:pPr>
       <w:r>
         <w:rPr>
-          <w:bCs/>
           <w:b/>
         </w:rPr>
         <w:t xml:space="preserve">[N-2.4]</w:t>
@@ -898,7 +876,6 @@
       </w:r>
       <w:r>
         <w:rPr>
-          <w:bCs/>
           <w:b/>
         </w:rPr>
         <w:t xml:space="preserve">Action for the PD mentor:</w:t>
@@ -929,24 +906,25 @@
         </w:pict>
       </w:r>
     </w:p>
-    <w:bookmarkEnd w:id="24"/>
-    <w:bookmarkStart w:id="27" w:name="Xb01037bb2e1a7a8c9baf51955a4b3c00c3ff850"/>
     <w:p>
       <w:pPr>
         <w:pStyle w:val="Heading2"/>
       </w:pPr>
+      <w:bookmarkStart w:id="26" w:name="Xb01037bb2e1a7a8c9baf51955a4b3c00c3ff850"/>
       <w:r>
         <w:t xml:space="preserve">3 Pin allocation</w:t>
       </w:r>
+      <w:bookmarkEnd w:id="26"/>
     </w:p>
-    <w:bookmarkStart w:id="25" w:name="Xf89d684f6feaf11524a72bc1e628556c0692829"/>
     <w:p>
       <w:pPr>
         <w:pStyle w:val="Heading3"/>
       </w:pPr>
+      <w:bookmarkStart w:id="27" w:name="Xf89d684f6feaf11524a72bc1e628556c0692829"/>
       <w:r>
         <w:t xml:space="preserve">3.1 The 28-pin configuration (baseline)</w:t>
       </w:r>
+      <w:bookmarkEnd w:id="27"/>
     </w:p>
     <w:p>
       <w:pPr>
@@ -980,24 +958,21 @@
     <w:tbl>
       <w:tblPr>
         <w:tblStyle w:val="Table"/>
-        <w:tblW w:type="auto" w:w="0"/>
-        <w:tblLook w:firstRow="1" w:lastRow="0" w:firstColumn="0" w:lastColumn="0" w:noHBand="0" w:noVBand="0" w:val="0020"/>
-        <w:jc w:val="start"/>
+        <w:tblW w:type="pct" w:w="0.0"/>
+        <w:tblLook w:firstRow="1"/>
       </w:tblPr>
-      <w:tblGrid>
-        <w:gridCol w:w="1320"/>
-        <w:gridCol w:w="1320"/>
-        <w:gridCol w:w="1320"/>
-        <w:gridCol w:w="1320"/>
-        <w:gridCol w:w="1320"/>
-        <w:gridCol w:w="1320"/>
-      </w:tblGrid>
+      <w:tblGrid/>
       <w:tr>
         <w:trPr>
-          <w:tblHeader w:val="true"/>
+          <w:cnfStyle w:firstRow="1"/>
         </w:trPr>
         <w:tc>
-          <w:tcPr/>
+          <w:tcPr>
+            <w:tcBorders>
+              <w:bottom w:val="single"/>
+            </w:tcBorders>
+            <w:vAlign w:val="bottom"/>
+          </w:tcPr>
           <w:p>
             <w:pPr>
               <w:pStyle w:val="Compact"/>
@@ -1009,7 +984,12 @@
           </w:p>
         </w:tc>
         <w:tc>
-          <w:tcPr/>
+          <w:tcPr>
+            <w:tcBorders>
+              <w:bottom w:val="single"/>
+            </w:tcBorders>
+            <w:vAlign w:val="bottom"/>
+          </w:tcPr>
           <w:p>
             <w:pPr>
               <w:pStyle w:val="Compact"/>
@@ -1021,7 +1001,12 @@
           </w:p>
         </w:tc>
         <w:tc>
-          <w:tcPr/>
+          <w:tcPr>
+            <w:tcBorders>
+              <w:bottom w:val="single"/>
+            </w:tcBorders>
+            <w:vAlign w:val="bottom"/>
+          </w:tcPr>
           <w:p>
             <w:pPr>
               <w:pStyle w:val="Compact"/>
@@ -1033,7 +1018,12 @@
           </w:p>
         </w:tc>
         <w:tc>
-          <w:tcPr/>
+          <w:tcPr>
+            <w:tcBorders>
+              <w:bottom w:val="single"/>
+            </w:tcBorders>
+            <w:vAlign w:val="bottom"/>
+          </w:tcPr>
           <w:p>
             <w:pPr>
               <w:pStyle w:val="Compact"/>
@@ -1045,7 +1035,12 @@
           </w:p>
         </w:tc>
         <w:tc>
-          <w:tcPr/>
+          <w:tcPr>
+            <w:tcBorders>
+              <w:bottom w:val="single"/>
+            </w:tcBorders>
+            <w:vAlign w:val="bottom"/>
+          </w:tcPr>
           <w:p>
             <w:pPr>
               <w:pStyle w:val="Compact"/>
@@ -1057,7 +1052,12 @@
           </w:p>
         </w:tc>
         <w:tc>
-          <w:tcPr/>
+          <w:tcPr>
+            <w:tcBorders>
+              <w:bottom w:val="single"/>
+            </w:tcBorders>
+            <w:vAlign w:val="bottom"/>
+          </w:tcPr>
           <w:p>
             <w:pPr>
               <w:pStyle w:val="Compact"/>
@@ -1071,7 +1071,6 @@
       </w:tr>
       <w:tr>
         <w:tc>
-          <w:tcPr/>
           <w:p>
             <w:pPr>
               <w:pStyle w:val="Compact"/>
@@ -1083,7 +1082,6 @@
           </w:p>
         </w:tc>
         <w:tc>
-          <w:tcPr/>
           <w:p>
             <w:pPr>
               <w:pStyle w:val="Compact"/>
@@ -1098,7 +1096,6 @@
           </w:p>
         </w:tc>
         <w:tc>
-          <w:tcPr/>
           <w:p>
             <w:pPr>
               <w:pStyle w:val="Compact"/>
@@ -1110,15 +1107,13 @@
           </w:p>
         </w:tc>
         <w:tc>
-          <w:tcPr/>
-          <w:p>
-            <w:pPr>
-              <w:pStyle w:val="Compact"/>
-              <w:jc w:val="left"/>
-            </w:pPr>
-            <w:r>
-              <w:rPr>
-                <w:bCs/>
+          <w:p>
+            <w:pPr>
+              <w:pStyle w:val="Compact"/>
+              <w:jc w:val="left"/>
+            </w:pPr>
+            <w:r>
+              <w:rPr>
                 <w:b/>
               </w:rPr>
               <w:t xml:space="preserve">fast/differential-capable</w:t>
@@ -1126,7 +1121,6 @@
           </w:p>
         </w:tc>
         <w:tc>
-          <w:tcPr/>
           <w:p>
             <w:pPr>
               <w:pStyle w:val="Compact"/>
@@ -1138,7 +1132,6 @@
           </w:p>
         </w:tc>
         <w:tc>
-          <w:tcPr/>
           <w:p>
             <w:pPr>
               <w:pStyle w:val="Compact"/>
@@ -1152,7 +1145,6 @@
       </w:tr>
       <w:tr>
         <w:tc>
-          <w:tcPr/>
           <w:p>
             <w:pPr>
               <w:pStyle w:val="Compact"/>
@@ -1164,7 +1156,6 @@
           </w:p>
         </w:tc>
         <w:tc>
-          <w:tcPr/>
           <w:p>
             <w:pPr>
               <w:pStyle w:val="Compact"/>
@@ -1179,7 +1170,6 @@
           </w:p>
         </w:tc>
         <w:tc>
-          <w:tcPr/>
           <w:p>
             <w:pPr>
               <w:pStyle w:val="Compact"/>
@@ -1191,7 +1181,6 @@
           </w:p>
         </w:tc>
         <w:tc>
-          <w:tcPr/>
           <w:p>
             <w:pPr>
               <w:pStyle w:val="Compact"/>
@@ -1203,7 +1192,6 @@
           </w:p>
         </w:tc>
         <w:tc>
-          <w:tcPr/>
           <w:p>
             <w:pPr>
               <w:pStyle w:val="Compact"/>
@@ -1215,7 +1203,6 @@
           </w:p>
         </w:tc>
         <w:tc>
-          <w:tcPr/>
           <w:p>
             <w:pPr>
               <w:pStyle w:val="Compact"/>
@@ -1229,7 +1216,6 @@
       </w:tr>
       <w:tr>
         <w:tc>
-          <w:tcPr/>
           <w:p>
             <w:pPr>
               <w:pStyle w:val="Compact"/>
@@ -1241,7 +1227,6 @@
           </w:p>
         </w:tc>
         <w:tc>
-          <w:tcPr/>
           <w:p>
             <w:pPr>
               <w:pStyle w:val="Compact"/>
@@ -1256,7 +1241,6 @@
           </w:p>
         </w:tc>
         <w:tc>
-          <w:tcPr/>
           <w:p>
             <w:pPr>
               <w:pStyle w:val="Compact"/>
@@ -1268,7 +1252,6 @@
           </w:p>
         </w:tc>
         <w:tc>
-          <w:tcPr/>
           <w:p>
             <w:pPr>
               <w:pStyle w:val="Compact"/>
@@ -1280,7 +1263,6 @@
           </w:p>
         </w:tc>
         <w:tc>
-          <w:tcPr/>
           <w:p>
             <w:pPr>
               <w:pStyle w:val="Compact"/>
@@ -1292,7 +1274,6 @@
           </w:p>
         </w:tc>
         <w:tc>
-          <w:tcPr/>
           <w:p>
             <w:pPr>
               <w:pStyle w:val="Compact"/>
@@ -1306,7 +1287,6 @@
       </w:tr>
       <w:tr>
         <w:tc>
-          <w:tcPr/>
           <w:p>
             <w:pPr>
               <w:pStyle w:val="Compact"/>
@@ -1318,7 +1298,6 @@
           </w:p>
         </w:tc>
         <w:tc>
-          <w:tcPr/>
           <w:p>
             <w:pPr>
               <w:pStyle w:val="Compact"/>
@@ -1333,7 +1312,6 @@
           </w:p>
         </w:tc>
         <w:tc>
-          <w:tcPr/>
           <w:p>
             <w:pPr>
               <w:pStyle w:val="Compact"/>
@@ -1345,7 +1323,6 @@
           </w:p>
         </w:tc>
         <w:tc>
-          <w:tcPr/>
           <w:p>
             <w:pPr>
               <w:pStyle w:val="Compact"/>
@@ -1357,7 +1334,6 @@
           </w:p>
         </w:tc>
         <w:tc>
-          <w:tcPr/>
           <w:p>
             <w:pPr>
               <w:pStyle w:val="Compact"/>
@@ -1369,7 +1345,6 @@
           </w:p>
         </w:tc>
         <w:tc>
-          <w:tcPr/>
           <w:p>
             <w:pPr>
               <w:pStyle w:val="Compact"/>
@@ -1383,7 +1358,6 @@
       </w:tr>
       <w:tr>
         <w:tc>
-          <w:tcPr/>
           <w:p>
             <w:pPr>
               <w:pStyle w:val="Compact"/>
@@ -1395,7 +1369,6 @@
           </w:p>
         </w:tc>
         <w:tc>
-          <w:tcPr/>
           <w:p>
             <w:pPr>
               <w:pStyle w:val="Compact"/>
@@ -1410,7 +1383,6 @@
           </w:p>
         </w:tc>
         <w:tc>
-          <w:tcPr/>
           <w:p>
             <w:pPr>
               <w:pStyle w:val="Compact"/>
@@ -1422,7 +1394,6 @@
           </w:p>
         </w:tc>
         <w:tc>
-          <w:tcPr/>
           <w:p>
             <w:pPr>
               <w:pStyle w:val="Compact"/>
@@ -1434,7 +1405,6 @@
           </w:p>
         </w:tc>
         <w:tc>
-          <w:tcPr/>
           <w:p>
             <w:pPr>
               <w:pStyle w:val="Compact"/>
@@ -1446,7 +1416,6 @@
           </w:p>
         </w:tc>
         <w:tc>
-          <w:tcPr/>
           <w:p>
             <w:pPr>
               <w:pStyle w:val="Compact"/>
@@ -1460,7 +1429,6 @@
       </w:tr>
       <w:tr>
         <w:tc>
-          <w:tcPr/>
           <w:p>
             <w:pPr>
               <w:pStyle w:val="Compact"/>
@@ -1472,7 +1440,6 @@
           </w:p>
         </w:tc>
         <w:tc>
-          <w:tcPr/>
           <w:p>
             <w:pPr>
               <w:pStyle w:val="Compact"/>
@@ -1487,7 +1454,6 @@
           </w:p>
         </w:tc>
         <w:tc>
-          <w:tcPr/>
           <w:p>
             <w:pPr>
               <w:pStyle w:val="Compact"/>
@@ -1499,7 +1465,6 @@
           </w:p>
         </w:tc>
         <w:tc>
-          <w:tcPr/>
           <w:p>
             <w:pPr>
               <w:pStyle w:val="Compact"/>
@@ -1511,7 +1476,6 @@
           </w:p>
         </w:tc>
         <w:tc>
-          <w:tcPr/>
           <w:p>
             <w:pPr>
               <w:pStyle w:val="Compact"/>
@@ -1523,7 +1487,6 @@
           </w:p>
         </w:tc>
         <w:tc>
-          <w:tcPr/>
           <w:p>
             <w:pPr>
               <w:pStyle w:val="Compact"/>
@@ -1537,7 +1500,6 @@
       </w:tr>
       <w:tr>
         <w:tc>
-          <w:tcPr/>
           <w:p>
             <w:pPr>
               <w:pStyle w:val="Compact"/>
@@ -1549,7 +1511,6 @@
           </w:p>
         </w:tc>
         <w:tc>
-          <w:tcPr/>
           <w:p>
             <w:pPr>
               <w:pStyle w:val="Compact"/>
@@ -1564,7 +1525,6 @@
           </w:p>
         </w:tc>
         <w:tc>
-          <w:tcPr/>
           <w:p>
             <w:pPr>
               <w:pStyle w:val="Compact"/>
@@ -1576,7 +1536,6 @@
           </w:p>
         </w:tc>
         <w:tc>
-          <w:tcPr/>
           <w:p>
             <w:pPr>
               <w:pStyle w:val="Compact"/>
@@ -1588,7 +1547,6 @@
           </w:p>
         </w:tc>
         <w:tc>
-          <w:tcPr/>
           <w:p>
             <w:pPr>
               <w:pStyle w:val="Compact"/>
@@ -1600,7 +1558,6 @@
           </w:p>
         </w:tc>
         <w:tc>
-          <w:tcPr/>
           <w:p>
             <w:pPr>
               <w:pStyle w:val="Compact"/>
@@ -1614,7 +1571,6 @@
       </w:tr>
       <w:tr>
         <w:tc>
-          <w:tcPr/>
           <w:p>
             <w:pPr>
               <w:pStyle w:val="Compact"/>
@@ -1626,7 +1582,6 @@
           </w:p>
         </w:tc>
         <w:tc>
-          <w:tcPr/>
           <w:p>
             <w:pPr>
               <w:pStyle w:val="Compact"/>
@@ -1641,7 +1596,6 @@
           </w:p>
         </w:tc>
         <w:tc>
-          <w:tcPr/>
           <w:p>
             <w:pPr>
               <w:pStyle w:val="Compact"/>
@@ -1653,7 +1607,6 @@
           </w:p>
         </w:tc>
         <w:tc>
-          <w:tcPr/>
           <w:p>
             <w:pPr>
               <w:pStyle w:val="Compact"/>
@@ -1665,7 +1618,6 @@
           </w:p>
         </w:tc>
         <w:tc>
-          <w:tcPr/>
           <w:p>
             <w:pPr>
               <w:pStyle w:val="Compact"/>
@@ -1677,7 +1629,6 @@
           </w:p>
         </w:tc>
         <w:tc>
-          <w:tcPr/>
           <w:p>
             <w:pPr>
               <w:pStyle w:val="Compact"/>
@@ -1691,7 +1642,6 @@
       </w:tr>
       <w:tr>
         <w:tc>
-          <w:tcPr/>
           <w:p>
             <w:pPr>
               <w:pStyle w:val="Compact"/>
@@ -1703,7 +1653,6 @@
           </w:p>
         </w:tc>
         <w:tc>
-          <w:tcPr/>
           <w:p>
             <w:pPr>
               <w:pStyle w:val="Compact"/>
@@ -1718,7 +1667,6 @@
           </w:p>
         </w:tc>
         <w:tc>
-          <w:tcPr/>
           <w:p>
             <w:pPr>
               <w:pStyle w:val="Compact"/>
@@ -1730,7 +1678,6 @@
           </w:p>
         </w:tc>
         <w:tc>
-          <w:tcPr/>
           <w:p>
             <w:pPr>
               <w:pStyle w:val="Compact"/>
@@ -1742,7 +1689,6 @@
           </w:p>
         </w:tc>
         <w:tc>
-          <w:tcPr/>
           <w:p>
             <w:pPr>
               <w:pStyle w:val="Compact"/>
@@ -1754,7 +1700,6 @@
           </w:p>
         </w:tc>
         <w:tc>
-          <w:tcPr/>
           <w:p>
             <w:pPr>
               <w:pStyle w:val="Compact"/>
@@ -1768,7 +1713,6 @@
       </w:tr>
       <w:tr>
         <w:tc>
-          <w:tcPr/>
           <w:p>
             <w:pPr>
               <w:pStyle w:val="Compact"/>
@@ -1780,7 +1724,6 @@
           </w:p>
         </w:tc>
         <w:tc>
-          <w:tcPr/>
           <w:p>
             <w:pPr>
               <w:pStyle w:val="Compact"/>
@@ -1795,7 +1738,6 @@
           </w:p>
         </w:tc>
         <w:tc>
-          <w:tcPr/>
           <w:p>
             <w:pPr>
               <w:pStyle w:val="Compact"/>
@@ -1807,7 +1749,6 @@
           </w:p>
         </w:tc>
         <w:tc>
-          <w:tcPr/>
           <w:p>
             <w:pPr>
               <w:pStyle w:val="Compact"/>
@@ -1819,7 +1760,6 @@
           </w:p>
         </w:tc>
         <w:tc>
-          <w:tcPr/>
           <w:p>
             <w:pPr>
               <w:pStyle w:val="Compact"/>
@@ -1831,7 +1771,6 @@
           </w:p>
         </w:tc>
         <w:tc>
-          <w:tcPr/>
           <w:p>
             <w:pPr>
               <w:pStyle w:val="Compact"/>
@@ -1845,7 +1784,6 @@
       </w:tr>
       <w:tr>
         <w:tc>
-          <w:tcPr/>
           <w:p>
             <w:pPr>
               <w:pStyle w:val="Compact"/>
@@ -1857,7 +1795,6 @@
           </w:p>
         </w:tc>
         <w:tc>
-          <w:tcPr/>
           <w:p>
             <w:pPr>
               <w:pStyle w:val="Compact"/>
@@ -1872,7 +1809,6 @@
           </w:p>
         </w:tc>
         <w:tc>
-          <w:tcPr/>
           <w:p>
             <w:pPr>
               <w:pStyle w:val="Compact"/>
@@ -1884,7 +1820,6 @@
           </w:p>
         </w:tc>
         <w:tc>
-          <w:tcPr/>
           <w:p>
             <w:pPr>
               <w:pStyle w:val="Compact"/>
@@ -1896,7 +1831,6 @@
           </w:p>
         </w:tc>
         <w:tc>
-          <w:tcPr/>
           <w:p>
             <w:pPr>
               <w:pStyle w:val="Compact"/>
@@ -1908,7 +1842,6 @@
           </w:p>
         </w:tc>
         <w:tc>
-          <w:tcPr/>
           <w:p>
             <w:pPr>
               <w:pStyle w:val="Compact"/>
@@ -1922,7 +1855,6 @@
       </w:tr>
       <w:tr>
         <w:tc>
-          <w:tcPr/>
           <w:p>
             <w:pPr>
               <w:pStyle w:val="Compact"/>
@@ -1934,7 +1866,6 @@
           </w:p>
         </w:tc>
         <w:tc>
-          <w:tcPr/>
           <w:p>
             <w:pPr>
               <w:pStyle w:val="Compact"/>
@@ -1949,7 +1880,6 @@
           </w:p>
         </w:tc>
         <w:tc>
-          <w:tcPr/>
           <w:p>
             <w:pPr>
               <w:pStyle w:val="Compact"/>
@@ -1961,15 +1891,13 @@
           </w:p>
         </w:tc>
         <w:tc>
-          <w:tcPr/>
-          <w:p>
-            <w:pPr>
-              <w:pStyle w:val="Compact"/>
-              <w:jc w:val="left"/>
-            </w:pPr>
-            <w:r>
-              <w:rPr>
-                <w:bCs/>
+          <w:p>
+            <w:pPr>
+              <w:pStyle w:val="Compact"/>
+              <w:jc w:val="left"/>
+            </w:pPr>
+            <w:r>
+              <w:rPr>
                 <w:b/>
               </w:rPr>
               <w:t xml:space="preserve">open-drain</w:t>
@@ -1977,7 +1905,6 @@
           </w:p>
         </w:tc>
         <w:tc>
-          <w:tcPr/>
           <w:p>
             <w:pPr>
               <w:pStyle w:val="Compact"/>
@@ -1989,7 +1916,6 @@
           </w:p>
         </w:tc>
         <w:tc>
-          <w:tcPr/>
           <w:p>
             <w:pPr>
               <w:pStyle w:val="Compact"/>
@@ -2003,7 +1929,6 @@
       </w:tr>
       <w:tr>
         <w:tc>
-          <w:tcPr/>
           <w:p>
             <w:pPr>
               <w:pStyle w:val="Compact"/>
@@ -2015,7 +1940,6 @@
           </w:p>
         </w:tc>
         <w:tc>
-          <w:tcPr/>
           <w:p>
             <w:pPr>
               <w:pStyle w:val="Compact"/>
@@ -2030,7 +1954,6 @@
           </w:p>
         </w:tc>
         <w:tc>
-          <w:tcPr/>
           <w:p>
             <w:pPr>
               <w:pStyle w:val="Compact"/>
@@ -2042,15 +1965,13 @@
           </w:p>
         </w:tc>
         <w:tc>
-          <w:tcPr/>
-          <w:p>
-            <w:pPr>
-              <w:pStyle w:val="Compact"/>
-              <w:jc w:val="left"/>
-            </w:pPr>
-            <w:r>
-              <w:rPr>
-                <w:bCs/>
+          <w:p>
+            <w:pPr>
+              <w:pStyle w:val="Compact"/>
+              <w:jc w:val="left"/>
+            </w:pPr>
+            <w:r>
+              <w:rPr>
                 <w:b/>
               </w:rPr>
               <w:t xml:space="preserve">open-drain</w:t>
@@ -2058,7 +1979,6 @@
           </w:p>
         </w:tc>
         <w:tc>
-          <w:tcPr/>
           <w:p>
             <w:pPr>
               <w:pStyle w:val="Compact"/>
@@ -2070,7 +1990,6 @@
           </w:p>
         </w:tc>
         <w:tc>
-          <w:tcPr/>
           <w:p>
             <w:pPr>
               <w:pStyle w:val="Compact"/>
@@ -2084,7 +2003,6 @@
       </w:tr>
       <w:tr>
         <w:tc>
-          <w:tcPr/>
           <w:p>
             <w:pPr>
               <w:pStyle w:val="Compact"/>
@@ -2096,7 +2014,6 @@
           </w:p>
         </w:tc>
         <w:tc>
-          <w:tcPr/>
           <w:p>
             <w:pPr>
               <w:pStyle w:val="Compact"/>
@@ -2111,7 +2028,6 @@
           </w:p>
         </w:tc>
         <w:tc>
-          <w:tcPr/>
           <w:p>
             <w:pPr>
               <w:pStyle w:val="Compact"/>
@@ -2123,7 +2039,6 @@
           </w:p>
         </w:tc>
         <w:tc>
-          <w:tcPr/>
           <w:p>
             <w:pPr>
               <w:pStyle w:val="Compact"/>
@@ -2135,7 +2050,6 @@
           </w:p>
         </w:tc>
         <w:tc>
-          <w:tcPr/>
           <w:p>
             <w:pPr>
               <w:pStyle w:val="Compact"/>
@@ -2147,7 +2061,6 @@
           </w:p>
         </w:tc>
         <w:tc>
-          <w:tcPr/>
           <w:p>
             <w:pPr>
               <w:pStyle w:val="Compact"/>
@@ -2161,7 +2074,6 @@
       </w:tr>
       <w:tr>
         <w:tc>
-          <w:tcPr/>
           <w:p>
             <w:pPr>
               <w:pStyle w:val="Compact"/>
@@ -2173,7 +2085,6 @@
           </w:p>
         </w:tc>
         <w:tc>
-          <w:tcPr/>
           <w:p>
             <w:pPr>
               <w:pStyle w:val="Compact"/>
@@ -2188,7 +2099,6 @@
           </w:p>
         </w:tc>
         <w:tc>
-          <w:tcPr/>
           <w:p>
             <w:pPr>
               <w:pStyle w:val="Compact"/>
@@ -2200,7 +2110,6 @@
           </w:p>
         </w:tc>
         <w:tc>
-          <w:tcPr/>
           <w:p>
             <w:pPr>
               <w:pStyle w:val="Compact"/>
@@ -2212,7 +2121,6 @@
           </w:p>
         </w:tc>
         <w:tc>
-          <w:tcPr/>
           <w:p>
             <w:pPr>
               <w:pStyle w:val="Compact"/>
@@ -2224,7 +2132,6 @@
           </w:p>
         </w:tc>
         <w:tc>
-          <w:tcPr/>
           <w:p>
             <w:pPr>
               <w:pStyle w:val="Compact"/>
@@ -2238,7 +2145,6 @@
       </w:tr>
       <w:tr>
         <w:tc>
-          <w:tcPr/>
           <w:p>
             <w:pPr>
               <w:pStyle w:val="Compact"/>
@@ -2250,7 +2156,6 @@
           </w:p>
         </w:tc>
         <w:tc>
-          <w:tcPr/>
           <w:p>
             <w:pPr>
               <w:pStyle w:val="Compact"/>
@@ -2265,7 +2170,6 @@
           </w:p>
         </w:tc>
         <w:tc>
-          <w:tcPr/>
           <w:p>
             <w:pPr>
               <w:pStyle w:val="Compact"/>
@@ -2277,7 +2181,6 @@
           </w:p>
         </w:tc>
         <w:tc>
-          <w:tcPr/>
           <w:p>
             <w:pPr>
               <w:pStyle w:val="Compact"/>
@@ -2289,7 +2192,6 @@
           </w:p>
         </w:tc>
         <w:tc>
-          <w:tcPr/>
           <w:p>
             <w:pPr>
               <w:pStyle w:val="Compact"/>
@@ -2301,7 +2203,6 @@
           </w:p>
         </w:tc>
         <w:tc>
-          <w:tcPr/>
           <w:p>
             <w:pPr>
               <w:pStyle w:val="Compact"/>
@@ -2315,7 +2216,6 @@
       </w:tr>
       <w:tr>
         <w:tc>
-          <w:tcPr/>
           <w:p>
             <w:pPr>
               <w:pStyle w:val="Compact"/>
@@ -2327,7 +2227,6 @@
           </w:p>
         </w:tc>
         <w:tc>
-          <w:tcPr/>
           <w:p>
             <w:pPr>
               <w:pStyle w:val="Compact"/>
@@ -2342,7 +2241,6 @@
           </w:p>
         </w:tc>
         <w:tc>
-          <w:tcPr/>
           <w:p>
             <w:pPr>
               <w:pStyle w:val="Compact"/>
@@ -2354,7 +2252,6 @@
           </w:p>
         </w:tc>
         <w:tc>
-          <w:tcPr/>
           <w:p>
             <w:pPr>
               <w:pStyle w:val="Compact"/>
@@ -2366,7 +2263,6 @@
           </w:p>
         </w:tc>
         <w:tc>
-          <w:tcPr/>
           <w:p>
             <w:pPr>
               <w:pStyle w:val="Compact"/>
@@ -2378,7 +2274,6 @@
           </w:p>
         </w:tc>
         <w:tc>
-          <w:tcPr/>
           <w:p>
             <w:pPr>
               <w:pStyle w:val="Compact"/>
@@ -2392,7 +2287,6 @@
       </w:tr>
       <w:tr>
         <w:tc>
-          <w:tcPr/>
           <w:p>
             <w:pPr>
               <w:pStyle w:val="Compact"/>
@@ -2404,7 +2298,6 @@
           </w:p>
         </w:tc>
         <w:tc>
-          <w:tcPr/>
           <w:p>
             <w:pPr>
               <w:pStyle w:val="Compact"/>
@@ -2419,7 +2312,6 @@
           </w:p>
         </w:tc>
         <w:tc>
-          <w:tcPr/>
           <w:p>
             <w:pPr>
               <w:pStyle w:val="Compact"/>
@@ -2431,7 +2323,6 @@
           </w:p>
         </w:tc>
         <w:tc>
-          <w:tcPr/>
           <w:p>
             <w:pPr>
               <w:pStyle w:val="Compact"/>
@@ -2443,7 +2334,6 @@
           </w:p>
         </w:tc>
         <w:tc>
-          <w:tcPr/>
           <w:p>
             <w:pPr>
               <w:pStyle w:val="Compact"/>
@@ -2455,7 +2345,6 @@
           </w:p>
         </w:tc>
         <w:tc>
-          <w:tcPr/>
           <w:p>
             <w:pPr>
               <w:pStyle w:val="Compact"/>
@@ -2469,7 +2358,6 @@
       </w:tr>
       <w:tr>
         <w:tc>
-          <w:tcPr/>
           <w:p>
             <w:pPr>
               <w:pStyle w:val="Compact"/>
@@ -2481,7 +2369,6 @@
           </w:p>
         </w:tc>
         <w:tc>
-          <w:tcPr/>
           <w:p>
             <w:pPr>
               <w:pStyle w:val="Compact"/>
@@ -2496,7 +2383,6 @@
           </w:p>
         </w:tc>
         <w:tc>
-          <w:tcPr/>
           <w:p>
             <w:pPr>
               <w:pStyle w:val="Compact"/>
@@ -2508,7 +2394,6 @@
           </w:p>
         </w:tc>
         <w:tc>
-          <w:tcPr/>
           <w:p>
             <w:pPr>
               <w:pStyle w:val="Compact"/>
@@ -2520,7 +2405,6 @@
           </w:p>
         </w:tc>
         <w:tc>
-          <w:tcPr/>
           <w:p>
             <w:pPr>
               <w:pStyle w:val="Compact"/>
@@ -2532,7 +2416,6 @@
           </w:p>
         </w:tc>
         <w:tc>
-          <w:tcPr/>
           <w:p>
             <w:pPr>
               <w:pStyle w:val="Compact"/>
@@ -2546,7 +2429,6 @@
       </w:tr>
       <w:tr>
         <w:tc>
-          <w:tcPr/>
           <w:p>
             <w:pPr>
               <w:pStyle w:val="Compact"/>
@@ -2558,7 +2440,6 @@
           </w:p>
         </w:tc>
         <w:tc>
-          <w:tcPr/>
           <w:p>
             <w:pPr>
               <w:pStyle w:val="Compact"/>
@@ -2573,7 +2454,6 @@
           </w:p>
         </w:tc>
         <w:tc>
-          <w:tcPr/>
           <w:p>
             <w:pPr>
               <w:pStyle w:val="Compact"/>
@@ -2585,7 +2465,6 @@
           </w:p>
         </w:tc>
         <w:tc>
-          <w:tcPr/>
           <w:p>
             <w:pPr>
               <w:pStyle w:val="Compact"/>
@@ -2597,7 +2476,6 @@
           </w:p>
         </w:tc>
         <w:tc>
-          <w:tcPr/>
           <w:p>
             <w:pPr>
               <w:pStyle w:val="Compact"/>
@@ -2609,7 +2487,6 @@
           </w:p>
         </w:tc>
         <w:tc>
-          <w:tcPr/>
           <w:p>
             <w:pPr>
               <w:pStyle w:val="Compact"/>
@@ -2623,7 +2500,6 @@
       </w:tr>
       <w:tr>
         <w:tc>
-          <w:tcPr/>
           <w:p>
             <w:pPr>
               <w:pStyle w:val="Compact"/>
@@ -2635,7 +2511,6 @@
           </w:p>
         </w:tc>
         <w:tc>
-          <w:tcPr/>
           <w:p>
             <w:pPr>
               <w:pStyle w:val="Compact"/>
@@ -2650,7 +2525,6 @@
           </w:p>
         </w:tc>
         <w:tc>
-          <w:tcPr/>
           <w:p>
             <w:pPr>
               <w:pStyle w:val="Compact"/>
@@ -2662,7 +2536,6 @@
           </w:p>
         </w:tc>
         <w:tc>
-          <w:tcPr/>
           <w:p>
             <w:pPr>
               <w:pStyle w:val="Compact"/>
@@ -2674,7 +2547,6 @@
           </w:p>
         </w:tc>
         <w:tc>
-          <w:tcPr/>
           <w:p>
             <w:pPr>
               <w:pStyle w:val="Compact"/>
@@ -2686,7 +2558,6 @@
           </w:p>
         </w:tc>
         <w:tc>
-          <w:tcPr/>
           <w:p>
             <w:pPr>
               <w:pStyle w:val="Compact"/>
@@ -2700,7 +2571,6 @@
       </w:tr>
       <w:tr>
         <w:tc>
-          <w:tcPr/>
           <w:p>
             <w:pPr>
               <w:pStyle w:val="Compact"/>
@@ -2712,7 +2582,6 @@
           </w:p>
         </w:tc>
         <w:tc>
-          <w:tcPr/>
           <w:p>
             <w:pPr>
               <w:pStyle w:val="Compact"/>
@@ -2727,7 +2596,6 @@
           </w:p>
         </w:tc>
         <w:tc>
-          <w:tcPr/>
           <w:p>
             <w:pPr>
               <w:pStyle w:val="Compact"/>
@@ -2739,7 +2607,6 @@
           </w:p>
         </w:tc>
         <w:tc>
-          <w:tcPr/>
           <w:p>
             <w:pPr>
               <w:pStyle w:val="Compact"/>
@@ -2751,7 +2618,6 @@
           </w:p>
         </w:tc>
         <w:tc>
-          <w:tcPr/>
           <w:p>
             <w:pPr>
               <w:pStyle w:val="Compact"/>
@@ -2763,7 +2629,6 @@
           </w:p>
         </w:tc>
         <w:tc>
-          <w:tcPr/>
           <w:p>
             <w:pPr>
               <w:pStyle w:val="Compact"/>
@@ -2777,7 +2642,6 @@
       </w:tr>
       <w:tr>
         <w:tc>
-          <w:tcPr/>
           <w:p>
             <w:pPr>
               <w:pStyle w:val="Compact"/>
@@ -2789,7 +2653,6 @@
           </w:p>
         </w:tc>
         <w:tc>
-          <w:tcPr/>
           <w:p>
             <w:pPr>
               <w:pStyle w:val="Compact"/>
@@ -2804,7 +2667,6 @@
           </w:p>
         </w:tc>
         <w:tc>
-          <w:tcPr/>
           <w:p>
             <w:pPr>
               <w:pStyle w:val="Compact"/>
@@ -2816,7 +2678,6 @@
           </w:p>
         </w:tc>
         <w:tc>
-          <w:tcPr/>
           <w:p>
             <w:pPr>
               <w:pStyle w:val="Compact"/>
@@ -2828,7 +2689,6 @@
           </w:p>
         </w:tc>
         <w:tc>
-          <w:tcPr/>
           <w:p>
             <w:pPr>
               <w:pStyle w:val="Compact"/>
@@ -2840,7 +2700,6 @@
           </w:p>
         </w:tc>
         <w:tc>
-          <w:tcPr/>
           <w:p>
             <w:pPr>
               <w:pStyle w:val="Compact"/>
@@ -2854,7 +2713,6 @@
       </w:tr>
       <w:tr>
         <w:tc>
-          <w:tcPr/>
           <w:p>
             <w:pPr>
               <w:pStyle w:val="Compact"/>
@@ -2866,7 +2724,6 @@
           </w:p>
         </w:tc>
         <w:tc>
-          <w:tcPr/>
           <w:p>
             <w:pPr>
               <w:pStyle w:val="Compact"/>
@@ -2881,7 +2738,6 @@
           </w:p>
         </w:tc>
         <w:tc>
-          <w:tcPr/>
           <w:p>
             <w:pPr>
               <w:pStyle w:val="Compact"/>
@@ -2893,7 +2749,6 @@
           </w:p>
         </w:tc>
         <w:tc>
-          <w:tcPr/>
           <w:p>
             <w:pPr>
               <w:pStyle w:val="Compact"/>
@@ -2905,7 +2760,6 @@
           </w:p>
         </w:tc>
         <w:tc>
-          <w:tcPr/>
           <w:p>
             <w:pPr>
               <w:pStyle w:val="Compact"/>
@@ -2917,7 +2771,6 @@
           </w:p>
         </w:tc>
         <w:tc>
-          <w:tcPr/>
           <w:p>
             <w:pPr>
               <w:pStyle w:val="Compact"/>
@@ -2931,7 +2784,6 @@
       </w:tr>
       <w:tr>
         <w:tc>
-          <w:tcPr/>
           <w:p>
             <w:pPr>
               <w:pStyle w:val="Compact"/>
@@ -2943,7 +2795,6 @@
           </w:p>
         </w:tc>
         <w:tc>
-          <w:tcPr/>
           <w:p>
             <w:pPr>
               <w:pStyle w:val="Compact"/>
@@ -2958,7 +2809,6 @@
           </w:p>
         </w:tc>
         <w:tc>
-          <w:tcPr/>
           <w:p>
             <w:pPr>
               <w:pStyle w:val="Compact"/>
@@ -2970,7 +2820,6 @@
           </w:p>
         </w:tc>
         <w:tc>
-          <w:tcPr/>
           <w:p>
             <w:pPr>
               <w:pStyle w:val="Compact"/>
@@ -2982,7 +2831,6 @@
           </w:p>
         </w:tc>
         <w:tc>
-          <w:tcPr/>
           <w:p>
             <w:pPr>
               <w:pStyle w:val="Compact"/>
@@ -2994,7 +2842,6 @@
           </w:p>
         </w:tc>
         <w:tc>
-          <w:tcPr/>
           <w:p>
             <w:pPr>
               <w:pStyle w:val="Compact"/>
@@ -3008,7 +2855,6 @@
       </w:tr>
       <w:tr>
         <w:tc>
-          <w:tcPr/>
           <w:p>
             <w:pPr>
               <w:pStyle w:val="Compact"/>
@@ -3020,7 +2866,6 @@
           </w:p>
         </w:tc>
         <w:tc>
-          <w:tcPr/>
           <w:p>
             <w:pPr>
               <w:pStyle w:val="Compact"/>
@@ -3035,7 +2880,6 @@
           </w:p>
         </w:tc>
         <w:tc>
-          <w:tcPr/>
           <w:p>
             <w:pPr>
               <w:pStyle w:val="Compact"/>
@@ -3047,7 +2891,6 @@
           </w:p>
         </w:tc>
         <w:tc>
-          <w:tcPr/>
           <w:p>
             <w:pPr>
               <w:pStyle w:val="Compact"/>
@@ -3061,7 +2904,6 @@
             </w:r>
             <w:r>
               <w:rPr>
-                <w:bCs/>
                 <w:b/>
               </w:rPr>
               <w:t xml:space="preserve">pull-down</w:t>
@@ -3069,7 +2911,6 @@
           </w:p>
         </w:tc>
         <w:tc>
-          <w:tcPr/>
           <w:p>
             <w:pPr>
               <w:pStyle w:val="Compact"/>
@@ -3081,7 +2922,6 @@
           </w:p>
         </w:tc>
         <w:tc>
-          <w:tcPr/>
           <w:p>
             <w:pPr>
               <w:pStyle w:val="Compact"/>
@@ -3095,7 +2935,6 @@
       </w:tr>
       <w:tr>
         <w:tc>
-          <w:tcPr/>
           <w:p>
             <w:pPr>
               <w:pStyle w:val="Compact"/>
@@ -3107,7 +2946,6 @@
           </w:p>
         </w:tc>
         <w:tc>
-          <w:tcPr/>
           <w:p>
             <w:pPr>
               <w:pStyle w:val="Compact"/>
@@ -3119,7 +2957,6 @@
           </w:p>
         </w:tc>
         <w:tc>
-          <w:tcPr/>
           <w:p>
             <w:pPr>
               <w:pStyle w:val="Compact"/>
@@ -3131,7 +2968,6 @@
           </w:p>
         </w:tc>
         <w:tc>
-          <w:tcPr/>
           <w:p>
             <w:pPr>
               <w:pStyle w:val="Compact"/>
@@ -3143,7 +2979,6 @@
           </w:p>
         </w:tc>
         <w:tc>
-          <w:tcPr/>
           <w:p>
             <w:pPr>
               <w:pStyle w:val="Compact"/>
@@ -3155,7 +2990,6 @@
           </w:p>
         </w:tc>
         <w:tc>
-          <w:tcPr/>
           <w:p>
             <w:pPr>
               <w:pStyle w:val="Compact"/>
@@ -3174,7 +3008,6 @@
       </w:pPr>
       <w:r>
         <w:rPr>
-          <w:bCs/>
           <w:b/>
         </w:rPr>
         <w:t xml:space="preserve">Total: 26 allocated, 2 spare, 28 budget.</w:t>
@@ -3186,7 +3019,6 @@
       </w:pPr>
       <w:r>
         <w:rPr>
-          <w:bCs/>
           <w:b/>
         </w:rPr>
         <w:t xml:space="preserve">[N-3.1]</w:t>
@@ -3234,7 +3066,6 @@
       </w:pPr>
       <w:r>
         <w:rPr>
-          <w:bCs/>
           <w:b/>
         </w:rPr>
         <w:t xml:space="preserve">[N-3.2]</w:t>
@@ -3282,7 +3113,6 @@
       </w:pPr>
       <w:r>
         <w:rPr>
-          <w:bCs/>
           <w:b/>
         </w:rPr>
         <w:t xml:space="preserve">[N-3.3]</w:t>
@@ -3330,7 +3160,6 @@
       </w:pPr>
       <w:r>
         <w:rPr>
-          <w:bCs/>
           <w:b/>
         </w:rPr>
         <w:t xml:space="preserve">[N-3.4]</w:t>
@@ -3360,7 +3189,6 @@
       </w:pPr>
       <w:r>
         <w:rPr>
-          <w:bCs/>
           <w:b/>
         </w:rPr>
         <w:t xml:space="preserve">[N-3.5]</w:t>
@@ -3378,15 +3206,15 @@
         <w:t xml:space="preserve">bus. No previous document accounted for the second one.</w:t>
       </w:r>
     </w:p>
-    <w:bookmarkEnd w:id="25"/>
-    <w:bookmarkStart w:id="26" w:name="X98e1eec7748c2ea8eccdf1c0dfe1c52b69fbe8b"/>
     <w:p>
       <w:pPr>
         <w:pStyle w:val="Heading3"/>
       </w:pPr>
+      <w:bookmarkStart w:id="28" w:name="X98e1eec7748c2ea8eccdf1c0dfe1c52b69fbe8b"/>
       <w:r>
         <w:t xml:space="preserve">3.2 The 36-pin expansion (contingent)</w:t>
       </w:r>
+      <w:bookmarkEnd w:id="28"/>
     </w:p>
     <w:p>
       <w:pPr>
@@ -3394,7 +3222,6 @@
       </w:pPr>
       <w:r>
         <w:rPr>
-          <w:bCs/>
           <w:b/>
         </w:rPr>
         <w:t xml:space="preserve">[N-3.6]</w:t>
@@ -3410,7 +3237,6 @@
       </w:r>
       <w:r>
         <w:rPr>
-          <w:bCs/>
           <w:b/>
         </w:rPr>
         <w:t xml:space="preserve">required</w:t>
@@ -3432,7 +3258,6 @@
       </w:r>
       <w:r>
         <w:rPr>
-          <w:iCs/>
           <w:i/>
         </w:rPr>
         <w:t xml:space="preserve">How</w:t>
@@ -3454,7 +3279,6 @@
       </w:r>
       <w:r>
         <w:rPr>
-          <w:bCs/>
           <w:b/>
         </w:rPr>
         <w:t xml:space="preserve">outside</w:t>
@@ -3476,7 +3300,6 @@
       </w:r>
       <w:r>
         <w:rPr>
-          <w:bCs/>
           <w:b/>
         </w:rPr>
         <w:t xml:space="preserve">inside</w:t>
@@ -3497,23 +3320,21 @@
     <w:tbl>
       <w:tblPr>
         <w:tblStyle w:val="Table"/>
-        <w:tblW w:type="auto" w:w="0"/>
-        <w:tblLook w:firstRow="1" w:lastRow="0" w:firstColumn="0" w:lastColumn="0" w:noHBand="0" w:noVBand="0" w:val="0020"/>
-        <w:jc w:val="start"/>
+        <w:tblW w:type="pct" w:w="0.0"/>
+        <w:tblLook w:firstRow="1"/>
       </w:tblPr>
-      <w:tblGrid>
-        <w:gridCol w:w="1584"/>
-        <w:gridCol w:w="1584"/>
-        <w:gridCol w:w="1584"/>
-        <w:gridCol w:w="1584"/>
-        <w:gridCol w:w="1584"/>
-      </w:tblGrid>
+      <w:tblGrid/>
       <w:tr>
         <w:trPr>
-          <w:tblHeader w:val="true"/>
+          <w:cnfStyle w:firstRow="1"/>
         </w:trPr>
         <w:tc>
-          <w:tcPr/>
+          <w:tcPr>
+            <w:tcBorders>
+              <w:bottom w:val="single"/>
+            </w:tcBorders>
+            <w:vAlign w:val="bottom"/>
+          </w:tcPr>
           <w:p>
             <w:pPr>
               <w:pStyle w:val="Compact"/>
@@ -3525,7 +3346,12 @@
           </w:p>
         </w:tc>
         <w:tc>
-          <w:tcPr/>
+          <w:tcPr>
+            <w:tcBorders>
+              <w:bottom w:val="single"/>
+            </w:tcBorders>
+            <w:vAlign w:val="bottom"/>
+          </w:tcPr>
           <w:p>
             <w:pPr>
               <w:pStyle w:val="Compact"/>
@@ -3537,7 +3363,12 @@
           </w:p>
         </w:tc>
         <w:tc>
-          <w:tcPr/>
+          <w:tcPr>
+            <w:tcBorders>
+              <w:bottom w:val="single"/>
+            </w:tcBorders>
+            <w:vAlign w:val="bottom"/>
+          </w:tcPr>
           <w:p>
             <w:pPr>
               <w:pStyle w:val="Compact"/>
@@ -3549,7 +3380,12 @@
           </w:p>
         </w:tc>
         <w:tc>
-          <w:tcPr/>
+          <w:tcPr>
+            <w:tcBorders>
+              <w:bottom w:val="single"/>
+            </w:tcBorders>
+            <w:vAlign w:val="bottom"/>
+          </w:tcPr>
           <w:p>
             <w:pPr>
               <w:pStyle w:val="Compact"/>
@@ -3561,7 +3397,12 @@
           </w:p>
         </w:tc>
         <w:tc>
-          <w:tcPr/>
+          <w:tcPr>
+            <w:tcBorders>
+              <w:bottom w:val="single"/>
+            </w:tcBorders>
+            <w:vAlign w:val="bottom"/>
+          </w:tcPr>
           <w:p>
             <w:pPr>
               <w:pStyle w:val="Compact"/>
@@ -3575,7 +3416,6 @@
       </w:tr>
       <w:tr>
         <w:tc>
-          <w:tcPr/>
           <w:p>
             <w:pPr>
               <w:pStyle w:val="Compact"/>
@@ -3587,7 +3427,6 @@
           </w:p>
         </w:tc>
         <w:tc>
-          <w:tcPr/>
           <w:p>
             <w:pPr>
               <w:pStyle w:val="Compact"/>
@@ -3638,7 +3477,6 @@
           </w:p>
         </w:tc>
         <w:tc>
-          <w:tcPr/>
           <w:p>
             <w:pPr>
               <w:pStyle w:val="Compact"/>
@@ -3650,7 +3488,6 @@
           </w:p>
         </w:tc>
         <w:tc>
-          <w:tcPr/>
           <w:p>
             <w:pPr>
               <w:pStyle w:val="Compact"/>
@@ -3662,7 +3499,6 @@
           </w:p>
         </w:tc>
         <w:tc>
-          <w:tcPr/>
           <w:p>
             <w:pPr>
               <w:pStyle w:val="Compact"/>
@@ -3676,7 +3512,6 @@
       </w:tr>
       <w:tr>
         <w:tc>
-          <w:tcPr/>
           <w:p>
             <w:pPr>
               <w:pStyle w:val="Compact"/>
@@ -3688,7 +3523,6 @@
           </w:p>
         </w:tc>
         <w:tc>
-          <w:tcPr/>
           <w:p>
             <w:pPr>
               <w:pStyle w:val="Compact"/>
@@ -3712,7 +3546,6 @@
           </w:p>
         </w:tc>
         <w:tc>
-          <w:tcPr/>
           <w:p>
             <w:pPr>
               <w:pStyle w:val="Compact"/>
@@ -3724,7 +3557,6 @@
           </w:p>
         </w:tc>
         <w:tc>
-          <w:tcPr/>
           <w:p>
             <w:pPr>
               <w:pStyle w:val="Compact"/>
@@ -3736,7 +3568,6 @@
           </w:p>
         </w:tc>
         <w:tc>
-          <w:tcPr/>
           <w:p>
             <w:pPr>
               <w:pStyle w:val="Compact"/>
@@ -3755,7 +3586,6 @@
       </w:pPr>
       <w:r>
         <w:rPr>
-          <w:bCs/>
           <w:b/>
         </w:rPr>
         <w:t xml:space="preserve">[N-3.7]</w:t>
@@ -3764,37 +3594,22 @@
         <w:t xml:space="preserve"> </w:t>
       </w:r>
       <w:r>
-        <w:t xml:space="preserve">The design already supports this: block 14's number is held, DMA channel 4 and its</w:t>
-      </w:r>
-      <w:r>
-        <w:t xml:space="preserve"> </w:t>
-      </w:r>
-      <w:r>
-        <w:t xml:space="preserve">registers and interrupts exist with</w:t>
-      </w:r>
-      <w:r>
-        <w:t xml:space="preserve"> </w:t>
+        <w:t xml:space="preserve">The design already supports this. Block 14 (</w:t>
       </w:r>
       <w:r>
         <w:rPr>
           <w:rStyle w:val="VerbatimChar"/>
         </w:rPr>
-        <w:t xml:space="preserve">dma_req_i[4]</w:t>
-      </w:r>
-      <w:r>
-        <w:t xml:space="preserve"> </w:t>
-      </w:r>
-      <w:r>
-        <w:t xml:space="preserve">tied low, CLIC ID 14 is reserved, and APB</w:t>
-      </w:r>
-      <w:r>
-        <w:t xml:space="preserve"> </w:t>
-      </w:r>
-      <w:r>
-        <w:t xml:space="preserve">window</w:t>
-      </w:r>
-      <w:r>
-        <w:t xml:space="preserve"> </w:t>
+        <w:t xml:space="preserve">rtl/spi_slave/</w:t>
+      </w:r>
+      <w:r>
+        <w:t xml:space="preserve">) is built and is on</w:t>
+      </w:r>
+      <w:r>
+        <w:t xml:space="preserve"> </w:t>
+      </w:r>
+      <w:r>
+        <w:t xml:space="preserve">window 0 (</w:t>
       </w:r>
       <w:r>
         <w:rPr>
@@ -3803,22 +3618,70 @@
         <w:t xml:space="preserve">0x4000_0000</w:t>
       </w:r>
       <w:r>
-        <w:t xml:space="preserve"> </w:t>
-      </w:r>
-      <w:r>
-        <w:t xml:space="preserve">is left unmapped rather than compacting the map. The expansion is a</w:t>
-      </w:r>
-      <w:r>
-        <w:t xml:space="preserve"> </w:t>
-      </w:r>
-      <w:r>
-        <w:t xml:space="preserve">top-level wiring change and a pad-ring edit, not a redesign. This is what "closed in the</w:t>
-      </w:r>
-      <w:r>
-        <w:t xml:space="preserve"> </w:t>
-      </w:r>
-      <w:r>
-        <w:t xml:space="preserve">recoverable direction" meant in ADR-0020.</w:t>
+        <w:t xml:space="preserve">), CLIC ID 14 and DMA channel 4.</w:t>
+      </w:r>
+      <w:r>
+        <w:t xml:space="preserve"> </w:t>
+      </w:r>
+      <w:r>
+        <w:rPr>
+          <w:rStyle w:val="VerbatimChar"/>
+        </w:rPr>
+        <w:t xml:space="preserve">garuda_chip_top</w:t>
+      </w:r>
+      <w:r>
+        <w:t xml:space="preserve"> </w:t>
+      </w:r>
+      <w:r>
+        <w:t xml:space="preserve">has its four pins,</w:t>
+      </w:r>
+      <w:r>
+        <w:t xml:space="preserve"> </w:t>
+      </w:r>
+      <w:r>
+        <w:t xml:space="preserve">selected by the parameter</w:t>
+      </w:r>
+      <w:r>
+        <w:t xml:space="preserve"> </w:t>
+      </w:r>
+      <w:r>
+        <w:rPr>
+          <w:rStyle w:val="VerbatimChar"/>
+        </w:rPr>
+        <w:t xml:space="preserve">WITH_SPI_SLAVE</w:t>
+      </w:r>
+      <w:r>
+        <w:t xml:space="preserve"> </w:t>
+      </w:r>
+      <w:r>
+        <w:t xml:space="preserve">(default 1).</w:t>
+      </w:r>
+      <w:r>
+        <w:t xml:space="preserve"> </w:t>
+      </w:r>
+      <w:r>
+        <w:rPr>
+          <w:rStyle w:val="VerbatimChar"/>
+        </w:rPr>
+        <w:t xml:space="preserve">WITH_SPI_SLAVE = 0</w:t>
+      </w:r>
+      <w:r>
+        <w:t xml:space="preserve"> </w:t>
+      </w:r>
+      <w:r>
+        <w:t xml:space="preserve">gives the exact</w:t>
+      </w:r>
+      <w:r>
+        <w:t xml:space="preserve"> </w:t>
+      </w:r>
+      <w:r>
+        <w:t xml:space="preserve">28-pin build. The expansion is therefore a pad-ring edit, not a redesign. This is what</w:t>
+      </w:r>
+      <w:r>
+        <w:t xml:space="preserve"> </w:t>
+      </w:r>
+      <w:r>
+        <w:t xml:space="preserve">"closed in the recoverable direction" meant in ADR-0020.</w:t>
       </w:r>
     </w:p>
     <w:p>
@@ -3828,16 +3691,15 @@
         </w:pict>
       </w:r>
     </w:p>
-    <w:bookmarkEnd w:id="26"/>
-    <w:bookmarkEnd w:id="27"/>
-    <w:bookmarkStart w:id="28" w:name="X49ea41ad818bea396f6e4587b9ebbf0571fb62c"/>
     <w:p>
       <w:pPr>
         <w:pStyle w:val="Heading2"/>
       </w:pPr>
+      <w:bookmarkStart w:id="29" w:name="X49ea41ad818bea396f6e4587b9ebbf0571fb62c"/>
       <w:r>
         <w:t xml:space="preserve">4 Supply pads</w:t>
       </w:r>
+      <w:bookmarkEnd w:id="29"/>
     </w:p>
     <w:p>
       <w:pPr>
@@ -3845,7 +3707,6 @@
       </w:pPr>
       <w:r>
         <w:rPr>
-          <w:bCs/>
           <w:b/>
         </w:rPr>
         <w:t xml:space="preserve">[N-4.1]</w:t>
@@ -3869,7 +3730,6 @@
       </w:pPr>
       <w:r>
         <w:rPr>
-          <w:bCs/>
           <w:b/>
         </w:rPr>
         <w:t xml:space="preserve">[N-4.2]</w:t>
@@ -3899,7 +3759,6 @@
       </w:pPr>
       <w:r>
         <w:rPr>
-          <w:bCs/>
           <w:b/>
         </w:rPr>
         <w:t xml:space="preserve">[N-4.3]</w:t>
@@ -3929,7 +3788,6 @@
       </w:pPr>
       <w:r>
         <w:rPr>
-          <w:bCs/>
           <w:b/>
         </w:rPr>
         <w:t xml:space="preserve">[N-4.4]</w:t>
@@ -3975,15 +3833,15 @@
         </w:pict>
       </w:r>
     </w:p>
-    <w:bookmarkEnd w:id="28"/>
-    <w:bookmarkStart w:id="32" w:name="X0d7bf2b6ae66ca53e16f6173e4b0f8eb4267d0d"/>
     <w:p>
       <w:pPr>
         <w:pStyle w:val="Heading2"/>
       </w:pPr>
+      <w:bookmarkStart w:id="30" w:name="X0d7bf2b6ae66ca53e16f6173e4b0f8eb4267d0d"/>
       <w:r>
         <w:t xml:space="preserve">5 The 500 MHz reference clock — the critical physical constraint</w:t>
       </w:r>
+      <w:bookmarkEnd w:id="30"/>
     </w:p>
     <w:p>
       <w:pPr>
@@ -3991,7 +3849,6 @@
       </w:pPr>
       <w:r>
         <w:rPr>
-          <w:bCs/>
           <w:b/>
         </w:rPr>
         <w:t xml:space="preserve">[N-5.1]</w:t>
@@ -4003,14 +3860,15 @@
         <w:t xml:space="preserve">This section is the reason this document exists as more than a pin table.</w:t>
       </w:r>
     </w:p>
-    <w:bookmarkStart w:id="29" w:name="Xcb7b30c8136b0def86b814984b2c31a794e3e38"/>
     <w:p>
       <w:pPr>
         <w:pStyle w:val="Heading3"/>
       </w:pPr>
+      <w:bookmarkStart w:id="31" w:name="Xcb7b30c8136b0def86b814984b2c31a794e3e38"/>
       <w:r>
         <w:t xml:space="preserve">5.1 Placement</w:t>
       </w:r>
+      <w:bookmarkEnd w:id="31"/>
     </w:p>
     <w:p>
       <w:pPr>
@@ -4018,7 +3876,6 @@
       </w:pPr>
       <w:r>
         <w:rPr>
-          <w:bCs/>
           <w:b/>
         </w:rPr>
         <w:t xml:space="preserve">[N-5.2]</w:t>
@@ -4030,22 +3887,31 @@
         <w:rPr>
           <w:rStyle w:val="VerbatimChar"/>
         </w:rPr>
-        <w:t xml:space="preserve">clkdiv_toggle_hclk</w:t>
-      </w:r>
-      <w:r>
-        <w:t xml:space="preserve"> </w:t>
-      </w:r>
-      <w:r>
-        <w:t xml:space="preserve">— the single divide-by-2 toggle flop in</w:t>
-      </w:r>
-      <w:r>
-        <w:t xml:space="preserve"> </w:t>
+        <w:t xml:space="preserve">t1_q</w:t>
+      </w:r>
+      <w:r>
+        <w:t xml:space="preserve"> </w:t>
+      </w:r>
+      <w:r>
+        <w:t xml:space="preserve">(</w:t>
       </w:r>
       <w:r>
         <w:rPr>
           <w:rStyle w:val="VerbatimChar"/>
         </w:rPr>
-        <w:t xml:space="preserve">clk_div</w:t>
+        <w:t xml:space="preserve">u_clk_div</w:t>
+      </w:r>
+      <w:r>
+        <w:t xml:space="preserve">) — the single divide-by-2 toggle flop on</w:t>
+      </w:r>
+      <w:r>
+        <w:t xml:space="preserve"> </w:t>
+      </w:r>
+      <w:r>
+        <w:rPr>
+          <w:rStyle w:val="VerbatimChar"/>
+        </w:rPr>
+        <w:t xml:space="preserve">refclk</w:t>
       </w:r>
       <w:r>
         <w:t xml:space="preserve"> </w:t>
@@ -4064,14 +3930,12 @@
       </w:r>
       <w:r>
         <w:rPr>
-          <w:bCs/>
           <w:b/>
         </w:rPr>
         <w:t xml:space="preserve">abutting the</w:t>
       </w:r>
       <w:r>
         <w:rPr>
-          <w:bCs/>
           <w:b/>
         </w:rPr>
         <w:t xml:space="preserve"> </w:t>
@@ -4079,21 +3943,18 @@
       <w:r>
         <w:rPr>
           <w:rStyle w:val="VerbatimChar"/>
-          <w:bCs/>
           <w:b/>
         </w:rPr>
         <w:t xml:space="preserve">refclk</w:t>
       </w:r>
       <w:r>
         <w:rPr>
-          <w:bCs/>
           <w:b/>
         </w:rPr>
         <w:t xml:space="preserve"> </w:t>
       </w:r>
       <w:r>
         <w:rPr>
-          <w:bCs/>
           <w:b/>
         </w:rPr>
         <w:t xml:space="preserve">pad</w:t>
@@ -4129,7 +3990,6 @@
       </w:pPr>
       <w:r>
         <w:rPr>
-          <w:bCs/>
           <w:b/>
         </w:rPr>
         <w:t xml:space="preserve">[N-5.3]</w:t>
@@ -4153,7 +4013,6 @@
       </w:pPr>
       <w:r>
         <w:rPr>
-          <w:bCs/>
           <w:b/>
         </w:rPr>
         <w:t xml:space="preserve">[N-5.4]</w:t>
@@ -4193,21 +4052,18 @@
       </w:r>
       <w:r>
         <w:rPr>
-          <w:bCs/>
           <w:b/>
         </w:rPr>
         <w:t xml:space="preserve">every other net in the</w:t>
       </w:r>
       <w:r>
         <w:rPr>
-          <w:bCs/>
           <w:b/>
         </w:rPr>
         <w:t xml:space="preserve"> </w:t>
       </w:r>
       <w:r>
         <w:rPr>
-          <w:bCs/>
           <w:b/>
         </w:rPr>
         <w:t xml:space="preserve">chip is 250 MHz or slower.</w:t>
@@ -4219,15 +4075,15 @@
         <w:t xml:space="preserve">This converts a chip-wide risk into a local, inspectable one.</w:t>
       </w:r>
     </w:p>
-    <w:bookmarkEnd w:id="29"/>
-    <w:bookmarkStart w:id="30" w:name="X4f1c166038493b80700baf1267b7aac5e0648db"/>
     <w:p>
       <w:pPr>
         <w:pStyle w:val="Heading3"/>
       </w:pPr>
+      <w:bookmarkStart w:id="32" w:name="X4f1c166038493b80700baf1267b7aac5e0648db"/>
       <w:r>
         <w:t xml:space="preserve">5.2 Timing constraints</w:t>
       </w:r>
+      <w:bookmarkEnd w:id="32"/>
     </w:p>
     <w:p>
       <w:pPr>
@@ -4235,7 +4091,6 @@
       </w:pPr>
       <w:r>
         <w:rPr>
-          <w:bCs/>
           <w:b/>
         </w:rPr>
         <w:t xml:space="preserve">[N-5.5]</w:t>
@@ -4244,7 +4099,7 @@
         <w:t xml:space="preserve"> </w:t>
       </w:r>
       <w:r>
-        <w:t xml:space="preserve">The reference clock and the two derived clocks, for the SDC. This expands</w:t>
+        <w:t xml:space="preserve">The constraints are</w:t>
       </w:r>
       <w:r>
         <w:t xml:space="preserve"> </w:t>
@@ -4253,775 +4108,794 @@
         <w:rPr>
           <w:rStyle w:val="VerbatimChar"/>
         </w:rPr>
-        <w:t xml:space="preserve">GARUDA-CLKRST-SPEC-001</w:t>
-      </w:r>
-      <w:r>
-        <w:t xml:space="preserve"> </w:t>
-      </w:r>
-      <w:r>
-        <w:t xml:space="preserve">§7.6:</w:t>
+        <w:t xml:space="preserve">flow/constraints/garuda.sdc</w:t>
+      </w:r>
+      <w:r>
+        <w:t xml:space="preserve"> </w:t>
+      </w:r>
+      <w:r>
+        <w:t xml:space="preserve">(TSMC 28 nm target, draft</w:t>
+      </w:r>
+      <w:r>
+        <w:t xml:space="preserve"> </w:t>
+      </w:r>
+      <w:r>
+        <w:t xml:space="preserve">rev 2) and</w:t>
+      </w:r>
+      <w:r>
+        <w:t xml:space="preserve"> </w:t>
+      </w:r>
+      <w:r>
+        <w:rPr>
+          <w:rStyle w:val="VerbatimChar"/>
+        </w:rPr>
+        <w:t xml:space="preserve">flow/constraints/asap7/</w:t>
+      </w:r>
+      <w:r>
+        <w:t xml:space="preserve"> </w:t>
+      </w:r>
+      <w:r>
+        <w:t xml:space="preserve">(exploratory, generated by</w:t>
+      </w:r>
+      <w:r>
+        <w:t xml:space="preserve"> </w:t>
+      </w:r>
+      <w:r>
+        <w:rPr>
+          <w:rStyle w:val="VerbatimChar"/>
+        </w:rPr>
+        <w:t xml:space="preserve">gen_modes.py</w:t>
+      </w:r>
+      <w:r>
+        <w:t xml:space="preserve">). The ASAP7</w:t>
+      </w:r>
+      <w:r>
+        <w:t xml:space="preserve"> </w:t>
+      </w:r>
+      <w:r>
+        <w:t xml:space="preserve">set was validated on a netlist and taken through place and route (</w:t>
+      </w:r>
+      <w:r>
+        <w:rPr>
+          <w:rStyle w:val="VerbatimChar"/>
+        </w:rPr>
+        <w:t xml:space="preserve">Docs/PD_LOG_2026-10-13.md</w:t>
+      </w:r>
+      <w:r>
+        <w:t xml:space="preserve">,</w:t>
+      </w:r>
+      <w:r>
+        <w:t xml:space="preserve"> </w:t>
+      </w:r>
+      <w:r>
+        <w:rPr>
+          <w:rStyle w:val="VerbatimChar"/>
+        </w:rPr>
+        <w:t xml:space="preserve">Docs/PD_LOG_2026-10-14.md</w:t>
+      </w:r>
+      <w:r>
+        <w:t xml:space="preserve">). The rules that follow are normative. The values in the files</w:t>
+      </w:r>
+      <w:r>
+        <w:t xml:space="preserve"> </w:t>
+      </w:r>
+      <w:r>
+        <w:t xml:space="preserve">that are marked PROVISIONAL are not (</w:t>
+      </w:r>
+      <w:r>
+        <w:rPr>
+          <w:rStyle w:val="VerbatimChar"/>
+        </w:rPr>
+        <w:t xml:space="preserve">Docs/DECISIONS.md</w:t>
+      </w:r>
+      <w:r>
+        <w:t xml:space="preserve"> </w:t>
+      </w:r>
+      <w:r>
+        <w:t xml:space="preserve">D-27).</w:t>
+      </w:r>
+    </w:p>
+    <w:tbl>
+      <w:tblPr>
+        <w:tblStyle w:val="Table"/>
+        <w:tblW w:type="pct" w:w="0.0"/>
+        <w:tblLook w:firstRow="1"/>
+      </w:tblPr>
+      <w:tblGrid/>
+      <w:tr>
+        <w:trPr>
+          <w:cnfStyle w:firstRow="1"/>
+        </w:trPr>
+        <w:tc>
+          <w:tcPr>
+            <w:tcBorders>
+              <w:bottom w:val="single"/>
+            </w:tcBorders>
+            <w:vAlign w:val="bottom"/>
+          </w:tcPr>
+          <w:p>
+            <w:pPr>
+              <w:pStyle w:val="Compact"/>
+              <w:jc w:val="left"/>
+            </w:pPr>
+            <w:r>
+              <w:t xml:space="preserve">Item</w:t>
+            </w:r>
+          </w:p>
+        </w:tc>
+        <w:tc>
+          <w:tcPr>
+            <w:tcBorders>
+              <w:bottom w:val="single"/>
+            </w:tcBorders>
+            <w:vAlign w:val="bottom"/>
+          </w:tcPr>
+          <w:p>
+            <w:pPr>
+              <w:pStyle w:val="Compact"/>
+              <w:jc w:val="left"/>
+            </w:pPr>
+            <w:r>
+              <w:t xml:space="preserve">Rule</w:t>
+            </w:r>
+          </w:p>
+        </w:tc>
+      </w:tr>
+      <w:tr>
+        <w:tc>
+          <w:p>
+            <w:pPr>
+              <w:pStyle w:val="Compact"/>
+              <w:jc w:val="left"/>
+            </w:pPr>
+            <w:r>
+              <w:rPr>
+                <w:rStyle w:val="VerbatimChar"/>
+              </w:rPr>
+              <w:t xml:space="preserve">refclk</w:t>
+            </w:r>
+          </w:p>
+        </w:tc>
+        <w:tc>
+          <w:p>
+            <w:pPr>
+              <w:pStyle w:val="Compact"/>
+              <w:jc w:val="left"/>
+            </w:pPr>
+            <w:r>
+              <w:rPr>
+                <w:rStyle w:val="VerbatimChar"/>
+              </w:rPr>
+              <w:t xml:space="preserve">create_clock</w:t>
+            </w:r>
+            <w:r>
+              <w:t xml:space="preserve"> </w:t>
+            </w:r>
+            <w:r>
+              <w:t xml:space="preserve">on the pin</w:t>
+            </w:r>
+            <w:r>
+              <w:t xml:space="preserve"> </w:t>
+            </w:r>
+            <w:r>
+              <w:rPr>
+                <w:rStyle w:val="VerbatimChar"/>
+              </w:rPr>
+              <w:t xml:space="preserve">refclk</w:t>
+            </w:r>
+            <w:r>
+              <w:t xml:space="preserve">, 2.0 ns, input transition 0.10 ns, setup uncertainty 0.15 ns. It reaches</w:t>
+            </w:r>
+            <w:r>
+              <w:t xml:space="preserve"> </w:t>
+            </w:r>
+            <w:r>
+              <w:rPr>
+                <w:rStyle w:val="VerbatimChar"/>
+              </w:rPr>
+              <w:t xml:space="preserve">u_clk_div.t1_q</w:t>
+            </w:r>
+            <w:r>
+              <w:t xml:space="preserve"> </w:t>
+            </w:r>
+            <w:r>
+              <w:t xml:space="preserve">only ([N-5.2]).</w:t>
+            </w:r>
+          </w:p>
+        </w:tc>
+      </w:tr>
+      <w:tr>
+        <w:tc>
+          <w:p>
+            <w:pPr>
+              <w:pStyle w:val="Compact"/>
+              <w:jc w:val="left"/>
+            </w:pPr>
+            <w:r>
+              <w:rPr>
+                <w:rStyle w:val="VerbatimChar"/>
+              </w:rPr>
+              <w:t xml:space="preserve">aon_clk</w:t>
+            </w:r>
+          </w:p>
+        </w:tc>
+        <w:tc>
+          <w:p>
+            <w:pPr>
+              <w:pStyle w:val="Compact"/>
+              <w:jc w:val="left"/>
+            </w:pPr>
+            <w:r>
+              <w:t xml:space="preserve">Generated clock on</w:t>
+            </w:r>
+            <w:r>
+              <w:t xml:space="preserve"> </w:t>
+            </w:r>
+            <w:r>
+              <w:rPr>
+                <w:rStyle w:val="VerbatimChar"/>
+              </w:rPr>
+              <w:t xml:space="preserve">t1_q</w:t>
+            </w:r>
+            <w:r>
+              <w:t xml:space="preserve">, ÷2 of</w:t>
+            </w:r>
+            <w:r>
+              <w:t xml:space="preserve"> </w:t>
+            </w:r>
+            <w:r>
+              <w:rPr>
+                <w:rStyle w:val="VerbatimChar"/>
+              </w:rPr>
+              <w:t xml:space="preserve">refclk</w:t>
+            </w:r>
+            <w:r>
+              <w:t xml:space="preserve">, always on (D-14).</w:t>
+            </w:r>
+          </w:p>
+        </w:tc>
+      </w:tr>
+      <w:tr>
+        <w:tc>
+          <w:p>
+            <w:pPr>
+              <w:pStyle w:val="Compact"/>
+              <w:jc w:val="left"/>
+            </w:pPr>
+            <w:r>
+              <w:rPr>
+                <w:rStyle w:val="VerbatimChar"/>
+              </w:rPr>
+              <w:t xml:space="preserve">hclk</w:t>
+            </w:r>
+          </w:p>
+        </w:tc>
+        <w:tc>
+          <w:p>
+            <w:pPr>
+              <w:pStyle w:val="Compact"/>
+              <w:jc w:val="left"/>
+            </w:pPr>
+            <w:r>
+              <w:t xml:space="preserve">Generated clock on the</w:t>
+            </w:r>
+            <w:r>
+              <w:t xml:space="preserve"> </w:t>
+            </w:r>
+            <w:r>
+              <w:rPr>
+                <w:rStyle w:val="VerbatimChar"/>
+              </w:rPr>
+              <w:t xml:space="preserve">hclk_mux</w:t>
+            </w:r>
+            <w:r>
+              <w:t xml:space="preserve"> </w:t>
+            </w:r>
+            <w:r>
+              <w:t xml:space="preserve">output. DIVSEL selects</w:t>
+            </w:r>
+            <w:r>
+              <w:t xml:space="preserve"> </w:t>
+            </w:r>
+            <w:r>
+              <w:rPr>
+                <w:rStyle w:val="VerbatimChar"/>
+              </w:rPr>
+              <w:t xml:space="preserve">t1_q</w:t>
+            </w:r>
+            <w:r>
+              <w:t xml:space="preserve">..</w:t>
+            </w:r>
+            <w:r>
+              <w:rPr>
+                <w:rStyle w:val="VerbatimChar"/>
+              </w:rPr>
+              <w:t xml:space="preserve">t4_q</w:t>
+            </w:r>
+            <w:r>
+              <w:t xml:space="preserve">, so there are four scenarios (DIV=2 primary; DIV=4, 8, 16). Each is fixed by case analysis on</w:t>
+            </w:r>
+            <w:r>
+              <w:t xml:space="preserve"> </w:t>
+            </w:r>
+            <w:r>
+              <w:rPr>
+                <w:rStyle w:val="VerbatimChar"/>
+              </w:rPr>
+              <w:t xml:space="preserve">sel_act_q</w:t>
+            </w:r>
+            <w:r>
+              <w:t xml:space="preserve">.</w:t>
+            </w:r>
+          </w:p>
+        </w:tc>
+      </w:tr>
+      <w:tr>
+        <w:tc>
+          <w:p>
+            <w:pPr>
+              <w:pStyle w:val="Compact"/>
+              <w:jc w:val="left"/>
+            </w:pPr>
+            <w:r>
+              <w:rPr>
+                <w:rStyle w:val="VerbatimChar"/>
+              </w:rPr>
+              <w:t xml:space="preserve">pclk</w:t>
+            </w:r>
+          </w:p>
+        </w:tc>
+        <w:tc>
+          <w:p>
+            <w:pPr>
+              <w:pStyle w:val="Compact"/>
+              <w:jc w:val="left"/>
+            </w:pPr>
+            <w:r>
+              <w:t xml:space="preserve">Generated clock on</w:t>
+            </w:r>
+            <w:r>
+              <w:t xml:space="preserve"> </w:t>
+            </w:r>
+            <w:r>
+              <w:rPr>
+                <w:rStyle w:val="VerbatimChar"/>
+              </w:rPr>
+              <w:t xml:space="preserve">pclk_q</w:t>
+            </w:r>
+            <w:r>
+              <w:t xml:space="preserve">, ÷2 of</w:t>
+            </w:r>
+            <w:r>
+              <w:t xml:space="preserve"> </w:t>
+            </w:r>
+            <w:r>
+              <w:rPr>
+                <w:rStyle w:val="VerbatimChar"/>
+              </w:rPr>
+              <w:t xml:space="preserve">hclk</w:t>
+            </w:r>
+            <w:r>
+              <w:t xml:space="preserve">.</w:t>
+            </w:r>
+          </w:p>
+        </w:tc>
+      </w:tr>
+      <w:tr>
+        <w:tc>
+          <w:p>
+            <w:pPr>
+              <w:pStyle w:val="Compact"/>
+              <w:jc w:val="left"/>
+            </w:pPr>
+            <w:r>
+              <w:t xml:space="preserve">Edges</w:t>
+            </w:r>
+          </w:p>
+        </w:tc>
+        <w:tc>
+          <w:p>
+            <w:pPr>
+              <w:pStyle w:val="Compact"/>
+              <w:jc w:val="left"/>
+            </w:pPr>
+            <w:r>
+              <w:t xml:space="preserve">Every derived clock is given its edges explicitly, counted in</w:t>
+            </w:r>
+            <w:r>
+              <w:t xml:space="preserve"> </w:t>
+            </w:r>
+            <w:r>
+              <w:rPr>
+                <w:rStyle w:val="VerbatimChar"/>
+              </w:rPr>
+              <w:t xml:space="preserve">refclk</w:t>
+            </w:r>
+            <w:r>
+              <w:t xml:space="preserve"> </w:t>
+            </w:r>
+            <w:r>
+              <w:t xml:space="preserve">edges (</w:t>
+            </w:r>
+            <w:r>
+              <w:rPr>
+                <w:rStyle w:val="VerbatimChar"/>
+              </w:rPr>
+              <w:t xml:space="preserve">-edges</w:t>
+            </w:r>
+            <w:r>
+              <w:t xml:space="preserve">). A plain</w:t>
+            </w:r>
+            <w:r>
+              <w:t xml:space="preserve"> </w:t>
+            </w:r>
+            <w:r>
+              <w:rPr>
+                <w:rStyle w:val="VerbatimChar"/>
+              </w:rPr>
+              <w:t xml:space="preserve">-divide_by</w:t>
+            </w:r>
+            <w:r>
+              <w:t xml:space="preserve"> </w:t>
+            </w:r>
+            <w:r>
+              <w:t xml:space="preserve">on an inverted-output pin put the clocks half a period out of phase and made hold optimistic (</w:t>
+            </w:r>
+            <w:r>
+              <w:rPr>
+                <w:rStyle w:val="VerbatimChar"/>
+              </w:rPr>
+              <w:t xml:space="preserve">Docs/BUGS.md</w:t>
+            </w:r>
+            <w:r>
+              <w:t xml:space="preserve"> </w:t>
+            </w:r>
+            <w:r>
+              <w:t xml:space="preserve">PD-6).</w:t>
+            </w:r>
+          </w:p>
+        </w:tc>
+      </w:tr>
+      <w:tr>
+        <w:tc>
+          <w:p>
+            <w:pPr>
+              <w:pStyle w:val="Compact"/>
+              <w:jc w:val="left"/>
+            </w:pPr>
+            <w:r>
+              <w:rPr>
+                <w:rStyle w:val="VerbatimChar"/>
+              </w:rPr>
+              <w:t xml:space="preserve">tck</w:t>
+            </w:r>
+          </w:p>
+        </w:tc>
+        <w:tc>
+          <w:p>
+            <w:pPr>
+              <w:pStyle w:val="Compact"/>
+              <w:jc w:val="left"/>
+            </w:pPr>
+            <w:r>
+              <w:rPr>
+                <w:rStyle w:val="VerbatimChar"/>
+              </w:rPr>
+              <w:t xml:space="preserve">create_clock</w:t>
+            </w:r>
+            <w:r>
+              <w:t xml:space="preserve">, 50 ns (≤20 MHz). The paths between</w:t>
+            </w:r>
+            <w:r>
+              <w:t xml:space="preserve"> </w:t>
+            </w:r>
+            <w:r>
+              <w:rPr>
+                <w:rStyle w:val="VerbatimChar"/>
+              </w:rPr>
+              <w:t xml:space="preserve">tck</w:t>
+            </w:r>
+            <w:r>
+              <w:t xml:space="preserve"> </w:t>
+            </w:r>
+            <w:r>
+              <w:t xml:space="preserve">and the</w:t>
+            </w:r>
+            <w:r>
+              <w:t xml:space="preserve"> </w:t>
+            </w:r>
+            <w:r>
+              <w:rPr>
+                <w:rStyle w:val="VerbatimChar"/>
+              </w:rPr>
+              <w:t xml:space="preserve">hclk</w:t>
+            </w:r>
+            <w:r>
+              <w:t xml:space="preserve"> </w:t>
+            </w:r>
+            <w:r>
+              <w:t xml:space="preserve">family are bounded with</w:t>
+            </w:r>
+            <w:r>
+              <w:t xml:space="preserve"> </w:t>
+            </w:r>
+            <w:r>
+              <w:rPr>
+                <w:rStyle w:val="VerbatimChar"/>
+              </w:rPr>
+              <w:t xml:space="preserve">set_max_delay</w:t>
+            </w:r>
+            <w:r>
+              <w:t xml:space="preserve"> </w:t>
+            </w:r>
+            <w:r>
+              <w:t xml:space="preserve">of one</w:t>
+            </w:r>
+            <w:r>
+              <w:t xml:space="preserve"> </w:t>
+            </w:r>
+            <w:r>
+              <w:rPr>
+                <w:rStyle w:val="VerbatimChar"/>
+              </w:rPr>
+              <w:t xml:space="preserve">hclk</w:t>
+            </w:r>
+            <w:r>
+              <w:t xml:space="preserve"> </w:t>
+            </w:r>
+            <w:r>
+              <w:t xml:space="preserve">period and a hold false path; there is no clock group.</w:t>
+            </w:r>
+          </w:p>
+        </w:tc>
+      </w:tr>
+      <w:tr>
+        <w:tc>
+          <w:p>
+            <w:pPr>
+              <w:pStyle w:val="Compact"/>
+              <w:jc w:val="left"/>
+            </w:pPr>
+            <w:r>
+              <w:rPr>
+                <w:rStyle w:val="VerbatimChar"/>
+              </w:rPr>
+              <w:t xml:space="preserve">ext_rst_n</w:t>
+            </w:r>
+          </w:p>
+        </w:tc>
+        <w:tc>
+          <w:p>
+            <w:pPr>
+              <w:pStyle w:val="Compact"/>
+              <w:jc w:val="left"/>
+            </w:pPr>
+            <w:r>
+              <w:t xml:space="preserve">False path to its asynchronous reset/set pins only.</w:t>
+            </w:r>
+          </w:p>
+        </w:tc>
+      </w:tr>
+    </w:tbl>
+    <w:p>
+      <w:pPr>
+        <w:pStyle w:val="BodyText"/>
+      </w:pPr>
+      <w:r>
+        <w:rPr>
+          <w:b/>
+        </w:rPr>
+        <w:t xml:space="preserve">[N-5.6]</w:t>
+      </w:r>
+      <w:r>
+        <w:t xml:space="preserve"> </w:t>
+      </w:r>
+      <w:r>
+        <w:t xml:space="preserve">No</w:t>
+      </w:r>
+      <w:r>
+        <w:t xml:space="preserve"> </w:t>
+      </w:r>
+      <w:r>
+        <w:rPr>
+          <w:rStyle w:val="VerbatimChar"/>
+        </w:rPr>
+        <w:t xml:space="preserve">set_clock_groups</w:t>
+      </w:r>
+      <w:r>
+        <w:t xml:space="preserve"> </w:t>
+      </w:r>
+      <w:r>
+        <w:t xml:space="preserve">is declared between</w:t>
+      </w:r>
+      <w:r>
+        <w:t xml:space="preserve"> </w:t>
+      </w:r>
+      <w:r>
+        <w:rPr>
+          <w:rStyle w:val="VerbatimChar"/>
+        </w:rPr>
+        <w:t xml:space="preserve">refclk</w:t>
+      </w:r>
+      <w:r>
+        <w:t xml:space="preserve">,</w:t>
+      </w:r>
+      <w:r>
+        <w:t xml:space="preserve"> </w:t>
+      </w:r>
+      <w:r>
+        <w:rPr>
+          <w:rStyle w:val="VerbatimChar"/>
+        </w:rPr>
+        <w:t xml:space="preserve">aon_clk</w:t>
+      </w:r>
+      <w:r>
+        <w:t xml:space="preserve">,</w:t>
+      </w:r>
+      <w:r>
+        <w:t xml:space="preserve"> </w:t>
+      </w:r>
+      <w:r>
+        <w:rPr>
+          <w:rStyle w:val="VerbatimChar"/>
+        </w:rPr>
+        <w:t xml:space="preserve">hclk</w:t>
+      </w:r>
+      <w:r>
+        <w:t xml:space="preserve"> </w:t>
+      </w:r>
+      <w:r>
+        <w:t xml:space="preserve">and</w:t>
+      </w:r>
+      <w:r>
+        <w:t xml:space="preserve"> </w:t>
+      </w:r>
+      <w:r>
+        <w:rPr>
+          <w:rStyle w:val="VerbatimChar"/>
+        </w:rPr>
+        <w:t xml:space="preserve">pclk</w:t>
+      </w:r>
+      <w:r>
+        <w:t xml:space="preserve">.</w:t>
+      </w:r>
+      <w:r>
+        <w:t xml:space="preserve"> </w:t>
+      </w:r>
+      <w:r>
+        <w:t xml:space="preserve">They come from one source with known edges, so the timing tool times every path between</w:t>
+      </w:r>
+      <w:r>
+        <w:t xml:space="preserve"> </w:t>
+      </w:r>
+      <w:r>
+        <w:t xml:space="preserve">them.</w:t>
       </w:r>
     </w:p>
     <w:p>
       <w:pPr>
-        <w:pStyle w:val="SourceCode"/>
+        <w:pStyle w:val="BodyText"/>
       </w:pPr>
       <w:r>
         <w:rPr>
-          <w:rStyle w:val="CommentTok"/>
-        </w:rPr>
-        <w:t xml:space="preserve"># ---- reference: 500 MHz, 2 ns. The only net at this frequency.</w:t>
-      </w:r>
-      <w:r>
-        <w:br/>
-      </w:r>
-      <w:r>
-        <w:rPr>
-          <w:rStyle w:val="NormalTok"/>
-        </w:rPr>
-        <w:t xml:space="preserve">create_clock</w:t>
-      </w:r>
-      <w:r>
-        <w:rPr>
-          <w:rStyle w:val="OtherTok"/>
-        </w:rPr>
-        <w:t xml:space="preserve"> -name</w:t>
-      </w:r>
-      <w:r>
-        <w:rPr>
-          <w:rStyle w:val="NormalTok"/>
-        </w:rPr>
-        <w:t xml:space="preserve"> refclk</w:t>
-      </w:r>
-      <w:r>
-        <w:rPr>
-          <w:rStyle w:val="OtherTok"/>
-        </w:rPr>
-        <w:t xml:space="preserve"> -period</w:t>
-      </w:r>
-      <w:r>
-        <w:rPr>
-          <w:rStyle w:val="NormalTok"/>
-        </w:rPr>
-        <w:t xml:space="preserve"> </w:t>
-      </w:r>
-      <w:r>
-        <w:rPr>
-          <w:rStyle w:val="FloatTok"/>
-        </w:rPr>
-        <w:t xml:space="preserve">2.0</w:t>
-      </w:r>
-      <w:r>
-        <w:rPr>
-          <w:rStyle w:val="NormalTok"/>
-        </w:rPr>
-        <w:t xml:space="preserve"> </w:t>
-      </w:r>
-      <w:r>
-        <w:rPr>
-          <w:rStyle w:val="KeywordTok"/>
-        </w:rPr>
-        <w:t xml:space="preserve">[</w:t>
-      </w:r>
-      <w:r>
-        <w:rPr>
-          <w:rStyle w:val="NormalTok"/>
-        </w:rPr>
-        <w:t xml:space="preserve">get_ports refclk_i</w:t>
-      </w:r>
-      <w:r>
-        <w:rPr>
-          <w:rStyle w:val="KeywordTok"/>
-        </w:rPr>
-        <w:t xml:space="preserve">]</w:t>
-      </w:r>
-      <w:r>
-        <w:br/>
-      </w:r>
-      <w:r>
-        <w:rPr>
-          <w:rStyle w:val="NormalTok"/>
-        </w:rPr>
-        <w:t xml:space="preserve">set_clock_uncertainty</w:t>
-      </w:r>
-      <w:r>
-        <w:rPr>
-          <w:rStyle w:val="OtherTok"/>
-        </w:rPr>
-        <w:t xml:space="preserve"> -setup</w:t>
-      </w:r>
-      <w:r>
-        <w:rPr>
-          <w:rStyle w:val="NormalTok"/>
-        </w:rPr>
-        <w:t xml:space="preserve"> </w:t>
-      </w:r>
-      <w:r>
-        <w:rPr>
-          <w:rStyle w:val="FloatTok"/>
-        </w:rPr>
-        <w:t xml:space="preserve">0.15</w:t>
-      </w:r>
-      <w:r>
-        <w:rPr>
-          <w:rStyle w:val="NormalTok"/>
-        </w:rPr>
-        <w:t xml:space="preserve"> </w:t>
-      </w:r>
-      <w:r>
-        <w:rPr>
-          <w:rStyle w:val="KeywordTok"/>
-        </w:rPr>
-        <w:t xml:space="preserve">[</w:t>
-      </w:r>
-      <w:r>
-        <w:rPr>
-          <w:rStyle w:val="NormalTok"/>
-        </w:rPr>
-        <w:t xml:space="preserve">get_clocks refclk</w:t>
-      </w:r>
-      <w:r>
-        <w:rPr>
-          <w:rStyle w:val="KeywordTok"/>
-        </w:rPr>
-        <w:t xml:space="preserve">]</w:t>
-      </w:r>
-      <w:r>
-        <w:br/>
-      </w:r>
-      <w:r>
-        <w:rPr>
-          <w:rStyle w:val="NormalTok"/>
-        </w:rPr>
-        <w:t xml:space="preserve">set_input_transition </w:t>
-      </w:r>
-      <w:r>
-        <w:rPr>
-          <w:rStyle w:val="FloatTok"/>
-        </w:rPr>
-        <w:t xml:space="preserve">0.10</w:t>
-      </w:r>
-      <w:r>
-        <w:rPr>
-          <w:rStyle w:val="NormalTok"/>
-        </w:rPr>
-        <w:t xml:space="preserve"> </w:t>
-      </w:r>
-      <w:r>
-        <w:rPr>
-          <w:rStyle w:val="KeywordTok"/>
-        </w:rPr>
-        <w:t xml:space="preserve">[</w:t>
-      </w:r>
-      <w:r>
-        <w:rPr>
-          <w:rStyle w:val="NormalTok"/>
-        </w:rPr>
-        <w:t xml:space="preserve">get_ports refclk_i</w:t>
-      </w:r>
-      <w:r>
-        <w:rPr>
-          <w:rStyle w:val="KeywordTok"/>
-        </w:rPr>
-        <w:t xml:space="preserve">]</w:t>
-      </w:r>
-      <w:r>
-        <w:br/>
-      </w:r>
-      <w:r>
-        <w:br/>
-      </w:r>
-      <w:r>
-        <w:rPr>
-          <w:rStyle w:val="CommentTok"/>
-        </w:rPr>
-        <w:t xml:space="preserve"># ---- hclk: 250 MHz, derived by the pad-adjacent toggle flop</w:t>
-      </w:r>
-      <w:r>
-        <w:br/>
-      </w:r>
-      <w:r>
-        <w:rPr>
-          <w:rStyle w:val="NormalTok"/>
-        </w:rPr>
-        <w:t xml:space="preserve">create_generated_clock</w:t>
-      </w:r>
-      <w:r>
-        <w:rPr>
-          <w:rStyle w:val="OtherTok"/>
-        </w:rPr>
-        <w:t xml:space="preserve"> -name</w:t>
-      </w:r>
-      <w:r>
-        <w:rPr>
-          <w:rStyle w:val="NormalTok"/>
-        </w:rPr>
-        <w:t xml:space="preserve"> hclk \</w:t>
-      </w:r>
-      <w:r>
-        <w:br/>
-      </w:r>
-      <w:r>
-        <w:rPr>
-          <w:rStyle w:val="NormalTok"/>
-        </w:rPr>
-        <w:t xml:space="preserve">    -</w:t>
-      </w:r>
-      <w:r>
-        <w:rPr>
-          <w:rStyle w:val="KeywordTok"/>
-        </w:rPr>
-        <w:t xml:space="preserve">source</w:t>
-      </w:r>
-      <w:r>
-        <w:rPr>
-          <w:rStyle w:val="NormalTok"/>
-        </w:rPr>
-        <w:t xml:space="preserve"> </w:t>
-      </w:r>
-      <w:r>
-        <w:rPr>
-          <w:rStyle w:val="KeywordTok"/>
-        </w:rPr>
-        <w:t xml:space="preserve">[</w:t>
-      </w:r>
-      <w:r>
-        <w:rPr>
-          <w:rStyle w:val="NormalTok"/>
-        </w:rPr>
-        <w:t xml:space="preserve">get_ports refclk_i</w:t>
-      </w:r>
-      <w:r>
-        <w:rPr>
-          <w:rStyle w:val="KeywordTok"/>
-        </w:rPr>
-        <w:t xml:space="preserve">]</w:t>
-      </w:r>
-      <w:r>
-        <w:rPr>
-          <w:rStyle w:val="OtherTok"/>
-        </w:rPr>
-        <w:t xml:space="preserve"> -divide_by</w:t>
-      </w:r>
-      <w:r>
-        <w:rPr>
-          <w:rStyle w:val="NormalTok"/>
-        </w:rPr>
-        <w:t xml:space="preserve"> </w:t>
-      </w:r>
-      <w:r>
-        <w:rPr>
-          <w:rStyle w:val="DecValTok"/>
-        </w:rPr>
-        <w:t xml:space="preserve">2</w:t>
-      </w:r>
-      <w:r>
-        <w:rPr>
-          <w:rStyle w:val="NormalTok"/>
-        </w:rPr>
-        <w:t xml:space="preserve"> \</w:t>
-      </w:r>
-      <w:r>
-        <w:br/>
-      </w:r>
-      <w:r>
-        <w:rPr>
-          <w:rStyle w:val="NormalTok"/>
-        </w:rPr>
-        <w:t xml:space="preserve">    </w:t>
-      </w:r>
-      <w:r>
-        <w:rPr>
-          <w:rStyle w:val="KeywordTok"/>
-        </w:rPr>
-        <w:t xml:space="preserve">[</w:t>
-      </w:r>
-      <w:r>
-        <w:rPr>
-          <w:rStyle w:val="NormalTok"/>
-        </w:rPr>
-        <w:t xml:space="preserve">get_pins u_clk_div/u_clkdiv_toggle_hclk/Q</w:t>
-      </w:r>
-      <w:r>
-        <w:rPr>
-          <w:rStyle w:val="KeywordTok"/>
-        </w:rPr>
-        <w:t xml:space="preserve">]</w:t>
-      </w:r>
-      <w:r>
-        <w:br/>
-      </w:r>
-      <w:r>
-        <w:br/>
-      </w:r>
-      <w:r>
-        <w:rPr>
-          <w:rStyle w:val="CommentTok"/>
-        </w:rPr>
-        <w:t xml:space="preserve"># ---- pclk: 125 MHz, derived from hclk by a second toggle flop</w:t>
-      </w:r>
-      <w:r>
-        <w:br/>
-      </w:r>
-      <w:r>
-        <w:rPr>
-          <w:rStyle w:val="NormalTok"/>
-        </w:rPr>
-        <w:t xml:space="preserve">create_generated_clock</w:t>
-      </w:r>
-      <w:r>
-        <w:rPr>
-          <w:rStyle w:val="OtherTok"/>
-        </w:rPr>
-        <w:t xml:space="preserve"> -name</w:t>
-      </w:r>
-      <w:r>
-        <w:rPr>
-          <w:rStyle w:val="NormalTok"/>
-        </w:rPr>
-        <w:t xml:space="preserve"> pclk \</w:t>
-      </w:r>
-      <w:r>
-        <w:br/>
-      </w:r>
-      <w:r>
-        <w:rPr>
-          <w:rStyle w:val="NormalTok"/>
-        </w:rPr>
-        <w:t xml:space="preserve">    -</w:t>
-      </w:r>
-      <w:r>
-        <w:rPr>
-          <w:rStyle w:val="KeywordTok"/>
-        </w:rPr>
-        <w:t xml:space="preserve">source</w:t>
-      </w:r>
-      <w:r>
-        <w:rPr>
-          <w:rStyle w:val="NormalTok"/>
-        </w:rPr>
-        <w:t xml:space="preserve"> </w:t>
-      </w:r>
-      <w:r>
-        <w:rPr>
-          <w:rStyle w:val="KeywordTok"/>
-        </w:rPr>
-        <w:t xml:space="preserve">[</w:t>
-      </w:r>
-      <w:r>
-        <w:rPr>
-          <w:rStyle w:val="NormalTok"/>
-        </w:rPr>
-        <w:t xml:space="preserve">get_pins u_clk_div/u_clkdiv_toggle_hclk/Q</w:t>
-      </w:r>
-      <w:r>
-        <w:rPr>
-          <w:rStyle w:val="KeywordTok"/>
-        </w:rPr>
-        <w:t xml:space="preserve">]</w:t>
-      </w:r>
-      <w:r>
-        <w:rPr>
-          <w:rStyle w:val="OtherTok"/>
-        </w:rPr>
-        <w:t xml:space="preserve"> -divide_by</w:t>
-      </w:r>
-      <w:r>
-        <w:rPr>
-          <w:rStyle w:val="NormalTok"/>
-        </w:rPr>
-        <w:t xml:space="preserve"> </w:t>
-      </w:r>
-      <w:r>
-        <w:rPr>
-          <w:rStyle w:val="DecValTok"/>
-        </w:rPr>
-        <w:t xml:space="preserve">2</w:t>
-      </w:r>
-      <w:r>
-        <w:rPr>
-          <w:rStyle w:val="NormalTok"/>
-        </w:rPr>
-        <w:t xml:space="preserve"> \</w:t>
-      </w:r>
-      <w:r>
-        <w:br/>
-      </w:r>
-      <w:r>
-        <w:rPr>
-          <w:rStyle w:val="NormalTok"/>
-        </w:rPr>
-        <w:t xml:space="preserve">    </w:t>
-      </w:r>
-      <w:r>
-        <w:rPr>
-          <w:rStyle w:val="KeywordTok"/>
-        </w:rPr>
-        <w:t xml:space="preserve">[</w:t>
-      </w:r>
-      <w:r>
-        <w:rPr>
-          <w:rStyle w:val="NormalTok"/>
-        </w:rPr>
-        <w:t xml:space="preserve">get_pins u_clk_div/u_clkdiv_toggle_pclk/Q</w:t>
-      </w:r>
-      <w:r>
-        <w:rPr>
-          <w:rStyle w:val="KeywordTok"/>
-        </w:rPr>
-        <w:t xml:space="preserve">]</w:t>
-      </w:r>
-      <w:r>
-        <w:br/>
-      </w:r>
-      <w:r>
-        <w:br/>
-      </w:r>
-      <w:r>
-        <w:rPr>
-          <w:rStyle w:val="CommentTok"/>
-        </w:rPr>
-        <w:t xml:space="preserve"># ---- hclk and pclk are synchronous: shared edges, integer ratio.</w:t>
-      </w:r>
-      <w:r>
-        <w:br/>
-      </w:r>
-      <w:r>
-        <w:rPr>
-          <w:rStyle w:val="CommentTok"/>
-        </w:rPr>
-        <w:t xml:space="preserve">#      DO NOT declare them asynchronous or exclusive. Paths between them</w:t>
-      </w:r>
-      <w:r>
-        <w:br/>
-      </w:r>
-      <w:r>
-        <w:rPr>
-          <w:rStyle w:val="CommentTok"/>
-        </w:rPr>
-        <w:t xml:space="preserve">#      are real and must be timed. See GARUDA-AHB2APB-SPEC-001 §7.2.</w:t>
-      </w:r>
-      <w:r>
-        <w:br/>
-      </w:r>
-      <w:r>
-        <w:rPr>
-          <w:rStyle w:val="NormalTok"/>
+          <w:b/>
+        </w:rPr>
+        <w:t xml:space="preserve">[N-5.7]</w:t>
+      </w:r>
+      <w:r>
+        <w:t xml:space="preserve"> </w:t>
+      </w:r>
+      <w:r>
+        <w:rPr>
+          <w:rStyle w:val="VerbatimChar"/>
+          <w:b/>
+        </w:rPr>
+        <w:t xml:space="preserve">hclk</w:t>
+      </w:r>
+      <w:r>
+        <w:rPr>
+          <w:b/>
+        </w:rPr>
+        <w:t xml:space="preserve"> </w:t>
+      </w:r>
+      <w:r>
+        <w:rPr>
+          <w:b/>
+        </w:rPr>
+        <w:t xml:space="preserve">and</w:t>
+      </w:r>
+      <w:r>
+        <w:rPr>
+          <w:b/>
+        </w:rPr>
+        <w:t xml:space="preserve"> </w:t>
+      </w:r>
+      <w:r>
+        <w:rPr>
+          <w:rStyle w:val="VerbatimChar"/>
+          <w:b/>
+        </w:rPr>
+        <w:t xml:space="preserve">pclk</w:t>
+      </w:r>
+      <w:r>
+        <w:rPr>
+          <w:b/>
+        </w:rPr>
+        <w:t xml:space="preserve"> </w:t>
+      </w:r>
+      <w:r>
+        <w:rPr>
+          <w:b/>
+        </w:rPr>
+        <w:t xml:space="preserve">must not be declared asynchronous or exclusive of each</w:t>
+      </w:r>
+      <w:r>
+        <w:rPr>
+          <w:b/>
+        </w:rPr>
+        <w:t xml:space="preserve"> </w:t>
+      </w:r>
+      <w:r>
+        <w:rPr>
+          <w:b/>
+        </w:rPr>
+        <w:t xml:space="preserve">other.</w:t>
+      </w:r>
+      <w:r>
+        <w:t xml:space="preserve"> </w:t>
+      </w:r>
+      <w:r>
+        <w:t xml:space="preserve">Every path between them is real, synchronous and must be timed. This is the whole</w:t>
+      </w:r>
+      <w:r>
+        <w:t xml:space="preserve"> </w:t>
+      </w:r>
+      <w:r>
+        <w:t xml:space="preserve">basis of the chip's no-CDC architecture, and an incorrect</w:t>
+      </w:r>
+      <w:r>
+        <w:t xml:space="preserve"> </w:t>
+      </w:r>
+      <w:r>
+        <w:rPr>
+          <w:rStyle w:val="VerbatimChar"/>
         </w:rPr>
         <w:t xml:space="preserve">set_clock_groups</w:t>
       </w:r>
       <w:r>
-        <w:rPr>
-          <w:rStyle w:val="OtherTok"/>
-        </w:rPr>
-        <w:t xml:space="preserve"> -logically_exclusive -group</w:t>
-      </w:r>
-      <w:r>
-        <w:rPr>
-          <w:rStyle w:val="NormalTok"/>
-        </w:rPr>
-        <w:t xml:space="preserve"> </w:t>
-      </w:r>
-      <w:r>
-        <w:rPr>
-          <w:rStyle w:val="KeywordTok"/>
-        </w:rPr>
-        <w:t xml:space="preserve">{</w:t>
-      </w:r>
-      <w:r>
-        <w:rPr>
-          <w:rStyle w:val="NormalTok"/>
-        </w:rPr>
-        <w:t xml:space="preserve">refclk</w:t>
-      </w:r>
-      <w:r>
-        <w:rPr>
-          <w:rStyle w:val="KeywordTok"/>
-        </w:rPr>
-        <w:t xml:space="preserve">}</w:t>
-      </w:r>
-      <w:r>
-        <w:rPr>
-          <w:rStyle w:val="OtherTok"/>
-        </w:rPr>
-        <w:t xml:space="preserve"> -group</w:t>
-      </w:r>
-      <w:r>
-        <w:rPr>
-          <w:rStyle w:val="NormalTok"/>
-        </w:rPr>
-        <w:t xml:space="preserve"> </w:t>
-      </w:r>
-      <w:r>
-        <w:rPr>
-          <w:rStyle w:val="KeywordTok"/>
-        </w:rPr>
-        <w:t xml:space="preserve">{</w:t>
-      </w:r>
-      <w:r>
-        <w:rPr>
-          <w:rStyle w:val="NormalTok"/>
-        </w:rPr>
-        <w:t xml:space="preserve">hclk pclk</w:t>
-      </w:r>
-      <w:r>
-        <w:rPr>
-          <w:rStyle w:val="KeywordTok"/>
-        </w:rPr>
-        <w:t xml:space="preserve">}</w:t>
-      </w:r>
-      <w:r>
-        <w:br/>
-      </w:r>
-      <w:r>
-        <w:br/>
-      </w:r>
-      <w:r>
-        <w:rPr>
-          <w:rStyle w:val="CommentTok"/>
-        </w:rPr>
-        <w:t xml:space="preserve"># ---- JTAG: genuinely asynchronous, the only such boundary in the chip</w:t>
-      </w:r>
-      <w:r>
-        <w:br/>
-      </w:r>
-      <w:r>
-        <w:rPr>
-          <w:rStyle w:val="NormalTok"/>
-        </w:rPr>
-        <w:t xml:space="preserve">create_clock</w:t>
-      </w:r>
-      <w:r>
-        <w:rPr>
-          <w:rStyle w:val="OtherTok"/>
-        </w:rPr>
-        <w:t xml:space="preserve"> -name</w:t>
-      </w:r>
-      <w:r>
-        <w:rPr>
-          <w:rStyle w:val="NormalTok"/>
-        </w:rPr>
-        <w:t xml:space="preserve"> tck</w:t>
-      </w:r>
-      <w:r>
-        <w:rPr>
-          <w:rStyle w:val="OtherTok"/>
-        </w:rPr>
-        <w:t xml:space="preserve"> -period</w:t>
-      </w:r>
-      <w:r>
-        <w:rPr>
-          <w:rStyle w:val="NormalTok"/>
-        </w:rPr>
-        <w:t xml:space="preserve"> </w:t>
-      </w:r>
-      <w:r>
-        <w:rPr>
-          <w:rStyle w:val="FloatTok"/>
-        </w:rPr>
-        <w:t xml:space="preserve">50.0</w:t>
-      </w:r>
-      <w:r>
-        <w:rPr>
-          <w:rStyle w:val="NormalTok"/>
-        </w:rPr>
-        <w:t xml:space="preserve"> </w:t>
-      </w:r>
-      <w:r>
-        <w:rPr>
-          <w:rStyle w:val="KeywordTok"/>
-        </w:rPr>
-        <w:t xml:space="preserve">[</w:t>
-      </w:r>
-      <w:r>
-        <w:rPr>
-          <w:rStyle w:val="NormalTok"/>
-        </w:rPr>
-        <w:t xml:space="preserve">get_ports tck</w:t>
-      </w:r>
-      <w:r>
-        <w:rPr>
-          <w:rStyle w:val="KeywordTok"/>
-        </w:rPr>
-        <w:t xml:space="preserve">]</w:t>
-      </w:r>
-      <w:r>
-        <w:br/>
-      </w:r>
-      <w:r>
-        <w:rPr>
-          <w:rStyle w:val="NormalTok"/>
-        </w:rPr>
-        <w:t xml:space="preserve">set_clock_groups</w:t>
-      </w:r>
-      <w:r>
-        <w:rPr>
-          <w:rStyle w:val="OtherTok"/>
-        </w:rPr>
-        <w:t xml:space="preserve"> -asynchronous -group</w:t>
-      </w:r>
-      <w:r>
-        <w:rPr>
-          <w:rStyle w:val="NormalTok"/>
-        </w:rPr>
-        <w:t xml:space="preserve"> </w:t>
-      </w:r>
-      <w:r>
-        <w:rPr>
-          <w:rStyle w:val="KeywordTok"/>
-        </w:rPr>
-        <w:t xml:space="preserve">{</w:t>
-      </w:r>
-      <w:r>
-        <w:rPr>
-          <w:rStyle w:val="NormalTok"/>
-        </w:rPr>
-        <w:t xml:space="preserve">tck</w:t>
-      </w:r>
-      <w:r>
-        <w:rPr>
-          <w:rStyle w:val="KeywordTok"/>
-        </w:rPr>
-        <w:t xml:space="preserve">}</w:t>
-      </w:r>
-      <w:r>
-        <w:rPr>
-          <w:rStyle w:val="OtherTok"/>
-        </w:rPr>
-        <w:t xml:space="preserve"> -group</w:t>
-      </w:r>
-      <w:r>
-        <w:rPr>
-          <w:rStyle w:val="NormalTok"/>
-        </w:rPr>
-        <w:t xml:space="preserve"> </w:t>
-      </w:r>
-      <w:r>
-        <w:rPr>
-          <w:rStyle w:val="KeywordTok"/>
-        </w:rPr>
-        <w:t xml:space="preserve">{</w:t>
-      </w:r>
-      <w:r>
-        <w:rPr>
-          <w:rStyle w:val="NormalTok"/>
-        </w:rPr>
-        <w:t xml:space="preserve">hclk pclk</w:t>
-      </w:r>
-      <w:r>
-        <w:rPr>
-          <w:rStyle w:val="KeywordTok"/>
-        </w:rPr>
-        <w:t xml:space="preserve">}</w:t>
-      </w:r>
-      <w:r>
-        <w:br/>
-      </w:r>
-      <w:r>
-        <w:br/>
-      </w:r>
-      <w:r>
-        <w:rPr>
-          <w:rStyle w:val="CommentTok"/>
-        </w:rPr>
-        <w:t xml:space="preserve"># ---- the divider flop is the tightest path in the design: 2 ns, one flop,</w:t>
-      </w:r>
-      <w:r>
-        <w:br/>
-      </w:r>
-      <w:r>
-        <w:rPr>
-          <w:rStyle w:val="CommentTok"/>
-        </w:rPr>
-        <w:t xml:space="preserve">#      output inverted to its own input, no combinational logic between.</w:t>
-      </w:r>
-      <w:r>
-        <w:br/>
-      </w:r>
-      <w:r>
-        <w:rPr>
-          <w:rStyle w:val="CommentTok"/>
-        </w:rPr>
-        <w:t xml:space="preserve">#      It must be constrained at refclk, never inherited from hclk.</w:t>
-      </w:r>
-      <w:r>
-        <w:br/>
-      </w:r>
-      <w:r>
-        <w:rPr>
-          <w:rStyle w:val="NormalTok"/>
-        </w:rPr>
-        <w:t xml:space="preserve">set_max_delay </w:t>
-      </w:r>
-      <w:r>
-        <w:rPr>
-          <w:rStyle w:val="FloatTok"/>
-        </w:rPr>
-        <w:t xml:space="preserve">1.8</w:t>
-      </w:r>
-      <w:r>
-        <w:rPr>
-          <w:rStyle w:val="OtherTok"/>
-        </w:rPr>
-        <w:t xml:space="preserve"> -from</w:t>
-      </w:r>
-      <w:r>
-        <w:rPr>
-          <w:rStyle w:val="NormalTok"/>
-        </w:rPr>
-        <w:t xml:space="preserve"> </w:t>
-      </w:r>
-      <w:r>
-        <w:rPr>
-          <w:rStyle w:val="KeywordTok"/>
-        </w:rPr>
-        <w:t xml:space="preserve">[</w:t>
-      </w:r>
-      <w:r>
-        <w:rPr>
-          <w:rStyle w:val="NormalTok"/>
-        </w:rPr>
-        <w:t xml:space="preserve">get_pins u_clk_div/u_clkdiv_toggle_hclk/Q</w:t>
-      </w:r>
-      <w:r>
-        <w:rPr>
-          <w:rStyle w:val="KeywordTok"/>
-        </w:rPr>
-        <w:t xml:space="preserve">]</w:t>
-      </w:r>
-      <w:r>
-        <w:rPr>
-          <w:rStyle w:val="NormalTok"/>
-        </w:rPr>
-        <w:t xml:space="preserve"> \</w:t>
-      </w:r>
-      <w:r>
-        <w:br/>
-      </w:r>
-      <w:r>
-        <w:rPr>
-          <w:rStyle w:val="NormalTok"/>
-        </w:rPr>
-        <w:t xml:space="preserve">                  -to   </w:t>
-      </w:r>
-      <w:r>
-        <w:rPr>
-          <w:rStyle w:val="KeywordTok"/>
-        </w:rPr>
-        <w:t xml:space="preserve">[</w:t>
-      </w:r>
-      <w:r>
-        <w:rPr>
-          <w:rStyle w:val="NormalTok"/>
-        </w:rPr>
-        <w:t xml:space="preserve">get_pins u_clk_div/u_clkdiv_toggle_hclk/D</w:t>
-      </w:r>
-      <w:r>
-        <w:rPr>
-          <w:rStyle w:val="KeywordTok"/>
-        </w:rPr>
-        <w:t xml:space="preserve">]</w:t>
-      </w:r>
+        <w:t xml:space="preserve"> </w:t>
+      </w:r>
+      <w:r>
+        <w:t xml:space="preserve">here would</w:t>
+      </w:r>
+      <w:r>
+        <w:t xml:space="preserve"> </w:t>
+      </w:r>
+      <w:r>
+        <w:t xml:space="preserve">silently waive the paths the design depends on. It is called out because it is the single most</w:t>
+      </w:r>
+      <w:r>
+        <w:t xml:space="preserve"> </w:t>
+      </w:r>
+      <w:r>
+        <w:t xml:space="preserve">likely constraint mistake in this design, and its symptom is silicon that fails</w:t>
+      </w:r>
+      <w:r>
+        <w:t xml:space="preserve"> </w:t>
+      </w:r>
+      <w:r>
+        <w:t xml:space="preserve">intermittently at the bridge.</w:t>
+      </w:r>
+    </w:p>
+    <w:p>
+      <w:pPr>
+        <w:pStyle w:val="Heading3"/>
+      </w:pPr>
+      <w:bookmarkStart w:id="33" w:name="X92b73d89061244ab99d2725f3f03e16144a7ad2"/>
+      <w:r>
+        <w:t xml:space="preserve">5.3 What to check after synthesis</w:t>
+      </w:r>
+      <w:bookmarkEnd w:id="33"/>
     </w:p>
     <w:p>
       <w:pPr>
@@ -5029,73 +4903,690 @@
       </w:pPr>
       <w:r>
         <w:rPr>
-          <w:bCs/>
           <w:b/>
         </w:rPr>
-        <w:t xml:space="preserve">[N-5.6]</w:t>
-      </w:r>
-      <w:r>
-        <w:t xml:space="preserve"> </w:t>
-      </w:r>
-      <w:r>
-        <w:t xml:space="preserve">The</w:t>
-      </w:r>
-      <w:r>
-        <w:t xml:space="preserve"> </w:t>
+        <w:t xml:space="preserve">[N-5.8]</w:t>
+      </w:r>
+      <w:r>
+        <w:t xml:space="preserve"> </w:t>
+      </w:r>
+      <w:r>
+        <w:t xml:space="preserve">Three checks specific to this design, beyond normal closure:</w:t>
+      </w:r>
+    </w:p>
+    <w:tbl>
+      <w:tblPr>
+        <w:tblStyle w:val="Table"/>
+        <w:tblW w:type="pct" w:w="0.0"/>
+        <w:tblLook w:firstRow="1"/>
+      </w:tblPr>
+      <w:tblGrid/>
+      <w:tr>
+        <w:trPr>
+          <w:cnfStyle w:firstRow="1"/>
+        </w:trPr>
+        <w:tc>
+          <w:tcPr>
+            <w:tcBorders>
+              <w:bottom w:val="single"/>
+            </w:tcBorders>
+            <w:vAlign w:val="bottom"/>
+          </w:tcPr>
+          <w:p>
+            <w:pPr>
+              <w:pStyle w:val="Compact"/>
+              <w:jc w:val="left"/>
+            </w:pPr>
+            <w:r>
+              <w:t xml:space="preserve">Check</w:t>
+            </w:r>
+          </w:p>
+        </w:tc>
+        <w:tc>
+          <w:tcPr>
+            <w:tcBorders>
+              <w:bottom w:val="single"/>
+            </w:tcBorders>
+            <w:vAlign w:val="bottom"/>
+          </w:tcPr>
+          <w:p>
+            <w:pPr>
+              <w:pStyle w:val="Compact"/>
+              <w:jc w:val="left"/>
+            </w:pPr>
+            <w:r>
+              <w:t xml:space="preserve">Why</w:t>
+            </w:r>
+          </w:p>
+        </w:tc>
+      </w:tr>
+      <w:tr>
+        <w:tc>
+          <w:p>
+            <w:pPr>
+              <w:pStyle w:val="Compact"/>
+              <w:jc w:val="left"/>
+            </w:pPr>
+            <w:r>
+              <w:rPr>
+                <w:rStyle w:val="VerbatimChar"/>
+              </w:rPr>
+              <w:t xml:space="preserve">refclk</w:t>
+            </w:r>
+            <w:r>
+              <w:t xml:space="preserve"> </w:t>
+            </w:r>
+            <w:r>
+              <w:t xml:space="preserve">fanout is exactly 1</w:t>
+            </w:r>
+          </w:p>
+        </w:tc>
+        <w:tc>
+          <w:p>
+            <w:pPr>
+              <w:pStyle w:val="Compact"/>
+              <w:jc w:val="left"/>
+            </w:pPr>
+            <w:r>
+              <w:t xml:space="preserve">Confirms [N-5.2]. Any other load means 500 MHz escaped the pad.</w:t>
+            </w:r>
+          </w:p>
+        </w:tc>
+      </w:tr>
+      <w:tr>
+        <w:tc>
+          <w:p>
+            <w:pPr>
+              <w:pStyle w:val="Compact"/>
+              <w:jc w:val="left"/>
+            </w:pPr>
+            <w:r>
+              <w:rPr>
+                <w:rStyle w:val="VerbatimChar"/>
+              </w:rPr>
+              <w:t xml:space="preserve">hclk</w:t>
+            </w:r>
+            <w:r>
+              <w:t xml:space="preserve">/</w:t>
+            </w:r>
+            <w:r>
+              <w:rPr>
+                <w:rStyle w:val="VerbatimChar"/>
+              </w:rPr>
+              <w:t xml:space="preserve">pclk</w:t>
+            </w:r>
+            <w:r>
+              <w:t xml:space="preserve"> </w:t>
+            </w:r>
+            <w:r>
+              <w:t xml:space="preserve">paths are timed, not waived</w:t>
+            </w:r>
+          </w:p>
+        </w:tc>
+        <w:tc>
+          <w:p>
+            <w:pPr>
+              <w:pStyle w:val="Compact"/>
+              <w:jc w:val="left"/>
+            </w:pPr>
+            <w:r>
+              <w:t xml:space="preserve">Confirms [N-5.7]. Look for unexpected</w:t>
+            </w:r>
+            <w:r>
+              <w:t xml:space="preserve"> </w:t>
+            </w:r>
+            <w:r>
+              <w:rPr>
+                <w:rStyle w:val="VerbatimChar"/>
+              </w:rPr>
+              <w:t xml:space="preserve">set_clock_groups</w:t>
+            </w:r>
+            <w:r>
+              <w:t xml:space="preserve"> </w:t>
+            </w:r>
+            <w:r>
+              <w:t xml:space="preserve">or false paths in the report.</w:t>
+            </w:r>
+          </w:p>
+        </w:tc>
+      </w:tr>
+      <w:tr>
+        <w:tc>
+          <w:p>
+            <w:pPr>
+              <w:pStyle w:val="Compact"/>
+              <w:jc w:val="left"/>
+            </w:pPr>
+            <w:r>
+              <w:t xml:space="preserve">WFI clock gate produces no runt pulse at gate level</w:t>
+            </w:r>
+          </w:p>
+        </w:tc>
+        <w:tc>
+          <w:p>
+            <w:pPr>
+              <w:pStyle w:val="Compact"/>
+              <w:jc w:val="left"/>
+            </w:pPr>
+            <w:r>
+              <w:t xml:space="preserve">The ICG's enable timing is invisible in RTL simulation (</w:t>
+            </w:r>
+            <w:r>
+              <w:rPr>
+                <w:rStyle w:val="VerbatimChar"/>
+              </w:rPr>
+              <w:t xml:space="preserve">GARUDA-CORE-SPEC-001</w:t>
+            </w:r>
+            <w:r>
+              <w:t xml:space="preserve"> </w:t>
+            </w:r>
+            <w:r>
+              <w:t xml:space="preserve">[N-11.4]).</w:t>
+            </w:r>
+          </w:p>
+        </w:tc>
+      </w:tr>
+    </w:tbl>
+    <w:p>
+      <w:r>
+        <w:pict>
+          <v:rect style="width:0;height:1.5pt" o:hralign="center" o:hrstd="t" o:hr="t"/>
+        </w:pict>
+      </w:r>
+    </w:p>
+    <w:p>
+      <w:pPr>
+        <w:pStyle w:val="Heading2"/>
+      </w:pPr>
+      <w:bookmarkStart w:id="34" w:name="X7ea0a81de7c988b0fbf11034ae510933502d8d1"/>
+      <w:r>
+        <w:t xml:space="preserve">6 Floorplan guidance</w:t>
+      </w:r>
+      <w:bookmarkEnd w:id="34"/>
+    </w:p>
+    <w:p>
+      <w:pPr>
+        <w:pStyle w:val="FirstParagraph"/>
+      </w:pPr>
+      <w:r>
+        <w:rPr>
+          <w:b/>
+        </w:rPr>
+        <w:t xml:space="preserve">[N-6.1]</w:t>
+      </w:r>
+      <w:r>
+        <w:t xml:space="preserve"> </w:t>
+      </w:r>
+      <w:r>
+        <w:t xml:space="preserve">Not constraints, except where marked. The PD engineer owns the floorplan; these</w:t>
+      </w:r>
+      <w:r>
+        <w:t xml:space="preserve"> </w:t>
+      </w:r>
+      <w:r>
+        <w:t xml:space="preserve">are the adjacencies the design's timing depends on.</w:t>
+      </w:r>
+    </w:p>
+    <w:tbl>
+      <w:tblPr>
+        <w:tblStyle w:val="Table"/>
+        <w:tblW w:type="pct" w:w="0.0"/>
+        <w:tblLook w:firstRow="1"/>
+      </w:tblPr>
+      <w:tblGrid/>
+      <w:tr>
+        <w:trPr>
+          <w:cnfStyle w:firstRow="1"/>
+        </w:trPr>
+        <w:tc>
+          <w:tcPr>
+            <w:tcBorders>
+              <w:bottom w:val="single"/>
+            </w:tcBorders>
+            <w:vAlign w:val="bottom"/>
+          </w:tcPr>
+          <w:p>
+            <w:pPr>
+              <w:pStyle w:val="Compact"/>
+              <w:jc w:val="left"/>
+            </w:pPr>
+            <w:r>
+              <w:t xml:space="preserve">Element</w:t>
+            </w:r>
+          </w:p>
+        </w:tc>
+        <w:tc>
+          <w:tcPr>
+            <w:tcBorders>
+              <w:bottom w:val="single"/>
+            </w:tcBorders>
+            <w:vAlign w:val="bottom"/>
+          </w:tcPr>
+          <w:p>
+            <w:pPr>
+              <w:pStyle w:val="Compact"/>
+              <w:jc w:val="left"/>
+            </w:pPr>
+            <w:r>
+              <w:t xml:space="preserve">Placement</w:t>
+            </w:r>
+          </w:p>
+        </w:tc>
+        <w:tc>
+          <w:tcPr>
+            <w:tcBorders>
+              <w:bottom w:val="single"/>
+            </w:tcBorders>
+            <w:vAlign w:val="bottom"/>
+          </w:tcPr>
+          <w:p>
+            <w:pPr>
+              <w:pStyle w:val="Compact"/>
+              <w:jc w:val="left"/>
+            </w:pPr>
+            <w:r>
+              <w:t xml:space="preserve">Binding?</w:t>
+            </w:r>
+          </w:p>
+        </w:tc>
+      </w:tr>
+      <w:tr>
+        <w:tc>
+          <w:p>
+            <w:pPr>
+              <w:pStyle w:val="Compact"/>
+              <w:jc w:val="left"/>
+            </w:pPr>
+            <w:r>
+              <w:rPr>
+                <w:rStyle w:val="VerbatimChar"/>
+              </w:rPr>
+              <w:t xml:space="preserve">u_clk_div.t1_q</w:t>
+            </w:r>
+          </w:p>
+        </w:tc>
+        <w:tc>
+          <w:p>
+            <w:pPr>
+              <w:pStyle w:val="Compact"/>
+              <w:jc w:val="left"/>
+            </w:pPr>
+            <w:r>
+              <w:t xml:space="preserve">abutting the</w:t>
+            </w:r>
+            <w:r>
+              <w:t xml:space="preserve"> </w:t>
+            </w:r>
+            <w:r>
+              <w:rPr>
+                <w:rStyle w:val="VerbatimChar"/>
+              </w:rPr>
+              <w:t xml:space="preserve">refclk</w:t>
+            </w:r>
+            <w:r>
+              <w:t xml:space="preserve"> </w:t>
+            </w:r>
+            <w:r>
+              <w:t xml:space="preserve">pad</w:t>
+            </w:r>
+          </w:p>
+        </w:tc>
+        <w:tc>
+          <w:p>
+            <w:pPr>
+              <w:pStyle w:val="Compact"/>
+              <w:jc w:val="left"/>
+            </w:pPr>
+            <w:r>
+              <w:rPr>
+                <w:b/>
+              </w:rPr>
+              <w:t xml:space="preserve">yes, §5.1</w:t>
+            </w:r>
+          </w:p>
+        </w:tc>
+      </w:tr>
+      <w:tr>
+        <w:tc>
+          <w:p>
+            <w:pPr>
+              <w:pStyle w:val="Compact"/>
+              <w:jc w:val="left"/>
+            </w:pPr>
+            <w:r>
+              <w:t xml:space="preserve">ISRAM (64 KiB)</w:t>
+            </w:r>
+          </w:p>
+        </w:tc>
+        <w:tc>
+          <w:p>
+            <w:pPr>
+              <w:pStyle w:val="Compact"/>
+              <w:jc w:val="left"/>
+            </w:pPr>
+            <w:r>
+              <w:t xml:space="preserve">near the core's IF and the D-port LSU</w:t>
+            </w:r>
+          </w:p>
+        </w:tc>
+        <w:tc>
+          <w:p>
+            <w:pPr>
+              <w:pStyle w:val="Compact"/>
+              <w:jc w:val="left"/>
+            </w:pPr>
+            <w:r>
+              <w:t xml:space="preserve">no</w:t>
+            </w:r>
+          </w:p>
+        </w:tc>
+      </w:tr>
+      <w:tr>
+        <w:tc>
+          <w:p>
+            <w:pPr>
+              <w:pStyle w:val="Compact"/>
+              <w:jc w:val="left"/>
+            </w:pPr>
+            <w:r>
+              <w:t xml:space="preserve">DSRAM (4 × 16 KiB)</w:t>
+            </w:r>
+          </w:p>
+        </w:tc>
+        <w:tc>
+          <w:p>
+            <w:pPr>
+              <w:pStyle w:val="Compact"/>
+              <w:jc w:val="left"/>
+            </w:pPr>
+            <w:r>
+              <w:t xml:space="preserve">near the LSU; the four macros may be split</w:t>
+            </w:r>
+          </w:p>
+        </w:tc>
+        <w:tc>
+          <w:p>
+            <w:pPr>
+              <w:pStyle w:val="Compact"/>
+              <w:jc w:val="left"/>
+            </w:pPr>
+            <w:r>
+              <w:t xml:space="preserve">no</w:t>
+            </w:r>
+          </w:p>
+        </w:tc>
+      </w:tr>
+      <w:tr>
+        <w:tc>
+          <w:p>
+            <w:pPr>
+              <w:pStyle w:val="Compact"/>
+              <w:jc w:val="left"/>
+            </w:pPr>
+            <w:r>
+              <w:t xml:space="preserve">Boot ROM (4 KiB)</w:t>
+            </w:r>
+          </w:p>
+        </w:tc>
+        <w:tc>
+          <w:p>
+            <w:pPr>
+              <w:pStyle w:val="Compact"/>
+              <w:jc w:val="left"/>
+            </w:pPr>
+            <w:r>
+              <w:t xml:space="preserve">anywhere; accessed once per power-on</w:t>
+            </w:r>
+          </w:p>
+        </w:tc>
+        <w:tc>
+          <w:p>
+            <w:pPr>
+              <w:pStyle w:val="Compact"/>
+              <w:jc w:val="left"/>
+            </w:pPr>
+            <w:r>
+              <w:t xml:space="preserve">no</w:t>
+            </w:r>
+          </w:p>
+        </w:tc>
+      </w:tr>
+      <w:tr>
+        <w:tc>
+          <w:p>
+            <w:pPr>
+              <w:pStyle w:val="Compact"/>
+              <w:jc w:val="left"/>
+            </w:pPr>
+            <w:r>
+              <w:t xml:space="preserve">Core + DSU</w:t>
+            </w:r>
+          </w:p>
+        </w:tc>
+        <w:tc>
+          <w:p>
+            <w:pPr>
+              <w:pStyle w:val="Compact"/>
+              <w:jc w:val="left"/>
+            </w:pPr>
+            <w:r>
+              <w:t xml:space="preserve">one region; the EX critical path must not cross a macro</w:t>
+            </w:r>
+          </w:p>
+        </w:tc>
+        <w:tc>
+          <w:p>
+            <w:pPr>
+              <w:pStyle w:val="Compact"/>
+              <w:jc w:val="left"/>
+            </w:pPr>
+            <w:r>
+              <w:rPr>
+                <w:b/>
+              </w:rPr>
+              <w:t xml:space="preserve">guidance, important</w:t>
+            </w:r>
+          </w:p>
+        </w:tc>
+      </w:tr>
+      <w:tr>
+        <w:tc>
+          <w:p>
+            <w:pPr>
+              <w:pStyle w:val="Compact"/>
+              <w:jc w:val="left"/>
+            </w:pPr>
+            <w:r>
+              <w:t xml:space="preserve">AHB interconnect</w:t>
+            </w:r>
+          </w:p>
+        </w:tc>
+        <w:tc>
+          <w:p>
+            <w:pPr>
+              <w:pStyle w:val="Compact"/>
+              <w:jc w:val="left"/>
+            </w:pPr>
+            <w:r>
+              <w:t xml:space="preserve">central to the four slaves</w:t>
+            </w:r>
+          </w:p>
+        </w:tc>
+        <w:tc>
+          <w:p>
+            <w:pPr>
+              <w:pStyle w:val="Compact"/>
+              <w:jc w:val="left"/>
+            </w:pPr>
+            <w:r>
+              <w:t xml:space="preserve">no</w:t>
+            </w:r>
+          </w:p>
+        </w:tc>
+      </w:tr>
+      <w:tr>
+        <w:tc>
+          <w:p>
+            <w:pPr>
+              <w:pStyle w:val="Compact"/>
+              <w:jc w:val="left"/>
+            </w:pPr>
+            <w:r>
+              <w:t xml:space="preserve">APB peripherals + bridge</w:t>
+            </w:r>
+          </w:p>
+        </w:tc>
+        <w:tc>
+          <w:p>
+            <w:pPr>
+              <w:pStyle w:val="Compact"/>
+              <w:jc w:val="left"/>
+            </w:pPr>
+            <w:r>
+              <w:t xml:space="preserve">perimeter, near their pads</w:t>
+            </w:r>
+          </w:p>
+        </w:tc>
+        <w:tc>
+          <w:p>
+            <w:pPr>
+              <w:pStyle w:val="Compact"/>
+              <w:jc w:val="left"/>
+            </w:pPr>
+            <w:r>
+              <w:t xml:space="preserve">no</w:t>
+            </w:r>
+          </w:p>
+        </w:tc>
+      </w:tr>
+      <w:tr>
+        <w:tc>
+          <w:p>
+            <w:pPr>
+              <w:pStyle w:val="Compact"/>
+              <w:jc w:val="left"/>
+            </w:pPr>
+            <w:r>
+              <w:t xml:space="preserve">JTAG TAP + DTM</w:t>
+            </w:r>
+          </w:p>
+        </w:tc>
+        <w:tc>
+          <w:p>
+            <w:pPr>
+              <w:pStyle w:val="Compact"/>
+              <w:jc w:val="left"/>
+            </w:pPr>
+            <w:r>
+              <w:t xml:space="preserve">near the JTAG pads</w:t>
+            </w:r>
+          </w:p>
+        </w:tc>
+        <w:tc>
+          <w:p>
+            <w:pPr>
+              <w:pStyle w:val="Compact"/>
+              <w:jc w:val="left"/>
+            </w:pPr>
+            <w:r>
+              <w:t xml:space="preserve">no</w:t>
+            </w:r>
+          </w:p>
+        </w:tc>
+      </w:tr>
+      <w:tr>
+        <w:tc>
+          <w:p>
+            <w:pPr>
+              <w:pStyle w:val="Compact"/>
+              <w:jc w:val="left"/>
+            </w:pPr>
+            <w:r>
+              <w:t xml:space="preserve">PWM</w:t>
+            </w:r>
+          </w:p>
+        </w:tc>
+        <w:tc>
+          <w:p>
+            <w:pPr>
+              <w:pStyle w:val="Compact"/>
+              <w:jc w:val="left"/>
+            </w:pPr>
+            <w:r>
+              <w:t xml:space="preserve">near the PWM pads, away from</w:t>
+            </w:r>
+            <w:r>
+              <w:t xml:space="preserve"> </w:t>
+            </w:r>
+            <w:r>
+              <w:rPr>
+                <w:rStyle w:val="VerbatimChar"/>
+              </w:rPr>
+              <w:t xml:space="preserve">refclk</w:t>
+            </w:r>
+          </w:p>
+        </w:tc>
+        <w:tc>
+          <w:p>
+            <w:pPr>
+              <w:pStyle w:val="Compact"/>
+              <w:jc w:val="left"/>
+            </w:pPr>
+            <w:r>
+              <w:rPr>
+                <w:b/>
+              </w:rPr>
+              <w:t xml:space="preserve">guidance, §4.4</w:t>
+            </w:r>
+          </w:p>
+        </w:tc>
+      </w:tr>
+    </w:tbl>
+    <w:p>
+      <w:pPr>
+        <w:pStyle w:val="BodyText"/>
+      </w:pPr>
+      <w:r>
+        <w:rPr>
+          <w:b/>
+        </w:rPr>
+        <w:t xml:space="preserve">[N-6.2]</w:t>
+      </w:r>
+      <w:r>
+        <w:t xml:space="preserve"> </w:t>
+      </w:r>
+      <w:r>
+        <w:t xml:space="preserve">The core and DSU should be a contiguous region. The critical path is the 33×33</w:t>
+      </w:r>
+      <w:r>
+        <w:t xml:space="preserve"> </w:t>
+      </w:r>
+      <w:r>
+        <w:t xml:space="preserve">multiplier in series with the EX result multiplexer with the DSU in the same cone</w:t>
+      </w:r>
+      <w:r>
+        <w:t xml:space="preserve"> </w:t>
+      </w:r>
+      <w:r>
+        <w:t xml:space="preserve">(</w:t>
       </w:r>
       <w:r>
         <w:rPr>
           <w:rStyle w:val="VerbatimChar"/>
         </w:rPr>
-        <w:t xml:space="preserve">set_clock_groups -logically_exclusive</w:t>
-      </w:r>
-      <w:r>
-        <w:t xml:space="preserve"> </w:t>
-      </w:r>
-      <w:r>
-        <w:t xml:space="preserve">between</w:t>
-      </w:r>
-      <w:r>
-        <w:t xml:space="preserve"> </w:t>
-      </w:r>
-      <w:r>
-        <w:rPr>
-          <w:rStyle w:val="VerbatimChar"/>
-        </w:rPr>
-        <w:t xml:space="preserve">refclk</w:t>
-      </w:r>
-      <w:r>
-        <w:t xml:space="preserve"> </w:t>
-      </w:r>
-      <w:r>
-        <w:t xml:space="preserve">and</w:t>
-      </w:r>
-      <w:r>
-        <w:t xml:space="preserve"> </w:t>
-      </w:r>
-      <w:r>
-        <w:rPr>
-          <w:rStyle w:val="VerbatimChar"/>
-        </w:rPr>
-        <w:t xml:space="preserve">{hclk, pclk}</w:t>
-      </w:r>
-      <w:r>
-        <w:t xml:space="preserve"> </w:t>
-      </w:r>
-      <w:r>
-        <w:t xml:space="preserve">is</w:t>
-      </w:r>
-      <w:r>
-        <w:t xml:space="preserve"> </w:t>
-      </w:r>
-      <w:r>
-        <w:t xml:space="preserve">correct because no functional path crosses from the 500 MHz domain to the derived clocks other</w:t>
-      </w:r>
-      <w:r>
-        <w:t xml:space="preserve"> </w:t>
-      </w:r>
-      <w:r>
-        <w:t xml:space="preserve">than through the divider flop itself, which is constrained separately.</w:t>
+        <w:t xml:space="preserve">GARUDA-CORE-SPEC-001</w:t>
+      </w:r>
+      <w:r>
+        <w:t xml:space="preserve"> </w:t>
+      </w:r>
+      <w:r>
+        <w:t xml:space="preserve">§7.9); routing that cone around a memory macro is how 4 ns becomes</w:t>
+      </w:r>
+      <w:r>
+        <w:t xml:space="preserve"> </w:t>
+      </w:r>
+      <w:r>
+        <w:t xml:space="preserve">unachievable.</w:t>
       </w:r>
     </w:p>
     <w:p>
@@ -5104,134 +5595,51 @@
       </w:pPr>
       <w:r>
         <w:rPr>
-          <w:bCs/>
           <w:b/>
         </w:rPr>
-        <w:t xml:space="preserve">[N-5.7]</w:t>
-      </w:r>
-      <w:r>
-        <w:t xml:space="preserve"> </w:t>
-      </w:r>
-      <w:r>
-        <w:rPr>
-          <w:rStyle w:val="VerbatimChar"/>
-          <w:bCs/>
-          <w:b/>
-        </w:rPr>
-        <w:t xml:space="preserve">hclk</w:t>
-      </w:r>
-      <w:r>
-        <w:rPr>
-          <w:bCs/>
-          <w:b/>
-        </w:rPr>
-        <w:t xml:space="preserve"> </w:t>
-      </w:r>
-      <w:r>
-        <w:rPr>
-          <w:bCs/>
-          <w:b/>
-        </w:rPr>
-        <w:t xml:space="preserve">and</w:t>
-      </w:r>
-      <w:r>
-        <w:rPr>
-          <w:bCs/>
-          <w:b/>
-        </w:rPr>
-        <w:t xml:space="preserve"> </w:t>
-      </w:r>
-      <w:r>
-        <w:rPr>
-          <w:rStyle w:val="VerbatimChar"/>
-          <w:bCs/>
-          <w:b/>
-        </w:rPr>
-        <w:t xml:space="preserve">pclk</w:t>
-      </w:r>
-      <w:r>
-        <w:rPr>
-          <w:bCs/>
-          <w:b/>
-        </w:rPr>
-        <w:t xml:space="preserve"> </w:t>
-      </w:r>
-      <w:r>
-        <w:rPr>
-          <w:bCs/>
-          <w:b/>
-        </w:rPr>
-        <w:t xml:space="preserve">must not be declared asynchronous or exclusive of each</w:t>
-      </w:r>
-      <w:r>
-        <w:rPr>
-          <w:bCs/>
-          <w:b/>
-        </w:rPr>
-        <w:t xml:space="preserve"> </w:t>
-      </w:r>
-      <w:r>
-        <w:rPr>
-          <w:bCs/>
-          <w:b/>
-        </w:rPr>
-        <w:t xml:space="preserve">other.</w:t>
-      </w:r>
-      <w:r>
-        <w:t xml:space="preserve"> </w:t>
-      </w:r>
-      <w:r>
-        <w:t xml:space="preserve">Every path between them is real, synchronous and must be timed. This is the whole</w:t>
-      </w:r>
-      <w:r>
-        <w:t xml:space="preserve"> </w:t>
-      </w:r>
-      <w:r>
-        <w:t xml:space="preserve">basis of the chip's no-CDC architecture, and an incorrect</w:t>
-      </w:r>
-      <w:r>
-        <w:t xml:space="preserve"> </w:t>
-      </w:r>
-      <w:r>
-        <w:rPr>
-          <w:rStyle w:val="VerbatimChar"/>
-        </w:rPr>
-        <w:t xml:space="preserve">set_clock_groups</w:t>
-      </w:r>
-      <w:r>
-        <w:t xml:space="preserve"> </w:t>
-      </w:r>
-      <w:r>
-        <w:t xml:space="preserve">here would</w:t>
-      </w:r>
-      <w:r>
-        <w:t xml:space="preserve"> </w:t>
-      </w:r>
-      <w:r>
-        <w:t xml:space="preserve">silently waive the paths the design depends on. It is called out because it is the single most</w:t>
-      </w:r>
-      <w:r>
-        <w:t xml:space="preserve"> </w:t>
-      </w:r>
-      <w:r>
-        <w:t xml:space="preserve">likely constraint mistake in this design, and its symptom is silicon that fails</w:t>
-      </w:r>
-      <w:r>
-        <w:t xml:space="preserve"> </w:t>
-      </w:r>
-      <w:r>
-        <w:t xml:space="preserve">intermittently at the bridge.</w:t>
+        <w:t xml:space="preserve">[N-6.3]</w:t>
+      </w:r>
+      <w:r>
+        <w:t xml:space="preserve"> </w:t>
+      </w:r>
+      <w:r>
+        <w:t xml:space="preserve">Memory area estimate, for floorplanning: 132 KiB of SRAM in 28 nm is roughly</w:t>
+      </w:r>
+      <w:r>
+        <w:t xml:space="preserve"> </w:t>
+      </w:r>
+      <w:r>
+        <w:t xml:space="preserve">0.25–0.40 mm² depending on the compiler's density option, against 2.10 mm² of die. Memory is</w:t>
+      </w:r>
+      <w:r>
+        <w:t xml:space="preserve"> </w:t>
+      </w:r>
+      <w:r>
+        <w:t xml:space="preserve">12–19% of the die and the rest is logic and routing, so the floorplan is not</w:t>
+      </w:r>
+      <w:r>
+        <w:t xml:space="preserve"> </w:t>
+      </w:r>
+      <w:r>
+        <w:t xml:space="preserve">memory-dominated.</w:t>
       </w:r>
     </w:p>
-    <w:bookmarkEnd w:id="30"/>
-    <w:bookmarkStart w:id="31" w:name="X92b73d89061244ab99d2725f3f03e16144a7ad2"/>
+    <w:p>
+      <w:r>
+        <w:pict>
+          <v:rect style="width:0;height:1.5pt" o:hralign="center" o:hrstd="t" o:hr="t"/>
+        </w:pict>
+      </w:r>
+    </w:p>
     <w:p>
       <w:pPr>
-        <w:pStyle w:val="Heading3"/>
+        <w:pStyle w:val="Heading2"/>
       </w:pPr>
-      <w:r>
-        <w:t xml:space="preserve">5.3 What to check after synthesis</w:t>
-      </w:r>
+      <w:bookmarkStart w:id="35" w:name="Xe69b0030f912bba813d2c159220775cbd2aacee"/>
+      <w:r>
+        <w:t xml:space="preserve">7 Timing closure and the fallback</w:t>
+      </w:r>
+      <w:bookmarkEnd w:id="35"/>
     </w:p>
     <w:p>
       <w:pPr>
@@ -5239,714 +5647,30 @@
       </w:pPr>
       <w:r>
         <w:rPr>
-          <w:bCs/>
           <w:b/>
         </w:rPr>
-        <w:t xml:space="preserve">[N-5.8]</w:t>
-      </w:r>
-      <w:r>
-        <w:t xml:space="preserve"> </w:t>
-      </w:r>
-      <w:r>
-        <w:t xml:space="preserve">Three checks specific to this design, beyond normal closure:</w:t>
-      </w:r>
-    </w:p>
-    <w:tbl>
-      <w:tblPr>
-        <w:tblStyle w:val="Table"/>
-        <w:tblW w:type="auto" w:w="0"/>
-        <w:tblLook w:firstRow="1" w:lastRow="0" w:firstColumn="0" w:lastColumn="0" w:noHBand="0" w:noVBand="0" w:val="0020"/>
-        <w:jc w:val="start"/>
-      </w:tblPr>
-      <w:tblGrid>
-        <w:gridCol w:w="3960"/>
-        <w:gridCol w:w="3960"/>
-      </w:tblGrid>
-      <w:tr>
-        <w:trPr>
-          <w:tblHeader w:val="true"/>
-        </w:trPr>
-        <w:tc>
-          <w:tcPr/>
-          <w:p>
-            <w:pPr>
-              <w:pStyle w:val="Compact"/>
-              <w:jc w:val="left"/>
-            </w:pPr>
-            <w:r>
-              <w:t xml:space="preserve">Check</w:t>
-            </w:r>
-          </w:p>
-        </w:tc>
-        <w:tc>
-          <w:tcPr/>
-          <w:p>
-            <w:pPr>
-              <w:pStyle w:val="Compact"/>
-              <w:jc w:val="left"/>
-            </w:pPr>
-            <w:r>
-              <w:t xml:space="preserve">Why</w:t>
-            </w:r>
-          </w:p>
-        </w:tc>
-      </w:tr>
-      <w:tr>
-        <w:tc>
-          <w:tcPr/>
-          <w:p>
-            <w:pPr>
-              <w:pStyle w:val="Compact"/>
-              <w:jc w:val="left"/>
-            </w:pPr>
-            <w:r>
-              <w:rPr>
-                <w:rStyle w:val="VerbatimChar"/>
-              </w:rPr>
-              <w:t xml:space="preserve">refclk</w:t>
-            </w:r>
-            <w:r>
-              <w:t xml:space="preserve"> </w:t>
-            </w:r>
-            <w:r>
-              <w:t xml:space="preserve">fanout is exactly 1</w:t>
-            </w:r>
-          </w:p>
-        </w:tc>
-        <w:tc>
-          <w:tcPr/>
-          <w:p>
-            <w:pPr>
-              <w:pStyle w:val="Compact"/>
-              <w:jc w:val="left"/>
-            </w:pPr>
-            <w:r>
-              <w:t xml:space="preserve">Confirms [N-5.2]. Any other load means 500 MHz escaped the pad.</w:t>
-            </w:r>
-          </w:p>
-        </w:tc>
-      </w:tr>
-      <w:tr>
-        <w:tc>
-          <w:tcPr/>
-          <w:p>
-            <w:pPr>
-              <w:pStyle w:val="Compact"/>
-              <w:jc w:val="left"/>
-            </w:pPr>
-            <w:r>
-              <w:rPr>
-                <w:rStyle w:val="VerbatimChar"/>
-              </w:rPr>
-              <w:t xml:space="preserve">hclk</w:t>
-            </w:r>
-            <w:r>
-              <w:t xml:space="preserve">/</w:t>
-            </w:r>
-            <w:r>
-              <w:rPr>
-                <w:rStyle w:val="VerbatimChar"/>
-              </w:rPr>
-              <w:t xml:space="preserve">pclk</w:t>
-            </w:r>
-            <w:r>
-              <w:t xml:space="preserve"> </w:t>
-            </w:r>
-            <w:r>
-              <w:t xml:space="preserve">paths are timed, not waived</w:t>
-            </w:r>
-          </w:p>
-        </w:tc>
-        <w:tc>
-          <w:tcPr/>
-          <w:p>
-            <w:pPr>
-              <w:pStyle w:val="Compact"/>
-              <w:jc w:val="left"/>
-            </w:pPr>
-            <w:r>
-              <w:t xml:space="preserve">Confirms [N-5.7]. Look for unexpected</w:t>
-            </w:r>
-            <w:r>
-              <w:t xml:space="preserve"> </w:t>
-            </w:r>
-            <w:r>
-              <w:rPr>
-                <w:rStyle w:val="VerbatimChar"/>
-              </w:rPr>
-              <w:t xml:space="preserve">set_clock_groups</w:t>
-            </w:r>
-            <w:r>
-              <w:t xml:space="preserve"> </w:t>
-            </w:r>
-            <w:r>
-              <w:t xml:space="preserve">or false paths in the report.</w:t>
-            </w:r>
-          </w:p>
-        </w:tc>
-      </w:tr>
-      <w:tr>
-        <w:tc>
-          <w:tcPr/>
-          <w:p>
-            <w:pPr>
-              <w:pStyle w:val="Compact"/>
-              <w:jc w:val="left"/>
-            </w:pPr>
-            <w:r>
-              <w:t xml:space="preserve">WFI clock gate produces no runt pulse at gate level</w:t>
-            </w:r>
-          </w:p>
-        </w:tc>
-        <w:tc>
-          <w:tcPr/>
-          <w:p>
-            <w:pPr>
-              <w:pStyle w:val="Compact"/>
-              <w:jc w:val="left"/>
-            </w:pPr>
-            <w:r>
-              <w:t xml:space="preserve">The ICG's enable timing is invisible in RTL simulation (</w:t>
-            </w:r>
-            <w:r>
-              <w:rPr>
-                <w:rStyle w:val="VerbatimChar"/>
-              </w:rPr>
-              <w:t xml:space="preserve">GARUDA-CORE-SPEC-001</w:t>
-            </w:r>
-            <w:r>
-              <w:t xml:space="preserve"> </w:t>
-            </w:r>
-            <w:r>
-              <w:t xml:space="preserve">[N-11.4]).</w:t>
-            </w:r>
-          </w:p>
-        </w:tc>
-      </w:tr>
-    </w:tbl>
-    <w:p>
-      <w:r>
-        <w:pict>
-          <v:rect style="width:0;height:1.5pt" o:hralign="center" o:hrstd="t" o:hr="t"/>
-        </w:pict>
-      </w:r>
-    </w:p>
-    <w:bookmarkEnd w:id="31"/>
-    <w:bookmarkEnd w:id="32"/>
-    <w:bookmarkStart w:id="33" w:name="X7ea0a81de7c988b0fbf11034ae510933502d8d1"/>
-    <w:p>
-      <w:pPr>
-        <w:pStyle w:val="Heading2"/>
-      </w:pPr>
-      <w:r>
-        <w:t xml:space="preserve">6 Floorplan guidance</w:t>
-      </w:r>
-    </w:p>
-    <w:p>
-      <w:pPr>
-        <w:pStyle w:val="FirstParagraph"/>
-      </w:pPr>
-      <w:r>
-        <w:rPr>
-          <w:bCs/>
+        <w:t xml:space="preserve">[N-7.1]</w:t>
+      </w:r>
+      <w:r>
+        <w:t xml:space="preserve"> </w:t>
+      </w:r>
+      <w:r>
+        <w:t xml:space="preserve">Target 250 MHz.</w:t>
+      </w:r>
+      <w:r>
+        <w:t xml:space="preserve"> </w:t>
+      </w:r>
+      <w:r>
+        <w:rPr>
           <w:b/>
         </w:rPr>
-        <w:t xml:space="preserve">[N-6.1]</w:t>
-      </w:r>
-      <w:r>
-        <w:t xml:space="preserve"> </w:t>
-      </w:r>
-      <w:r>
-        <w:t xml:space="preserve">Not constraints, except where marked. The PD engineer owns the floorplan; these</w:t>
-      </w:r>
-      <w:r>
-        <w:t xml:space="preserve"> </w:t>
-      </w:r>
-      <w:r>
-        <w:t xml:space="preserve">are the adjacencies the design's timing depends on.</w:t>
-      </w:r>
-    </w:p>
-    <w:tbl>
-      <w:tblPr>
-        <w:tblStyle w:val="Table"/>
-        <w:tblW w:type="auto" w:w="0"/>
-        <w:tblLook w:firstRow="1" w:lastRow="0" w:firstColumn="0" w:lastColumn="0" w:noHBand="0" w:noVBand="0" w:val="0020"/>
-        <w:jc w:val="start"/>
-      </w:tblPr>
-      <w:tblGrid>
-        <w:gridCol w:w="2640"/>
-        <w:gridCol w:w="2640"/>
-        <w:gridCol w:w="2640"/>
-      </w:tblGrid>
-      <w:tr>
-        <w:trPr>
-          <w:tblHeader w:val="true"/>
-        </w:trPr>
-        <w:tc>
-          <w:tcPr/>
-          <w:p>
-            <w:pPr>
-              <w:pStyle w:val="Compact"/>
-              <w:jc w:val="left"/>
-            </w:pPr>
-            <w:r>
-              <w:t xml:space="preserve">Element</w:t>
-            </w:r>
-          </w:p>
-        </w:tc>
-        <w:tc>
-          <w:tcPr/>
-          <w:p>
-            <w:pPr>
-              <w:pStyle w:val="Compact"/>
-              <w:jc w:val="left"/>
-            </w:pPr>
-            <w:r>
-              <w:t xml:space="preserve">Placement</w:t>
-            </w:r>
-          </w:p>
-        </w:tc>
-        <w:tc>
-          <w:tcPr/>
-          <w:p>
-            <w:pPr>
-              <w:pStyle w:val="Compact"/>
-              <w:jc w:val="left"/>
-            </w:pPr>
-            <w:r>
-              <w:t xml:space="preserve">Binding?</w:t>
-            </w:r>
-          </w:p>
-        </w:tc>
-      </w:tr>
-      <w:tr>
-        <w:tc>
-          <w:tcPr/>
-          <w:p>
-            <w:pPr>
-              <w:pStyle w:val="Compact"/>
-              <w:jc w:val="left"/>
-            </w:pPr>
-            <w:r>
-              <w:rPr>
-                <w:rStyle w:val="VerbatimChar"/>
-              </w:rPr>
-              <w:t xml:space="preserve">clkdiv_toggle_hclk</w:t>
-            </w:r>
-          </w:p>
-        </w:tc>
-        <w:tc>
-          <w:tcPr/>
-          <w:p>
-            <w:pPr>
-              <w:pStyle w:val="Compact"/>
-              <w:jc w:val="left"/>
-            </w:pPr>
-            <w:r>
-              <w:t xml:space="preserve">abutting the</w:t>
-            </w:r>
-            <w:r>
-              <w:t xml:space="preserve"> </w:t>
-            </w:r>
-            <w:r>
-              <w:rPr>
-                <w:rStyle w:val="VerbatimChar"/>
-              </w:rPr>
-              <w:t xml:space="preserve">refclk</w:t>
-            </w:r>
-            <w:r>
-              <w:t xml:space="preserve"> </w:t>
-            </w:r>
-            <w:r>
-              <w:t xml:space="preserve">pad</w:t>
-            </w:r>
-          </w:p>
-        </w:tc>
-        <w:tc>
-          <w:tcPr/>
-          <w:p>
-            <w:pPr>
-              <w:pStyle w:val="Compact"/>
-              <w:jc w:val="left"/>
-            </w:pPr>
-            <w:r>
-              <w:rPr>
-                <w:bCs/>
-                <w:b/>
-              </w:rPr>
-              <w:t xml:space="preserve">yes, §5.1</w:t>
-            </w:r>
-          </w:p>
-        </w:tc>
-      </w:tr>
-      <w:tr>
-        <w:tc>
-          <w:tcPr/>
-          <w:p>
-            <w:pPr>
-              <w:pStyle w:val="Compact"/>
-              <w:jc w:val="left"/>
-            </w:pPr>
-            <w:r>
-              <w:t xml:space="preserve">ISRAM (64 KiB)</w:t>
-            </w:r>
-          </w:p>
-        </w:tc>
-        <w:tc>
-          <w:tcPr/>
-          <w:p>
-            <w:pPr>
-              <w:pStyle w:val="Compact"/>
-              <w:jc w:val="left"/>
-            </w:pPr>
-            <w:r>
-              <w:t xml:space="preserve">near the core's IF and the D-port LSU</w:t>
-            </w:r>
-          </w:p>
-        </w:tc>
-        <w:tc>
-          <w:tcPr/>
-          <w:p>
-            <w:pPr>
-              <w:pStyle w:val="Compact"/>
-              <w:jc w:val="left"/>
-            </w:pPr>
-            <w:r>
-              <w:t xml:space="preserve">no</w:t>
-            </w:r>
-          </w:p>
-        </w:tc>
-      </w:tr>
-      <w:tr>
-        <w:tc>
-          <w:tcPr/>
-          <w:p>
-            <w:pPr>
-              <w:pStyle w:val="Compact"/>
-              <w:jc w:val="left"/>
-            </w:pPr>
-            <w:r>
-              <w:t xml:space="preserve">DSRAM (4 × 16 KiB)</w:t>
-            </w:r>
-          </w:p>
-        </w:tc>
-        <w:tc>
-          <w:tcPr/>
-          <w:p>
-            <w:pPr>
-              <w:pStyle w:val="Compact"/>
-              <w:jc w:val="left"/>
-            </w:pPr>
-            <w:r>
-              <w:t xml:space="preserve">near the LSU; the four macros may be split</w:t>
-            </w:r>
-          </w:p>
-        </w:tc>
-        <w:tc>
-          <w:tcPr/>
-          <w:p>
-            <w:pPr>
-              <w:pStyle w:val="Compact"/>
-              <w:jc w:val="left"/>
-            </w:pPr>
-            <w:r>
-              <w:t xml:space="preserve">no</w:t>
-            </w:r>
-          </w:p>
-        </w:tc>
-      </w:tr>
-      <w:tr>
-        <w:tc>
-          <w:tcPr/>
-          <w:p>
-            <w:pPr>
-              <w:pStyle w:val="Compact"/>
-              <w:jc w:val="left"/>
-            </w:pPr>
-            <w:r>
-              <w:t xml:space="preserve">Boot ROM (4 KiB)</w:t>
-            </w:r>
-          </w:p>
-        </w:tc>
-        <w:tc>
-          <w:tcPr/>
-          <w:p>
-            <w:pPr>
-              <w:pStyle w:val="Compact"/>
-              <w:jc w:val="left"/>
-            </w:pPr>
-            <w:r>
-              <w:t xml:space="preserve">anywhere; accessed once per power-on</w:t>
-            </w:r>
-          </w:p>
-        </w:tc>
-        <w:tc>
-          <w:tcPr/>
-          <w:p>
-            <w:pPr>
-              <w:pStyle w:val="Compact"/>
-              <w:jc w:val="left"/>
-            </w:pPr>
-            <w:r>
-              <w:t xml:space="preserve">no</w:t>
-            </w:r>
-          </w:p>
-        </w:tc>
-      </w:tr>
-      <w:tr>
-        <w:tc>
-          <w:tcPr/>
-          <w:p>
-            <w:pPr>
-              <w:pStyle w:val="Compact"/>
-              <w:jc w:val="left"/>
-            </w:pPr>
-            <w:r>
-              <w:t xml:space="preserve">Core + DSU</w:t>
-            </w:r>
-          </w:p>
-        </w:tc>
-        <w:tc>
-          <w:tcPr/>
-          <w:p>
-            <w:pPr>
-              <w:pStyle w:val="Compact"/>
-              <w:jc w:val="left"/>
-            </w:pPr>
-            <w:r>
-              <w:t xml:space="preserve">one region; the EX critical path must not cross a macro</w:t>
-            </w:r>
-          </w:p>
-        </w:tc>
-        <w:tc>
-          <w:tcPr/>
-          <w:p>
-            <w:pPr>
-              <w:pStyle w:val="Compact"/>
-              <w:jc w:val="left"/>
-            </w:pPr>
-            <w:r>
-              <w:rPr>
-                <w:bCs/>
-                <w:b/>
-              </w:rPr>
-              <w:t xml:space="preserve">guidance, important</w:t>
-            </w:r>
-          </w:p>
-        </w:tc>
-      </w:tr>
-      <w:tr>
-        <w:tc>
-          <w:tcPr/>
-          <w:p>
-            <w:pPr>
-              <w:pStyle w:val="Compact"/>
-              <w:jc w:val="left"/>
-            </w:pPr>
-            <w:r>
-              <w:t xml:space="preserve">AHB interconnect</w:t>
-            </w:r>
-          </w:p>
-        </w:tc>
-        <w:tc>
-          <w:tcPr/>
-          <w:p>
-            <w:pPr>
-              <w:pStyle w:val="Compact"/>
-              <w:jc w:val="left"/>
-            </w:pPr>
-            <w:r>
-              <w:t xml:space="preserve">central to the four slaves</w:t>
-            </w:r>
-          </w:p>
-        </w:tc>
-        <w:tc>
-          <w:tcPr/>
-          <w:p>
-            <w:pPr>
-              <w:pStyle w:val="Compact"/>
-              <w:jc w:val="left"/>
-            </w:pPr>
-            <w:r>
-              <w:t xml:space="preserve">no</w:t>
-            </w:r>
-          </w:p>
-        </w:tc>
-      </w:tr>
-      <w:tr>
-        <w:tc>
-          <w:tcPr/>
-          <w:p>
-            <w:pPr>
-              <w:pStyle w:val="Compact"/>
-              <w:jc w:val="left"/>
-            </w:pPr>
-            <w:r>
-              <w:t xml:space="preserve">APB peripherals + bridge</w:t>
-            </w:r>
-          </w:p>
-        </w:tc>
-        <w:tc>
-          <w:tcPr/>
-          <w:p>
-            <w:pPr>
-              <w:pStyle w:val="Compact"/>
-              <w:jc w:val="left"/>
-            </w:pPr>
-            <w:r>
-              <w:t xml:space="preserve">perimeter, near their pads</w:t>
-            </w:r>
-          </w:p>
-        </w:tc>
-        <w:tc>
-          <w:tcPr/>
-          <w:p>
-            <w:pPr>
-              <w:pStyle w:val="Compact"/>
-              <w:jc w:val="left"/>
-            </w:pPr>
-            <w:r>
-              <w:t xml:space="preserve">no</w:t>
-            </w:r>
-          </w:p>
-        </w:tc>
-      </w:tr>
-      <w:tr>
-        <w:tc>
-          <w:tcPr/>
-          <w:p>
-            <w:pPr>
-              <w:pStyle w:val="Compact"/>
-              <w:jc w:val="left"/>
-            </w:pPr>
-            <w:r>
-              <w:t xml:space="preserve">JTAG TAP + DTM</w:t>
-            </w:r>
-          </w:p>
-        </w:tc>
-        <w:tc>
-          <w:tcPr/>
-          <w:p>
-            <w:pPr>
-              <w:pStyle w:val="Compact"/>
-              <w:jc w:val="left"/>
-            </w:pPr>
-            <w:r>
-              <w:t xml:space="preserve">near the JTAG pads</w:t>
-            </w:r>
-          </w:p>
-        </w:tc>
-        <w:tc>
-          <w:tcPr/>
-          <w:p>
-            <w:pPr>
-              <w:pStyle w:val="Compact"/>
-              <w:jc w:val="left"/>
-            </w:pPr>
-            <w:r>
-              <w:t xml:space="preserve">no</w:t>
-            </w:r>
-          </w:p>
-        </w:tc>
-      </w:tr>
-      <w:tr>
-        <w:tc>
-          <w:tcPr/>
-          <w:p>
-            <w:pPr>
-              <w:pStyle w:val="Compact"/>
-              <w:jc w:val="left"/>
-            </w:pPr>
-            <w:r>
-              <w:t xml:space="preserve">PWM</w:t>
-            </w:r>
-          </w:p>
-        </w:tc>
-        <w:tc>
-          <w:tcPr/>
-          <w:p>
-            <w:pPr>
-              <w:pStyle w:val="Compact"/>
-              <w:jc w:val="left"/>
-            </w:pPr>
-            <w:r>
-              <w:t xml:space="preserve">near the PWM pads, away from</w:t>
-            </w:r>
-            <w:r>
-              <w:t xml:space="preserve"> </w:t>
-            </w:r>
-            <w:r>
-              <w:rPr>
-                <w:rStyle w:val="VerbatimChar"/>
-              </w:rPr>
-              <w:t xml:space="preserve">refclk</w:t>
-            </w:r>
-          </w:p>
-        </w:tc>
-        <w:tc>
-          <w:tcPr/>
-          <w:p>
-            <w:pPr>
-              <w:pStyle w:val="Compact"/>
-              <w:jc w:val="left"/>
-            </w:pPr>
-            <w:r>
-              <w:rPr>
-                <w:bCs/>
-                <w:b/>
-              </w:rPr>
-              <w:t xml:space="preserve">guidance, §4.4</w:t>
-            </w:r>
-          </w:p>
-        </w:tc>
-      </w:tr>
-    </w:tbl>
-    <w:p>
-      <w:pPr>
-        <w:pStyle w:val="BodyText"/>
-      </w:pPr>
-      <w:r>
-        <w:rPr>
-          <w:bCs/>
-          <w:b/>
-        </w:rPr>
-        <w:t xml:space="preserve">[N-6.2]</w:t>
-      </w:r>
-      <w:r>
-        <w:t xml:space="preserve"> </w:t>
-      </w:r>
-      <w:r>
-        <w:t xml:space="preserve">The core and DSU should be a contiguous region. The critical path is the 33×33</w:t>
-      </w:r>
-      <w:r>
-        <w:t xml:space="preserve"> </w:t>
-      </w:r>
-      <w:r>
-        <w:t xml:space="preserve">multiplier in series with the EX result multiplexer with the DSU in the same cone</w:t>
-      </w:r>
-      <w:r>
-        <w:t xml:space="preserve"> </w:t>
-      </w:r>
-      <w:r>
-        <w:t xml:space="preserve">(</w:t>
-      </w:r>
-      <w:r>
-        <w:rPr>
-          <w:rStyle w:val="VerbatimChar"/>
-        </w:rPr>
-        <w:t xml:space="preserve">GARUDA-CORE-SPEC-001</w:t>
-      </w:r>
-      <w:r>
-        <w:t xml:space="preserve"> </w:t>
-      </w:r>
-      <w:r>
-        <w:t xml:space="preserve">§7.9); routing that cone around a memory macro is how 4 ns becomes</w:t>
-      </w:r>
-      <w:r>
-        <w:t xml:space="preserve"> </w:t>
-      </w:r>
-      <w:r>
-        <w:t xml:space="preserve">unachievable.</w:t>
+        <w:t xml:space="preserve">Closure is not asserted</w:t>
+      </w:r>
+      <w:r>
+        <w:t xml:space="preserve"> </w:t>
+      </w:r>
+      <w:r>
+        <w:t xml:space="preserve">by any document in this project.</w:t>
       </w:r>
     </w:p>
     <w:p>
@@ -5955,85 +5679,93 @@
       </w:pPr>
       <w:r>
         <w:rPr>
-          <w:bCs/>
           <w:b/>
         </w:rPr>
-        <w:t xml:space="preserve">[N-6.3]</w:t>
-      </w:r>
-      <w:r>
-        <w:t xml:space="preserve"> </w:t>
-      </w:r>
-      <w:r>
-        <w:t xml:space="preserve">Memory area estimate, for floorplanning: 132 KiB of SRAM in 28 nm is roughly</w:t>
-      </w:r>
-      <w:r>
-        <w:t xml:space="preserve"> </w:t>
-      </w:r>
-      <w:r>
-        <w:t xml:space="preserve">0.25–0.40 mm² depending on the compiler's density option, against 2.10 mm² of die. Memory is</w:t>
-      </w:r>
-      <w:r>
-        <w:t xml:space="preserve"> </w:t>
-      </w:r>
-      <w:r>
-        <w:t xml:space="preserve">12–19% of the die and the rest is logic and routing, so the floorplan is not</w:t>
-      </w:r>
-      <w:r>
-        <w:t xml:space="preserve"> </w:t>
-      </w:r>
-      <w:r>
-        <w:t xml:space="preserve">memory-dominated.</w:t>
-      </w:r>
-    </w:p>
-    <w:p>
-      <w:r>
-        <w:pict>
-          <v:rect style="width:0;height:1.5pt" o:hralign="center" o:hrstd="t" o:hr="t"/>
-        </w:pict>
-      </w:r>
-    </w:p>
-    <w:bookmarkEnd w:id="33"/>
-    <w:bookmarkStart w:id="34" w:name="Xe69b0030f912bba813d2c159220775cbd2aacee"/>
-    <w:p>
-      <w:pPr>
-        <w:pStyle w:val="Heading2"/>
-      </w:pPr>
-      <w:r>
-        <w:t xml:space="preserve">7 Timing closure and the fallback</w:t>
-      </w:r>
-    </w:p>
-    <w:p>
-      <w:pPr>
-        <w:pStyle w:val="FirstParagraph"/>
-      </w:pPr>
-      <w:r>
-        <w:rPr>
-          <w:bCs/>
-          <w:b/>
-        </w:rPr>
-        <w:t xml:space="preserve">[N-7.1]</w:t>
-      </w:r>
-      <w:r>
-        <w:t xml:space="preserve"> </w:t>
-      </w:r>
-      <w:r>
-        <w:t xml:space="preserve">Target 250 MHz.</w:t>
-      </w:r>
-      <w:r>
-        <w:t xml:space="preserve"> </w:t>
-      </w:r>
-      <w:r>
-        <w:rPr>
-          <w:bCs/>
-          <w:b/>
-        </w:rPr>
-        <w:t xml:space="preserve">Closure is not asserted</w:t>
-      </w:r>
-      <w:r>
-        <w:t xml:space="preserve"> </w:t>
-      </w:r>
-      <w:r>
-        <w:t xml:space="preserve">by any document in this project.</w:t>
+        <w:t xml:space="preserve">[N-7.2]</w:t>
+      </w:r>
+      <w:r>
+        <w:t xml:space="preserve"> </w:t>
+      </w:r>
+      <w:r>
+        <w:t xml:space="preserve">If closure fails, the recovery is</w:t>
+      </w:r>
+      <w:r>
+        <w:t xml:space="preserve"> </w:t>
+      </w:r>
+      <w:r>
+        <w:rPr>
+          <w:rStyle w:val="VerbatimChar"/>
+        </w:rPr>
+        <w:t xml:space="preserve">DIVSEL</w:t>
+      </w:r>
+      <w:r>
+        <w:t xml:space="preserve"> </w:t>
+      </w:r>
+      <w:r>
+        <w:t xml:space="preserve">= 1 in</w:t>
+      </w:r>
+      <w:r>
+        <w:t xml:space="preserve"> </w:t>
+      </w:r>
+      <w:r>
+        <w:rPr>
+          <w:rStyle w:val="VerbatimChar"/>
+        </w:rPr>
+        <w:t xml:space="preserve">clk_div</w:t>
+      </w:r>
+      <w:r>
+        <w:t xml:space="preserve"> </w:t>
+      </w:r>
+      <w:r>
+        <w:t xml:space="preserve">— DIV=4,</w:t>
+      </w:r>
+      <w:r>
+        <w:t xml:space="preserve"> </w:t>
+      </w:r>
+      <w:r>
+        <w:rPr>
+          <w:rStyle w:val="VerbatimChar"/>
+        </w:rPr>
+        <w:t xml:space="preserve">hclk</w:t>
+      </w:r>
+      <w:r>
+        <w:t xml:space="preserve"> </w:t>
+      </w:r>
+      <w:r>
+        <w:t xml:space="preserve">=</w:t>
+      </w:r>
+      <w:r>
+        <w:t xml:space="preserve"> </w:t>
+      </w:r>
+      <w:r>
+        <w:t xml:space="preserve">125 MHz,</w:t>
+      </w:r>
+      <w:r>
+        <w:t xml:space="preserve"> </w:t>
+      </w:r>
+      <w:r>
+        <w:rPr>
+          <w:rStyle w:val="VerbatimChar"/>
+        </w:rPr>
+        <w:t xml:space="preserve">pclk</w:t>
+      </w:r>
+      <w:r>
+        <w:t xml:space="preserve"> </w:t>
+      </w:r>
+      <w:r>
+        <w:t xml:space="preserve">= 62.5 MHz. This is a register default change, no RTL edit, no floorplan</w:t>
+      </w:r>
+      <w:r>
+        <w:t xml:space="preserve"> </w:t>
+      </w:r>
+      <w:r>
+        <w:t xml:space="preserve">change. The flight loop then has 125,000 cycles per iteration, which remains far more than</w:t>
+      </w:r>
+      <w:r>
+        <w:t xml:space="preserve"> </w:t>
+      </w:r>
+      <w:r>
+        <w:t xml:space="preserve">the workload needs.</w:t>
       </w:r>
     </w:p>
     <w:p>
@@ -6042,94 +5774,27 @@
       </w:pPr>
       <w:r>
         <w:rPr>
-          <w:bCs/>
           <w:b/>
         </w:rPr>
-        <w:t xml:space="preserve">[N-7.2]</w:t>
-      </w:r>
-      <w:r>
-        <w:t xml:space="preserve"> </w:t>
-      </w:r>
-      <w:r>
-        <w:t xml:space="preserve">If closure fails, the recovery is</w:t>
-      </w:r>
-      <w:r>
-        <w:t xml:space="preserve"> </w:t>
-      </w:r>
-      <w:r>
-        <w:rPr>
-          <w:rStyle w:val="VerbatimChar"/>
-        </w:rPr>
-        <w:t xml:space="preserve">DIVSEL</w:t>
-      </w:r>
-      <w:r>
-        <w:t xml:space="preserve"> </w:t>
-      </w:r>
-      <w:r>
-        <w:t xml:space="preserve">= 1 in</w:t>
-      </w:r>
-      <w:r>
-        <w:t xml:space="preserve"> </w:t>
-      </w:r>
-      <w:r>
-        <w:rPr>
-          <w:rStyle w:val="VerbatimChar"/>
-        </w:rPr>
-        <w:t xml:space="preserve">clk_div</w:t>
-      </w:r>
-      <w:r>
-        <w:t xml:space="preserve"> </w:t>
-      </w:r>
-      <w:r>
-        <w:t xml:space="preserve">— DIV=4,</w:t>
-      </w:r>
-      <w:r>
-        <w:t xml:space="preserve"> </w:t>
-      </w:r>
-      <w:r>
-        <w:rPr>
-          <w:rStyle w:val="VerbatimChar"/>
-        </w:rPr>
-        <w:t xml:space="preserve">hclk</w:t>
-      </w:r>
-      <w:r>
-        <w:t xml:space="preserve"> </w:t>
-      </w:r>
-      <w:r>
-        <w:t xml:space="preserve">=</w:t>
-      </w:r>
-      <w:r>
-        <w:t xml:space="preserve"> </w:t>
-      </w:r>
-      <w:r>
-        <w:t xml:space="preserve">125 MHz,</w:t>
-      </w:r>
-      <w:r>
-        <w:t xml:space="preserve"> </w:t>
-      </w:r>
-      <w:r>
-        <w:rPr>
-          <w:rStyle w:val="VerbatimChar"/>
-        </w:rPr>
-        <w:t xml:space="preserve">pclk</w:t>
-      </w:r>
-      <w:r>
-        <w:t xml:space="preserve"> </w:t>
-      </w:r>
-      <w:r>
-        <w:t xml:space="preserve">= 62.5 MHz. This is a register default change, no RTL edit, no floorplan</w:t>
-      </w:r>
-      <w:r>
-        <w:t xml:space="preserve"> </w:t>
-      </w:r>
-      <w:r>
-        <w:t xml:space="preserve">change. The flight loop then has 125,000 cycles per iteration, which remains far more than</w:t>
-      </w:r>
-      <w:r>
-        <w:t xml:space="preserve"> </w:t>
-      </w:r>
-      <w:r>
-        <w:t xml:space="preserve">the workload needs.</w:t>
+        <w:t xml:space="preserve">[N-7.3]</w:t>
+      </w:r>
+      <w:r>
+        <w:t xml:space="preserve"> </w:t>
+      </w:r>
+      <w:r>
+        <w:t xml:space="preserve">The fallback is stated in advance deliberately. A timing miss found during PD is a</w:t>
+      </w:r>
+      <w:r>
+        <w:t xml:space="preserve"> </w:t>
+      </w:r>
+      <w:r>
+        <w:t xml:space="preserve">schedule problem only if the recovery has to be invented at that point. Here it is a parameter</w:t>
+      </w:r>
+      <w:r>
+        <w:t xml:space="preserve"> </w:t>
+      </w:r>
+      <w:r>
+        <w:t xml:space="preserve">the PD engineer can apply without consulting anyone.</w:t>
       </w:r>
     </w:p>
     <w:p>
@@ -6138,37 +5803,6 @@
       </w:pPr>
       <w:r>
         <w:rPr>
-          <w:bCs/>
-          <w:b/>
-        </w:rPr>
-        <w:t xml:space="preserve">[N-7.3]</w:t>
-      </w:r>
-      <w:r>
-        <w:t xml:space="preserve"> </w:t>
-      </w:r>
-      <w:r>
-        <w:t xml:space="preserve">The fallback is stated in advance deliberately. A timing miss found during PD is a</w:t>
-      </w:r>
-      <w:r>
-        <w:t xml:space="preserve"> </w:t>
-      </w:r>
-      <w:r>
-        <w:t xml:space="preserve">schedule problem only if the recovery has to be invented at that point. Here it is a parameter</w:t>
-      </w:r>
-      <w:r>
-        <w:t xml:space="preserve"> </w:t>
-      </w:r>
-      <w:r>
-        <w:t xml:space="preserve">the PD engineer can apply without consulting anyone.</w:t>
-      </w:r>
-    </w:p>
-    <w:p>
-      <w:pPr>
-        <w:pStyle w:val="BodyText"/>
-      </w:pPr>
-      <w:r>
-        <w:rPr>
-          <w:bCs/>
           <w:b/>
         </w:rPr>
         <w:t xml:space="preserve">[N-7.4]</w:t>
@@ -6231,7 +5865,6 @@
       </w:pPr>
       <w:r>
         <w:rPr>
-          <w:bCs/>
           <w:b/>
         </w:rPr>
         <w:t xml:space="preserve">[N-7.5]</w:t>
@@ -6262,15 +5895,15 @@
         </w:pict>
       </w:r>
     </w:p>
-    <w:bookmarkEnd w:id="34"/>
-    <w:bookmarkStart w:id="35" w:name="Xd672c5520f9427caec4f7600119440b1502ab45"/>
     <w:p>
       <w:pPr>
         <w:pStyle w:val="Heading2"/>
       </w:pPr>
+      <w:bookmarkStart w:id="36" w:name="Xd672c5520f9427caec4f7600119440b1502ab45"/>
       <w:r>
         <w:t xml:space="preserve">8 Board-level requirements</w:t>
       </w:r>
+      <w:bookmarkEnd w:id="36"/>
     </w:p>
     <w:p>
       <w:pPr>
@@ -6278,7 +5911,6 @@
       </w:pPr>
       <w:r>
         <w:rPr>
-          <w:bCs/>
           <w:b/>
         </w:rPr>
         <w:t xml:space="preserve">[N-8.1]</w:t>
@@ -6299,21 +5931,21 @@
     <w:tbl>
       <w:tblPr>
         <w:tblStyle w:val="Table"/>
-        <w:tblW w:type="auto" w:w="0"/>
-        <w:tblLook w:firstRow="1" w:lastRow="0" w:firstColumn="0" w:lastColumn="0" w:noHBand="0" w:noVBand="0" w:val="0020"/>
-        <w:jc w:val="start"/>
+        <w:tblW w:type="pct" w:w="0.0"/>
+        <w:tblLook w:firstRow="1"/>
       </w:tblPr>
-      <w:tblGrid>
-        <w:gridCol w:w="2640"/>
-        <w:gridCol w:w="2640"/>
-        <w:gridCol w:w="2640"/>
-      </w:tblGrid>
+      <w:tblGrid/>
       <w:tr>
         <w:trPr>
-          <w:tblHeader w:val="true"/>
+          <w:cnfStyle w:firstRow="1"/>
         </w:trPr>
         <w:tc>
-          <w:tcPr/>
+          <w:tcPr>
+            <w:tcBorders>
+              <w:bottom w:val="single"/>
+            </w:tcBorders>
+            <w:vAlign w:val="bottom"/>
+          </w:tcPr>
           <w:p>
             <w:pPr>
               <w:pStyle w:val="Compact"/>
@@ -6325,7 +5957,12 @@
           </w:p>
         </w:tc>
         <w:tc>
-          <w:tcPr/>
+          <w:tcPr>
+            <w:tcBorders>
+              <w:bottom w:val="single"/>
+            </w:tcBorders>
+            <w:vAlign w:val="bottom"/>
+          </w:tcPr>
           <w:p>
             <w:pPr>
               <w:pStyle w:val="Compact"/>
@@ -6337,7 +5974,12 @@
           </w:p>
         </w:tc>
         <w:tc>
-          <w:tcPr/>
+          <w:tcPr>
+            <w:tcBorders>
+              <w:bottom w:val="single"/>
+            </w:tcBorders>
+            <w:vAlign w:val="bottom"/>
+          </w:tcPr>
           <w:p>
             <w:pPr>
               <w:pStyle w:val="Compact"/>
@@ -6351,7 +5993,6 @@
       </w:tr>
       <w:tr>
         <w:tc>
-          <w:tcPr/>
           <w:p>
             <w:pPr>
               <w:pStyle w:val="Compact"/>
@@ -6363,7 +6004,6 @@
           </w:p>
         </w:tc>
         <w:tc>
-          <w:tcPr/>
           <w:p>
             <w:pPr>
               <w:pStyle w:val="Compact"/>
@@ -6390,7 +6030,6 @@
           </w:p>
         </w:tc>
         <w:tc>
-          <w:tcPr/>
           <w:p>
             <w:pPr>
               <w:pStyle w:val="Compact"/>
@@ -6404,7 +6043,6 @@
       </w:tr>
       <w:tr>
         <w:tc>
-          <w:tcPr/>
           <w:p>
             <w:pPr>
               <w:pStyle w:val="Compact"/>
@@ -6416,7 +6054,6 @@
           </w:p>
         </w:tc>
         <w:tc>
-          <w:tcPr/>
           <w:p>
             <w:pPr>
               <w:pStyle w:val="Compact"/>
@@ -6428,7 +6065,6 @@
           </w:p>
         </w:tc>
         <w:tc>
-          <w:tcPr/>
           <w:p>
             <w:pPr>
               <w:pStyle w:val="Compact"/>
@@ -6442,7 +6078,6 @@
       </w:tr>
       <w:tr>
         <w:tc>
-          <w:tcPr/>
           <w:p>
             <w:pPr>
               <w:pStyle w:val="Compact"/>
@@ -6454,7 +6089,6 @@
           </w:p>
         </w:tc>
         <w:tc>
-          <w:tcPr/>
           <w:p>
             <w:pPr>
               <w:pStyle w:val="Compact"/>
@@ -6481,7 +6115,6 @@
           </w:p>
         </w:tc>
         <w:tc>
-          <w:tcPr/>
           <w:p>
             <w:pPr>
               <w:pStyle w:val="Compact"/>
@@ -6495,7 +6128,6 @@
       </w:tr>
       <w:tr>
         <w:tc>
-          <w:tcPr/>
           <w:p>
             <w:pPr>
               <w:pStyle w:val="Compact"/>
@@ -6507,7 +6139,6 @@
           </w:p>
         </w:tc>
         <w:tc>
-          <w:tcPr/>
           <w:p>
             <w:pPr>
               <w:pStyle w:val="Compact"/>
@@ -6519,7 +6150,6 @@
           </w:p>
         </w:tc>
         <w:tc>
-          <w:tcPr/>
           <w:p>
             <w:pPr>
               <w:pStyle w:val="Compact"/>
@@ -6533,7 +6163,6 @@
       </w:tr>
       <w:tr>
         <w:tc>
-          <w:tcPr/>
           <w:p>
             <w:pPr>
               <w:pStyle w:val="Compact"/>
@@ -6545,7 +6174,6 @@
           </w:p>
         </w:tc>
         <w:tc>
-          <w:tcPr/>
           <w:p>
             <w:pPr>
               <w:pStyle w:val="Compact"/>
@@ -6566,7 +6194,6 @@
           </w:p>
         </w:tc>
         <w:tc>
-          <w:tcPr/>
           <w:p>
             <w:pPr>
               <w:pStyle w:val="Compact"/>
@@ -6580,7 +6207,6 @@
       </w:tr>
       <w:tr>
         <w:tc>
-          <w:tcPr/>
           <w:p>
             <w:pPr>
               <w:pStyle w:val="Compact"/>
@@ -6592,7 +6218,6 @@
           </w:p>
         </w:tc>
         <w:tc>
-          <w:tcPr/>
           <w:p>
             <w:pPr>
               <w:pStyle w:val="Compact"/>
@@ -6606,7 +6231,6 @@
             </w:r>
             <w:r>
               <w:rPr>
-                <w:bCs/>
                 <w:b/>
               </w:rPr>
               <w:t xml:space="preserve">or</w:t>
@@ -6632,7 +6256,6 @@
           </w:p>
         </w:tc>
         <w:tc>
-          <w:tcPr/>
           <w:p>
             <w:pPr>
               <w:pStyle w:val="Compact"/>
@@ -6646,7 +6269,6 @@
       </w:tr>
       <w:tr>
         <w:tc>
-          <w:tcPr/>
           <w:p>
             <w:pPr>
               <w:pStyle w:val="Compact"/>
@@ -6658,7 +6280,6 @@
           </w:p>
         </w:tc>
         <w:tc>
-          <w:tcPr/>
           <w:p>
             <w:pPr>
               <w:pStyle w:val="Compact"/>
@@ -6670,7 +6291,6 @@
           </w:p>
         </w:tc>
         <w:tc>
-          <w:tcPr/>
           <w:p>
             <w:pPr>
               <w:pStyle w:val="Compact"/>
@@ -6684,7 +6304,6 @@
       </w:tr>
       <w:tr>
         <w:tc>
-          <w:tcPr/>
           <w:p>
             <w:pPr>
               <w:pStyle w:val="Compact"/>
@@ -6696,7 +6315,6 @@
           </w:p>
         </w:tc>
         <w:tc>
-          <w:tcPr/>
           <w:p>
             <w:pPr>
               <w:pStyle w:val="Compact"/>
@@ -6708,7 +6326,6 @@
           </w:p>
         </w:tc>
         <w:tc>
-          <w:tcPr/>
           <w:p>
             <w:pPr>
               <w:pStyle w:val="Compact"/>
@@ -6722,7 +6339,6 @@
       </w:tr>
       <w:tr>
         <w:tc>
-          <w:tcPr/>
           <w:p>
             <w:pPr>
               <w:pStyle w:val="Compact"/>
@@ -6734,7 +6350,6 @@
           </w:p>
         </w:tc>
         <w:tc>
-          <w:tcPr/>
           <w:p>
             <w:pPr>
               <w:pStyle w:val="Compact"/>
@@ -6746,7 +6361,6 @@
           </w:p>
         </w:tc>
         <w:tc>
-          <w:tcPr/>
           <w:p>
             <w:pPr>
               <w:pStyle w:val="Compact"/>
@@ -6766,15 +6380,15 @@
         </w:pict>
       </w:r>
     </w:p>
-    <w:bookmarkEnd w:id="35"/>
-    <w:bookmarkStart w:id="36" w:name="Xa2973bd0a663f295bdeca53249c74ae0349512f"/>
     <w:p>
       <w:pPr>
         <w:pStyle w:val="Heading2"/>
       </w:pPr>
+      <w:bookmarkStart w:id="37" w:name="Xa2973bd0a663f295bdeca53249c74ae0349512f"/>
       <w:r>
         <w:t xml:space="preserve">9 Handoff checklist</w:t>
       </w:r>
+      <w:bookmarkEnd w:id="37"/>
     </w:p>
     <w:p>
       <w:pPr>
@@ -6782,7 +6396,6 @@
       </w:pPr>
       <w:r>
         <w:rPr>
-          <w:bCs/>
           <w:b/>
         </w:rPr>
         <w:t xml:space="preserve">[N-9.1]</w:t>
@@ -6797,22 +6410,21 @@
     <w:tbl>
       <w:tblPr>
         <w:tblStyle w:val="Table"/>
-        <w:tblW w:type="auto" w:w="0"/>
-        <w:tblLook w:firstRow="1" w:lastRow="0" w:firstColumn="0" w:lastColumn="0" w:noHBand="0" w:noVBand="0" w:val="0020"/>
-        <w:jc w:val="start"/>
+        <w:tblW w:type="pct" w:w="0.0"/>
+        <w:tblLook w:firstRow="1"/>
       </w:tblPr>
-      <w:tblGrid>
-        <w:gridCol w:w="1980"/>
-        <w:gridCol w:w="1980"/>
-        <w:gridCol w:w="1980"/>
-        <w:gridCol w:w="1980"/>
-      </w:tblGrid>
+      <w:tblGrid/>
       <w:tr>
         <w:trPr>
-          <w:tblHeader w:val="true"/>
+          <w:cnfStyle w:firstRow="1"/>
         </w:trPr>
         <w:tc>
-          <w:tcPr/>
+          <w:tcPr>
+            <w:tcBorders>
+              <w:bottom w:val="single"/>
+            </w:tcBorders>
+            <w:vAlign w:val="bottom"/>
+          </w:tcPr>
           <w:p>
             <w:pPr>
               <w:pStyle w:val="Compact"/>
@@ -6824,7 +6436,12 @@
           </w:p>
         </w:tc>
         <w:tc>
-          <w:tcPr/>
+          <w:tcPr>
+            <w:tcBorders>
+              <w:bottom w:val="single"/>
+            </w:tcBorders>
+            <w:vAlign w:val="bottom"/>
+          </w:tcPr>
           <w:p>
             <w:pPr>
               <w:pStyle w:val="Compact"/>
@@ -6836,7 +6453,12 @@
           </w:p>
         </w:tc>
         <w:tc>
-          <w:tcPr/>
+          <w:tcPr>
+            <w:tcBorders>
+              <w:bottom w:val="single"/>
+            </w:tcBorders>
+            <w:vAlign w:val="bottom"/>
+          </w:tcPr>
           <w:p>
             <w:pPr>
               <w:pStyle w:val="Compact"/>
@@ -6848,7 +6470,12 @@
           </w:p>
         </w:tc>
         <w:tc>
-          <w:tcPr/>
+          <w:tcPr>
+            <w:tcBorders>
+              <w:bottom w:val="single"/>
+            </w:tcBorders>
+            <w:vAlign w:val="bottom"/>
+          </w:tcPr>
           <w:p>
             <w:pPr>
               <w:pStyle w:val="Compact"/>
@@ -6862,7 +6489,6 @@
       </w:tr>
       <w:tr>
         <w:tc>
-          <w:tcPr/>
           <w:p>
             <w:pPr>
               <w:pStyle w:val="Compact"/>
@@ -6874,7 +6500,6 @@
           </w:p>
         </w:tc>
         <w:tc>
-          <w:tcPr/>
           <w:p>
             <w:pPr>
               <w:pStyle w:val="Compact"/>
@@ -6886,7 +6511,6 @@
           </w:p>
         </w:tc>
         <w:tc>
-          <w:tcPr/>
           <w:p>
             <w:pPr>
               <w:pStyle w:val="Compact"/>
@@ -6898,7 +6522,6 @@
           </w:p>
         </w:tc>
         <w:tc>
-          <w:tcPr/>
           <w:p>
             <w:pPr>
               <w:pStyle w:val="Compact"/>
@@ -6912,7 +6535,6 @@
       </w:tr>
       <w:tr>
         <w:tc>
-          <w:tcPr/>
           <w:p>
             <w:pPr>
               <w:pStyle w:val="Compact"/>
@@ -6924,7 +6546,6 @@
           </w:p>
         </w:tc>
         <w:tc>
-          <w:tcPr/>
           <w:p>
             <w:pPr>
               <w:pStyle w:val="Compact"/>
@@ -6936,7 +6557,6 @@
           </w:p>
         </w:tc>
         <w:tc>
-          <w:tcPr/>
           <w:p>
             <w:pPr>
               <w:pStyle w:val="Compact"/>
@@ -6948,7 +6568,6 @@
           </w:p>
         </w:tc>
         <w:tc>
-          <w:tcPr/>
           <w:p>
             <w:pPr>
               <w:pStyle w:val="Compact"/>
@@ -6962,7 +6581,6 @@
       </w:tr>
       <w:tr>
         <w:tc>
-          <w:tcPr/>
           <w:p>
             <w:pPr>
               <w:pStyle w:val="Compact"/>
@@ -6974,7 +6592,6 @@
           </w:p>
         </w:tc>
         <w:tc>
-          <w:tcPr/>
           <w:p>
             <w:pPr>
               <w:pStyle w:val="Compact"/>
@@ -6986,7 +6603,6 @@
           </w:p>
         </w:tc>
         <w:tc>
-          <w:tcPr/>
           <w:p>
             <w:pPr>
               <w:pStyle w:val="Compact"/>
@@ -6998,7 +6614,6 @@
           </w:p>
         </w:tc>
         <w:tc>
-          <w:tcPr/>
           <w:p>
             <w:pPr>
               <w:pStyle w:val="Compact"/>
@@ -7012,7 +6627,6 @@
       </w:tr>
       <w:tr>
         <w:tc>
-          <w:tcPr/>
           <w:p>
             <w:pPr>
               <w:pStyle w:val="Compact"/>
@@ -7024,7 +6638,6 @@
           </w:p>
         </w:tc>
         <w:tc>
-          <w:tcPr/>
           <w:p>
             <w:pPr>
               <w:pStyle w:val="Compact"/>
@@ -7034,7 +6647,7 @@
               <w:rPr>
                 <w:rStyle w:val="VerbatimChar"/>
               </w:rPr>
-              <w:t xml:space="preserve">clkdiv_toggle_hclk</w:t>
+              <w:t xml:space="preserve">u_clk_div.t1_q</w:t>
             </w:r>
             <w:r>
               <w:t xml:space="preserve"> </w:t>
@@ -7075,7 +6688,6 @@
           </w:p>
         </w:tc>
         <w:tc>
-          <w:tcPr/>
           <w:p>
             <w:pPr>
               <w:pStyle w:val="Compact"/>
@@ -7087,7 +6699,6 @@
           </w:p>
         </w:tc>
         <w:tc>
-          <w:tcPr/>
           <w:p>
             <w:pPr>
               <w:pStyle w:val="Compact"/>
@@ -7101,7 +6712,6 @@
       </w:tr>
       <w:tr>
         <w:tc>
-          <w:tcPr/>
           <w:p>
             <w:pPr>
               <w:pStyle w:val="Compact"/>
@@ -7113,21 +6723,28 @@
           </w:p>
         </w:tc>
         <w:tc>
-          <w:tcPr/>
-          <w:p>
-            <w:pPr>
-              <w:pStyle w:val="Compact"/>
-              <w:jc w:val="left"/>
-            </w:pPr>
-            <w:r>
-              <w:t xml:space="preserve">SDC per §5.2,</w:t>
+          <w:p>
+            <w:pPr>
+              <w:pStyle w:val="Compact"/>
+              <w:jc w:val="left"/>
+            </w:pPr>
+            <w:r>
+              <w:t xml:space="preserve">SDC per §5.2 (</w:t>
+            </w:r>
+            <w:r>
+              <w:rPr>
+                <w:rStyle w:val="VerbatimChar"/>
+              </w:rPr>
+              <w:t xml:space="preserve">flow/constraints/garuda.sdc</w:t>
+            </w:r>
+            <w:r>
+              <w:t xml:space="preserve">),</w:t>
             </w:r>
             <w:r>
               <w:t xml:space="preserve"> </w:t>
             </w:r>
             <w:r>
               <w:rPr>
-                <w:bCs/>
                 <w:b/>
               </w:rPr>
               <w:t xml:space="preserve">including</w:t>
@@ -7145,6 +6762,15 @@
               <w:rPr>
                 <w:rStyle w:val="VerbatimChar"/>
               </w:rPr>
+              <w:t xml:space="preserve">aon_clk</w:t>
+            </w:r>
+            <w:r>
+              <w:t xml:space="preserve">/</w:t>
+            </w:r>
+            <w:r>
+              <w:rPr>
+                <w:rStyle w:val="VerbatimChar"/>
+              </w:rPr>
               <w:t xml:space="preserve">hclk</w:t>
             </w:r>
             <w:r>
@@ -7165,7 +6791,6 @@
           </w:p>
         </w:tc>
         <w:tc>
-          <w:tcPr/>
           <w:p>
             <w:pPr>
               <w:pStyle w:val="Compact"/>
@@ -7177,7 +6802,6 @@
           </w:p>
         </w:tc>
         <w:tc>
-          <w:tcPr/>
           <w:p>
             <w:pPr>
               <w:pStyle w:val="Compact"/>
@@ -7191,7 +6815,6 @@
       </w:tr>
       <w:tr>
         <w:tc>
-          <w:tcPr/>
           <w:p>
             <w:pPr>
               <w:pStyle w:val="Compact"/>
@@ -7203,7 +6826,6 @@
           </w:p>
         </w:tc>
         <w:tc>
-          <w:tcPr/>
           <w:p>
             <w:pPr>
               <w:pStyle w:val="Compact"/>
@@ -7215,7 +6837,6 @@
           </w:p>
         </w:tc>
         <w:tc>
-          <w:tcPr/>
           <w:p>
             <w:pPr>
               <w:pStyle w:val="Compact"/>
@@ -7227,7 +6848,6 @@
           </w:p>
         </w:tc>
         <w:tc>
-          <w:tcPr/>
           <w:p>
             <w:pPr>
               <w:pStyle w:val="Compact"/>
@@ -7241,7 +6861,6 @@
       </w:tr>
       <w:tr>
         <w:tc>
-          <w:tcPr/>
           <w:p>
             <w:pPr>
               <w:pStyle w:val="Compact"/>
@@ -7253,7 +6872,6 @@
           </w:p>
         </w:tc>
         <w:tc>
-          <w:tcPr/>
           <w:p>
             <w:pPr>
               <w:pStyle w:val="Compact"/>
@@ -7265,7 +6883,6 @@
           </w:p>
         </w:tc>
         <w:tc>
-          <w:tcPr/>
           <w:p>
             <w:pPr>
               <w:pStyle w:val="Compact"/>
@@ -7277,7 +6894,6 @@
           </w:p>
         </w:tc>
         <w:tc>
-          <w:tcPr/>
           <w:p>
             <w:pPr>
               <w:pStyle w:val="Compact"/>
@@ -7291,7 +6907,6 @@
       </w:tr>
       <w:tr>
         <w:tc>
-          <w:tcPr/>
           <w:p>
             <w:pPr>
               <w:pStyle w:val="Compact"/>
@@ -7303,7 +6918,6 @@
           </w:p>
         </w:tc>
         <w:tc>
-          <w:tcPr/>
           <w:p>
             <w:pPr>
               <w:pStyle w:val="Compact"/>
@@ -7330,7 +6944,6 @@
           </w:p>
         </w:tc>
         <w:tc>
-          <w:tcPr/>
           <w:p>
             <w:pPr>
               <w:pStyle w:val="Compact"/>
@@ -7342,7 +6955,6 @@
           </w:p>
         </w:tc>
         <w:tc>
-          <w:tcPr/>
           <w:p>
             <w:pPr>
               <w:pStyle w:val="Compact"/>
@@ -7362,15 +6974,15 @@
         </w:pict>
       </w:r>
     </w:p>
-    <w:bookmarkEnd w:id="36"/>
-    <w:bookmarkStart w:id="37" w:name="Xdaf160be385f2395538bd62ce793d28a8091814"/>
     <w:p>
       <w:pPr>
         <w:pStyle w:val="Heading2"/>
       </w:pPr>
+      <w:bookmarkStart w:id="38" w:name="Xdaf160be385f2395538bd62ce793d28a8091814"/>
       <w:r>
         <w:t xml:space="preserve">10 Open items</w:t>
       </w:r>
+      <w:bookmarkEnd w:id="38"/>
     </w:p>
     <w:p>
       <w:pPr>
@@ -7378,7 +6990,6 @@
       </w:pPr>
       <w:r>
         <w:rPr>
-          <w:bCs/>
           <w:b/>
         </w:rPr>
         <w:t xml:space="preserve">[N-10.1]</w:t>
@@ -7393,22 +7004,21 @@
     <w:tbl>
       <w:tblPr>
         <w:tblStyle w:val="Table"/>
-        <w:tblW w:type="auto" w:w="0"/>
-        <w:tblLook w:firstRow="1" w:lastRow="0" w:firstColumn="0" w:lastColumn="0" w:noHBand="0" w:noVBand="0" w:val="0020"/>
-        <w:jc w:val="start"/>
+        <w:tblW w:type="pct" w:w="0.0"/>
+        <w:tblLook w:firstRow="1"/>
       </w:tblPr>
-      <w:tblGrid>
-        <w:gridCol w:w="1980"/>
-        <w:gridCol w:w="1980"/>
-        <w:gridCol w:w="1980"/>
-        <w:gridCol w:w="1980"/>
-      </w:tblGrid>
+      <w:tblGrid/>
       <w:tr>
         <w:trPr>
-          <w:tblHeader w:val="true"/>
+          <w:cnfStyle w:firstRow="1"/>
         </w:trPr>
         <w:tc>
-          <w:tcPr/>
+          <w:tcPr>
+            <w:tcBorders>
+              <w:bottom w:val="single"/>
+            </w:tcBorders>
+            <w:vAlign w:val="bottom"/>
+          </w:tcPr>
           <w:p>
             <w:pPr>
               <w:pStyle w:val="Compact"/>
@@ -7420,7 +7030,12 @@
           </w:p>
         </w:tc>
         <w:tc>
-          <w:tcPr/>
+          <w:tcPr>
+            <w:tcBorders>
+              <w:bottom w:val="single"/>
+            </w:tcBorders>
+            <w:vAlign w:val="bottom"/>
+          </w:tcPr>
           <w:p>
             <w:pPr>
               <w:pStyle w:val="Compact"/>
@@ -7432,7 +7047,12 @@
           </w:p>
         </w:tc>
         <w:tc>
-          <w:tcPr/>
+          <w:tcPr>
+            <w:tcBorders>
+              <w:bottom w:val="single"/>
+            </w:tcBorders>
+            <w:vAlign w:val="bottom"/>
+          </w:tcPr>
           <w:p>
             <w:pPr>
               <w:pStyle w:val="Compact"/>
@@ -7444,7 +7064,12 @@
           </w:p>
         </w:tc>
         <w:tc>
-          <w:tcPr/>
+          <w:tcPr>
+            <w:tcBorders>
+              <w:bottom w:val="single"/>
+            </w:tcBorders>
+            <w:vAlign w:val="bottom"/>
+          </w:tcPr>
           <w:p>
             <w:pPr>
               <w:pStyle w:val="Compact"/>
@@ -7458,7 +7083,6 @@
       </w:tr>
       <w:tr>
         <w:tc>
-          <w:tcPr/>
           <w:p>
             <w:pPr>
               <w:pStyle w:val="Compact"/>
@@ -7470,7 +7094,6 @@
           </w:p>
         </w:tc>
         <w:tc>
-          <w:tcPr/>
           <w:p>
             <w:pPr>
               <w:pStyle w:val="Compact"/>
@@ -7482,7 +7105,6 @@
           </w:p>
         </w:tc>
         <w:tc>
-          <w:tcPr/>
           <w:p>
             <w:pPr>
               <w:pStyle w:val="Compact"/>
@@ -7494,7 +7116,6 @@
           </w:p>
         </w:tc>
         <w:tc>
-          <w:tcPr/>
           <w:p>
             <w:pPr>
               <w:pStyle w:val="Compact"/>
@@ -7508,7 +7129,6 @@
             </w:r>
             <w:r>
               <w:rPr>
-                <w:bCs/>
                 <w:b/>
               </w:rPr>
               <w:t xml:space="preserve">not</w:t>
@@ -7521,7 +7141,6 @@
             </w:r>
             <w:r>
               <w:rPr>
-                <w:bCs/>
                 <w:b/>
               </w:rPr>
               <w:t xml:space="preserve">are</w:t>
@@ -7556,8 +7175,6 @@
         <w:t xml:space="preserve">"Open items — all closed."</w:t>
       </w:r>
     </w:p>
-    <w:bookmarkEnd w:id="37"/>
-    <w:bookmarkEnd w:id="38"/>
     <w:sectPr/>
   </w:body>
 </w:document>
@@ -7589,14 +7206,17 @@
 <file path=word/numbering.xml><?xml version="1.0" encoding="utf-8"?>
 <w:numbering xmlns:w="http://schemas.openxmlformats.org/wordprocessingml/2006/main">
   <w:abstractNum w:abstractNumId="990">
-    <w:nsid w:val="A990"/>
+    <w:nsid w:val="2c1ae401"/>
     <w:multiLevelType w:val="multilevel"/>
     <w:lvl w:ilvl="0">
       <w:numFmt w:val="bullet"/>
       <w:lvlText w:val=" "/>
       <w:lvlJc w:val="left"/>
       <w:pPr>
-        <w:ind w:left="720" w:hanging="480"/>
+        <w:tabs>
+          <w:tab w:val="num" w:pos="0"/>
+        </w:tabs>
+        <w:ind w:left="480" w:hanging="480"/>
       </w:pPr>
     </w:lvl>
     <w:lvl w:ilvl="1">
@@ -7604,7 +7224,10 @@
       <w:lvlText w:val=" "/>
       <w:lvlJc w:val="left"/>
       <w:pPr>
-        <w:ind w:left="1440" w:hanging="480"/>
+        <w:tabs>
+          <w:tab w:val="num" w:pos="720"/>
+        </w:tabs>
+        <w:ind w:left="1200" w:hanging="480"/>
       </w:pPr>
     </w:lvl>
     <w:lvl w:ilvl="2">
@@ -7612,7 +7235,10 @@
       <w:lvlText w:val=" "/>
       <w:lvlJc w:val="left"/>
       <w:pPr>
-        <w:ind w:left="2160" w:hanging="480"/>
+        <w:tabs>
+          <w:tab w:val="num" w:pos="1440"/>
+        </w:tabs>
+        <w:ind w:left="1920" w:hanging="480"/>
       </w:pPr>
     </w:lvl>
     <w:lvl w:ilvl="3">
@@ -7620,7 +7246,10 @@
       <w:lvlText w:val=" "/>
       <w:lvlJc w:val="left"/>
       <w:pPr>
-        <w:ind w:left="2880" w:hanging="480"/>
+        <w:tabs>
+          <w:tab w:val="num" w:pos="2160"/>
+        </w:tabs>
+        <w:ind w:left="2640" w:hanging="480"/>
       </w:pPr>
     </w:lvl>
     <w:lvl w:ilvl="4">
@@ -7628,7 +7257,10 @@
       <w:lvlText w:val=" "/>
       <w:lvlJc w:val="left"/>
       <w:pPr>
-        <w:ind w:left="3600" w:hanging="480"/>
+        <w:tabs>
+          <w:tab w:val="num" w:pos="2880"/>
+        </w:tabs>
+        <w:ind w:left="3360" w:hanging="480"/>
       </w:pPr>
     </w:lvl>
     <w:lvl w:ilvl="5">
@@ -7636,7 +7268,10 @@
       <w:lvlText w:val=" "/>
       <w:lvlJc w:val="left"/>
       <w:pPr>
-        <w:ind w:left="4320" w:hanging="480"/>
+        <w:tabs>
+          <w:tab w:val="num" w:pos="3600"/>
+        </w:tabs>
+        <w:ind w:left="4080" w:hanging="480"/>
       </w:pPr>
     </w:lvl>
     <w:lvl w:ilvl="6">
@@ -7644,7 +7279,10 @@
       <w:lvlText w:val=" "/>
       <w:lvlJc w:val="left"/>
       <w:pPr>
-        <w:ind w:left="5040" w:hanging="480"/>
+        <w:tabs>
+          <w:tab w:val="num" w:pos="4320"/>
+        </w:tabs>
+        <w:ind w:left="4800" w:hanging="480"/>
       </w:pPr>
     </w:lvl>
     <w:lvl w:ilvl="7">
@@ -7652,7 +7290,10 @@
       <w:lvlText w:val=" "/>
       <w:lvlJc w:val="left"/>
       <w:pPr>
-        <w:ind w:left="5760" w:hanging="480"/>
+        <w:tabs>
+          <w:tab w:val="num" w:pos="5040"/>
+        </w:tabs>
+        <w:ind w:left="5520" w:hanging="480"/>
       </w:pPr>
     </w:lvl>
     <w:lvl w:ilvl="8">
@@ -7660,12 +7301,15 @@
       <w:lvlText w:val=" "/>
       <w:lvlJc w:val="left"/>
       <w:pPr>
-        <w:ind w:left="6480" w:hanging="480"/>
+        <w:tabs>
+          <w:tab w:val="num" w:pos="5760"/>
+        </w:tabs>
+        <w:ind w:left="6240" w:hanging="480"/>
       </w:pPr>
     </w:lvl>
   </w:abstractNum>
-  <w:abstractNum w:abstractNumId="99411">
-    <w:nsid w:val="A99411"/>
+  <w:abstractNum w:abstractNumId="99211">
+    <w:nsid w:val="ea454b4c"/>
     <w:multiLevelType w:val="multilevel"/>
     <w:lvl w:ilvl="0">
       <w:start w:val="1"/>
@@ -7673,25 +7317,34 @@
       <w:lvlText w:val="%1."/>
       <w:lvlJc w:val="left"/>
       <w:pPr>
-        <w:ind w:left="720" w:hanging="480"/>
+        <w:tabs>
+          <w:tab w:val="num" w:pos="0"/>
+        </w:tabs>
+        <w:ind w:left="480" w:hanging="480"/>
       </w:pPr>
     </w:lvl>
     <w:lvl w:ilvl="1">
       <w:start w:val="1"/>
-      <w:numFmt w:val="decimal"/>
+      <w:numFmt w:val="lowerLetter"/>
       <w:lvlText w:val="%2."/>
       <w:lvlJc w:val="left"/>
       <w:pPr>
-        <w:ind w:left="1440" w:hanging="480"/>
+        <w:tabs>
+          <w:tab w:val="num" w:pos="720"/>
+        </w:tabs>
+        <w:ind w:left="1200" w:hanging="480"/>
       </w:pPr>
     </w:lvl>
     <w:lvl w:ilvl="2">
       <w:start w:val="1"/>
-      <w:numFmt w:val="decimal"/>
+      <w:numFmt w:val="lowerRoman"/>
       <w:lvlText w:val="%3."/>
       <w:lvlJc w:val="left"/>
       <w:pPr>
-        <w:ind w:left="2160" w:hanging="480"/>
+        <w:tabs>
+          <w:tab w:val="num" w:pos="1440"/>
+        </w:tabs>
+        <w:ind w:left="1920" w:hanging="480"/>
       </w:pPr>
     </w:lvl>
     <w:lvl w:ilvl="3">
@@ -7700,25 +7353,34 @@
       <w:lvlText w:val="%4."/>
       <w:lvlJc w:val="left"/>
       <w:pPr>
-        <w:ind w:left="2880" w:hanging="480"/>
+        <w:tabs>
+          <w:tab w:val="num" w:pos="2160"/>
+        </w:tabs>
+        <w:ind w:left="2640" w:hanging="480"/>
       </w:pPr>
     </w:lvl>
     <w:lvl w:ilvl="4">
       <w:start w:val="1"/>
-      <w:numFmt w:val="decimal"/>
+      <w:numFmt w:val="lowerLetter"/>
       <w:lvlText w:val="%5."/>
       <w:lvlJc w:val="left"/>
       <w:pPr>
-        <w:ind w:left="3600" w:hanging="480"/>
+        <w:tabs>
+          <w:tab w:val="num" w:pos="2880"/>
+        </w:tabs>
+        <w:ind w:left="3360" w:hanging="480"/>
       </w:pPr>
     </w:lvl>
     <w:lvl w:ilvl="5">
       <w:start w:val="1"/>
-      <w:numFmt w:val="decimal"/>
+      <w:numFmt w:val="lowerRoman"/>
       <w:lvlText w:val="%6."/>
       <w:lvlJc w:val="left"/>
       <w:pPr>
-        <w:ind w:left="4320" w:hanging="480"/>
+        <w:tabs>
+          <w:tab w:val="num" w:pos="3600"/>
+        </w:tabs>
+        <w:ind w:left="4080" w:hanging="480"/>
       </w:pPr>
     </w:lvl>
     <w:lvl w:ilvl="6">
@@ -7727,25 +7389,34 @@
       <w:lvlText w:val="%7."/>
       <w:lvlJc w:val="left"/>
       <w:pPr>
-        <w:ind w:left="5040" w:hanging="480"/>
+        <w:tabs>
+          <w:tab w:val="num" w:pos="4320"/>
+        </w:tabs>
+        <w:ind w:left="4800" w:hanging="480"/>
       </w:pPr>
     </w:lvl>
     <w:lvl w:ilvl="7">
       <w:start w:val="1"/>
-      <w:numFmt w:val="decimal"/>
+      <w:numFmt w:val="lowerLetter"/>
       <w:lvlText w:val="%8."/>
       <w:lvlJc w:val="left"/>
       <w:pPr>
-        <w:ind w:left="5760" w:hanging="480"/>
+        <w:tabs>
+          <w:tab w:val="num" w:pos="5040"/>
+        </w:tabs>
+        <w:ind w:left="5520" w:hanging="480"/>
       </w:pPr>
     </w:lvl>
     <w:lvl w:ilvl="8">
       <w:start w:val="1"/>
-      <w:numFmt w:val="decimal"/>
+      <w:numFmt w:val="lowerRoman"/>
       <w:lvlText w:val="%9."/>
       <w:lvlJc w:val="left"/>
       <w:pPr>
-        <w:ind w:left="6480" w:hanging="480"/>
+        <w:tabs>
+          <w:tab w:val="num" w:pos="5760"/>
+        </w:tabs>
+        <w:ind w:left="6240" w:hanging="480"/>
       </w:pPr>
     </w:lvl>
   </w:abstractNum>
@@ -7753,7 +7424,7 @@
     <w:abstractNumId w:val="990"/>
   </w:num>
   <w:num w:numId="1001">
-    <w:abstractNumId w:val="99411"/>
+    <w:abstractNumId w:val="99211"/>
     <w:lvlOverride w:ilvl="0">
       <w:startOverride w:val="1"/>
     </w:lvlOverride>
@@ -7783,7 +7454,7 @@
     </w:lvlOverride>
   </w:num>
   <w:num w:numId="1002">
-    <w:abstractNumId w:val="99411"/>
+    <w:abstractNumId w:val="99211"/>
     <w:lvlOverride w:ilvl="0">
       <w:startOverride w:val="1"/>
     </w:lvlOverride>
@@ -7820,10 +7491,10 @@
   <w:docDefaults>
     <w:rPrDefault>
       <w:rPr>
-        <w:rFonts w:asciiTheme="minorHAnsi" w:cstheme="minorBidi" w:eastAsiaTheme="minorHAnsi" w:hAnsiTheme="minorHAnsi"/>
+        <w:rFonts w:asciiTheme="minorHAnsi" w:eastAsiaTheme="minorHAnsi" w:hAnsiTheme="minorHAnsi" w:cstheme="minorBidi"/>
         <w:sz w:val="24"/>
         <w:szCs w:val="24"/>
-        <w:lang w:bidi="ar-SA" w:eastAsia="en-US" w:val="en-US"/>
+        <w:lang w:val="en-US" w:eastAsia="en-US" w:bidi="ar-SA"/>
       </w:rPr>
     </w:rPrDefault>
     <w:pPrDefault>
@@ -7832,35 +7503,35 @@
       </w:pPr>
     </w:pPrDefault>
   </w:docDefaults>
-  <w:latentStyles w:count="276" w:defLockedState="0" w:defQFormat="0" w:defSemiHidden="0" w:defUIPriority="0" w:defUnhideWhenUsed="0"/>
-  <w:style w:default="1" w:styleId="Normal" w:type="paragraph">
+  <w:latentStyles w:defLockedState="0" w:defUIPriority="0" w:defSemiHidden="0" w:defUnhideWhenUsed="0" w:defQFormat="0" w:count="276"/>
+  <w:style w:type="paragraph" w:default="1" w:styleId="Normal">
     <w:name w:val="Normal"/>
     <w:qFormat/>
   </w:style>
-  <w:style w:styleId="BodyText" w:type="paragraph">
+  <w:style w:type="paragraph" w:styleId="BodyText">
     <w:name w:val="Body Text"/>
     <w:basedOn w:val="Normal"/>
     <w:link w:val="BodyTextChar"/>
     <w:pPr>
-      <w:spacing w:after="180" w:before="180"/>
+      <w:spacing w:before="180" w:after="180"/>
     </w:pPr>
     <w:qFormat/>
   </w:style>
-  <w:style w:customStyle="1" w:styleId="FirstParagraph" w:type="paragraph">
+  <w:style w:type="paragraph" w:customStyle="1" w:styleId="FirstParagraph">
     <w:name w:val="First Paragraph"/>
     <w:basedOn w:val="BodyText"/>
     <w:next w:val="BodyText"/>
     <w:qFormat/>
   </w:style>
-  <w:style w:customStyle="1" w:styleId="Compact" w:type="paragraph">
+  <w:style w:type="paragraph" w:customStyle="1" w:styleId="Compact">
     <w:name w:val="Compact"/>
     <w:basedOn w:val="BodyText"/>
     <w:qFormat/>
     <w:pPr>
-      <w:spacing w:after="36" w:before="36"/>
+      <w:spacing w:before="36" w:after="36"/>
     </w:pPr>
   </w:style>
-  <w:style w:styleId="Title" w:type="paragraph">
+  <w:style w:type="paragraph" w:styleId="Title">
     <w:name w:val="Title"/>
     <w:basedOn w:val="Normal"/>
     <w:next w:val="BodyText"/>
@@ -7868,19 +7539,19 @@
     <w:pPr>
       <w:keepNext/>
       <w:keepLines/>
-      <w:spacing w:after="240" w:before="480"/>
+      <w:spacing w:before="480" w:after="240"/>
       <w:jc w:val="center"/>
     </w:pPr>
     <w:rPr>
-      <w:rFonts w:asciiTheme="majorHAnsi" w:cstheme="majorBidi" w:eastAsiaTheme="majorEastAsia" w:hAnsiTheme="majorHAnsi"/>
+      <w:rFonts w:asciiTheme="majorHAnsi" w:eastAsiaTheme="majorEastAsia" w:hAnsiTheme="majorHAnsi" w:cstheme="majorBidi"/>
       <w:b/>
       <w:bCs/>
-      <w:color w:themeColor="accent1" w:themeShade="B5" w:val="345A8A"/>
+      <w:color w:val="345A8A" w:themeColor="accent1" w:themeShade="B5"/>
       <w:sz w:val="36"/>
       <w:szCs w:val="36"/>
     </w:rPr>
   </w:style>
-  <w:style w:styleId="Subtitle" w:type="paragraph">
+  <w:style w:type="paragraph" w:styleId="Subtitle">
     <w:name w:val="Subtitle"/>
     <w:basedOn w:val="Title"/>
     <w:next w:val="BodyText"/>
@@ -7888,7 +7559,7 @@
     <w:pPr>
       <w:keepNext/>
       <w:keepLines/>
-      <w:spacing w:after="240" w:before="240"/>
+      <w:spacing w:before="240" w:after="240"/>
       <w:jc w:val="center"/>
     </w:pPr>
     <w:rPr>
@@ -7896,7 +7567,7 @@
       <w:szCs w:val="30"/>
     </w:rPr>
   </w:style>
-  <w:style w:customStyle="1" w:styleId="Author" w:type="paragraph">
+  <w:style w:type="paragraph" w:customStyle="1" w:styleId="Author">
     <w:name w:val="Author"/>
     <w:next w:val="BodyText"/>
     <w:qFormat/>
@@ -7906,7 +7577,7 @@
       <w:jc w:val="center"/>
     </w:pPr>
   </w:style>
-  <w:style w:styleId="Date" w:type="paragraph">
+  <w:style w:type="paragraph" w:styleId="Date">
     <w:name w:val="Date"/>
     <w:next w:val="BodyText"/>
     <w:qFormat/>
@@ -7916,26 +7587,7 @@
       <w:jc w:val="center"/>
     </w:pPr>
   </w:style>
-  <w:style w:customStyle="1" w:styleId="AbstractTitle" w:type="paragraph">
-    <w:name w:val="Abstract Title"/>
-    <w:basedOn w:val="Normal"/>
-    <w:next w:val="Abstract"/>
-    <w:qFormat/>
-    <w:pPr>
-      <w:keepNext/>
-      <w:keepLines/>
-      <w:jc w:val="center"/>
-      <w:spacing w:after="0" w:before="300"/>
-    </w:pPr>
-    <w:rPr>
-      <w:sz w:val="20"/>
-      <w:szCs w:val="20"/>
-      <w:b/>
-      <w:color w:val="345A8A"/>
-      &gt;
-    </w:rPr>
-  </w:style>
-  <w:style w:customStyle="1" w:styleId="Abstract" w:type="paragraph">
+  <w:style w:type="paragraph" w:customStyle="1" w:styleId="Abstract">
     <w:name w:val="Abstract"/>
     <w:basedOn w:val="Normal"/>
     <w:next w:val="BodyText"/>
@@ -7943,14 +7595,14 @@
     <w:pPr>
       <w:keepNext/>
       <w:keepLines/>
-      <w:spacing w:after="300" w:before="100"/>
+      <w:spacing w:before="300" w:after="300"/>
     </w:pPr>
     <w:rPr>
       <w:sz w:val="20"/>
       <w:szCs w:val="20"/>
     </w:rPr>
   </w:style>
-  <w:style w:styleId="Bibliography" w:type="paragraph">
+  <w:style w:type="paragraph" w:styleId="Bibliography">
     <w:name w:val="Bibliography"/>
     <w:basedOn w:val="Normal"/>
     <w:next w:val="Bibliography"/>
@@ -7958,7 +7610,7 @@
     <w:pPr/>
     <w:rPr/>
   </w:style>
-  <w:style w:styleId="Heading1" w:type="paragraph">
+  <w:style w:type="paragraph" w:styleId="Heading1">
     <w:name w:val="Heading 1"/>
     <w:basedOn w:val="Normal"/>
     <w:next w:val="BodyText"/>
@@ -7967,19 +7619,19 @@
     <w:pPr>
       <w:keepNext/>
       <w:keepLines/>
-      <w:spacing w:after="0" w:before="480"/>
+      <w:spacing w:before="480" w:after="0"/>
       <w:outlineLvl w:val="0"/>
     </w:pPr>
     <w:rPr>
-      <w:rFonts w:asciiTheme="majorHAnsi" w:cstheme="majorBidi" w:eastAsiaTheme="majorEastAsia" w:hAnsiTheme="majorHAnsi"/>
+      <w:rFonts w:asciiTheme="majorHAnsi" w:eastAsiaTheme="majorEastAsia" w:hAnsiTheme="majorHAnsi" w:cstheme="majorBidi"/>
       <w:b/>
       <w:bCs/>
-      <w:color w:themeColor="accent1" w:val="4F81BD"/>
+      <w:color w:val="4F81BD" w:themeColor="accent1"/>
       <w:sz w:val="32"/>
       <w:szCs w:val="32"/>
     </w:rPr>
   </w:style>
-  <w:style w:styleId="Heading2" w:type="paragraph">
+  <w:style w:type="paragraph" w:styleId="Heading2">
     <w:name w:val="Heading 2"/>
     <w:basedOn w:val="Normal"/>
     <w:next w:val="BodyText"/>
@@ -7989,19 +7641,19 @@
     <w:pPr>
       <w:keepNext/>
       <w:keepLines/>
-      <w:spacing w:after="0" w:before="200"/>
+      <w:spacing w:before="200" w:after="0"/>
       <w:outlineLvl w:val="1"/>
     </w:pPr>
     <w:rPr>
-      <w:rFonts w:asciiTheme="majorHAnsi" w:cstheme="majorBidi" w:eastAsiaTheme="majorEastAsia" w:hAnsiTheme="majorHAnsi"/>
+      <w:rFonts w:asciiTheme="majorHAnsi" w:eastAsiaTheme="majorEastAsia" w:hAnsiTheme="majorHAnsi" w:cstheme="majorBidi"/>
       <w:b/>
       <w:bCs/>
-      <w:color w:themeColor="accent1" w:val="4F81BD"/>
+      <w:color w:val="4F81BD" w:themeColor="accent1"/>
       <w:sz w:val="28"/>
       <w:szCs w:val="28"/>
     </w:rPr>
   </w:style>
-  <w:style w:styleId="Heading3" w:type="paragraph">
+  <w:style w:type="paragraph" w:styleId="Heading3">
     <w:name w:val="Heading 3"/>
     <w:basedOn w:val="Normal"/>
     <w:next w:val="BodyText"/>
@@ -8011,19 +7663,19 @@
     <w:pPr>
       <w:keepNext/>
       <w:keepLines/>
-      <w:spacing w:after="0" w:before="200"/>
+      <w:spacing w:before="200" w:after="0"/>
       <w:outlineLvl w:val="2"/>
     </w:pPr>
     <w:rPr>
-      <w:rFonts w:asciiTheme="majorHAnsi" w:cstheme="majorBidi" w:eastAsiaTheme="majorEastAsia" w:hAnsiTheme="majorHAnsi"/>
+      <w:rFonts w:asciiTheme="majorHAnsi" w:eastAsiaTheme="majorEastAsia" w:hAnsiTheme="majorHAnsi" w:cstheme="majorBidi"/>
       <w:b/>
       <w:bCs/>
-      <w:color w:themeColor="accent1" w:val="4F81BD"/>
+      <w:color w:val="4F81BD" w:themeColor="accent1"/>
       <w:sz w:val="24"/>
       <w:szCs w:val="24"/>
     </w:rPr>
   </w:style>
-  <w:style w:styleId="Heading4" w:type="paragraph">
+  <w:style w:type="paragraph" w:styleId="Heading4">
     <w:name w:val="Heading 4"/>
     <w:basedOn w:val="Normal"/>
     <w:next w:val="BodyText"/>
@@ -8033,19 +7685,19 @@
     <w:pPr>
       <w:keepNext/>
       <w:keepLines/>
-      <w:spacing w:after="0" w:before="200"/>
+      <w:spacing w:before="200" w:after="0"/>
       <w:outlineLvl w:val="3"/>
     </w:pPr>
     <w:rPr>
-      <w:rFonts w:asciiTheme="majorHAnsi" w:cstheme="majorBidi" w:eastAsiaTheme="majorEastAsia" w:hAnsiTheme="majorHAnsi"/>
+      <w:rFonts w:asciiTheme="majorHAnsi" w:eastAsiaTheme="majorEastAsia" w:hAnsiTheme="majorHAnsi" w:cstheme="majorBidi"/>
       <w:i/>
       <w:bCs/>
-      <w:color w:themeColor="accent1" w:val="4F81BD"/>
+      <w:color w:val="4F81BD" w:themeColor="accent1"/>
       <w:sz w:val="24"/>
       <w:szCs w:val="24"/>
     </w:rPr>
   </w:style>
-  <w:style w:styleId="Heading5" w:type="paragraph">
+  <w:style w:type="paragraph" w:styleId="Heading5">
     <w:name w:val="Heading 5"/>
     <w:basedOn w:val="Normal"/>
     <w:next w:val="BodyText"/>
@@ -8055,18 +7707,18 @@
     <w:pPr>
       <w:keepNext/>
       <w:keepLines/>
-      <w:spacing w:after="0" w:before="200"/>
+      <w:spacing w:before="200" w:after="0"/>
       <w:outlineLvl w:val="4"/>
     </w:pPr>
     <w:rPr>
-      <w:rFonts w:asciiTheme="majorHAnsi" w:cstheme="majorBidi" w:eastAsiaTheme="majorEastAsia" w:hAnsiTheme="majorHAnsi"/>
+      <w:rFonts w:asciiTheme="majorHAnsi" w:eastAsiaTheme="majorEastAsia" w:hAnsiTheme="majorHAnsi" w:cstheme="majorBidi"/>
       <w:iCs/>
-      <w:color w:themeColor="accent1" w:val="4F81BD"/>
+      <w:color w:val="4F81BD" w:themeColor="accent1"/>
       <w:sz w:val="24"/>
       <w:szCs w:val="24"/>
     </w:rPr>
   </w:style>
-  <w:style w:styleId="Heading6" w:type="paragraph">
+  <w:style w:type="paragraph" w:styleId="Heading6">
     <w:name w:val="Heading 6"/>
     <w:basedOn w:val="Normal"/>
     <w:next w:val="BodyText"/>
@@ -8076,17 +7728,17 @@
     <w:pPr>
       <w:keepNext/>
       <w:keepLines/>
-      <w:spacing w:after="0" w:before="200"/>
+      <w:spacing w:before="200" w:after="0"/>
       <w:outlineLvl w:val="5"/>
     </w:pPr>
     <w:rPr>
-      <w:rFonts w:asciiTheme="majorHAnsi" w:cstheme="majorBidi" w:eastAsiaTheme="majorEastAsia" w:hAnsiTheme="majorHAnsi"/>
-      <w:color w:themeColor="accent1" w:val="4F81BD"/>
+      <w:rFonts w:asciiTheme="majorHAnsi" w:eastAsiaTheme="majorEastAsia" w:hAnsiTheme="majorHAnsi" w:cstheme="majorBidi"/>
+      <w:color w:val="4F81BD" w:themeColor="accent1"/>
       <w:sz w:val="24"/>
       <w:szCs w:val="24"/>
     </w:rPr>
   </w:style>
-  <w:style w:styleId="Heading7" w:type="paragraph">
+  <w:style w:type="paragraph" w:styleId="Heading7">
     <w:name w:val="Heading 7"/>
     <w:basedOn w:val="Normal"/>
     <w:next w:val="BodyText"/>
@@ -8096,17 +7748,17 @@
     <w:pPr>
       <w:keepNext/>
       <w:keepLines/>
-      <w:spacing w:after="0" w:before="200"/>
+      <w:spacing w:before="200" w:after="0"/>
       <w:outlineLvl w:val="6"/>
     </w:pPr>
     <w:rPr>
-      <w:rFonts w:asciiTheme="majorHAnsi" w:cstheme="majorBidi" w:eastAsiaTheme="majorEastAsia" w:hAnsiTheme="majorHAnsi"/>
-      <w:color w:themeColor="accent1" w:val="4F81BD"/>
+      <w:rFonts w:asciiTheme="majorHAnsi" w:eastAsiaTheme="majorEastAsia" w:hAnsiTheme="majorHAnsi" w:cstheme="majorBidi"/>
+      <w:color w:val="4F81BD" w:themeColor="accent1"/>
       <w:sz w:val="24"/>
       <w:szCs w:val="24"/>
     </w:rPr>
   </w:style>
-  <w:style w:styleId="Heading8" w:type="paragraph">
+  <w:style w:type="paragraph" w:styleId="Heading8">
     <w:name w:val="Heading 8"/>
     <w:basedOn w:val="Normal"/>
     <w:next w:val="BodyText"/>
@@ -8116,17 +7768,17 @@
     <w:pPr>
       <w:keepNext/>
       <w:keepLines/>
-      <w:spacing w:after="0" w:before="200"/>
+      <w:spacing w:before="200" w:after="0"/>
       <w:outlineLvl w:val="7"/>
     </w:pPr>
     <w:rPr>
-      <w:rFonts w:asciiTheme="majorHAnsi" w:cstheme="majorBidi" w:eastAsiaTheme="majorEastAsia" w:hAnsiTheme="majorHAnsi"/>
-      <w:color w:themeColor="accent1" w:val="4F81BD"/>
+      <w:rFonts w:asciiTheme="majorHAnsi" w:eastAsiaTheme="majorEastAsia" w:hAnsiTheme="majorHAnsi" w:cstheme="majorBidi"/>
+      <w:color w:val="4F81BD" w:themeColor="accent1"/>
       <w:sz w:val="24"/>
       <w:szCs w:val="24"/>
     </w:rPr>
   </w:style>
-  <w:style w:styleId="Heading9" w:type="paragraph">
+  <w:style w:type="paragraph" w:styleId="Heading9">
     <w:name w:val="Heading 9"/>
     <w:basedOn w:val="Normal"/>
     <w:next w:val="BodyText"/>
@@ -8136,17 +7788,17 @@
     <w:pPr>
       <w:keepNext/>
       <w:keepLines/>
-      <w:spacing w:after="0" w:before="200"/>
+      <w:spacing w:before="200" w:after="0"/>
       <w:outlineLvl w:val="8"/>
     </w:pPr>
     <w:rPr>
-      <w:rFonts w:asciiTheme="majorHAnsi" w:cstheme="majorBidi" w:eastAsiaTheme="majorEastAsia" w:hAnsiTheme="majorHAnsi"/>
-      <w:color w:themeColor="accent1" w:val="4F81BD"/>
+      <w:rFonts w:asciiTheme="majorHAnsi" w:eastAsiaTheme="majorEastAsia" w:hAnsiTheme="majorHAnsi" w:cstheme="majorBidi"/>
+      <w:color w:val="4F81BD" w:themeColor="accent1"/>
       <w:sz w:val="24"/>
       <w:szCs w:val="24"/>
     </w:rPr>
   </w:style>
-  <w:style w:styleId="BlockText" w:type="paragraph">
+  <w:style w:type="paragraph" w:styleId="BlockText">
     <w:name w:val="Block Text"/>
     <w:basedOn w:val="BodyText"/>
     <w:next w:val="BodyText"/>
@@ -8154,11 +7806,11 @@
     <w:unhideWhenUsed/>
     <w:qFormat/>
     <w:pPr>
-      <w:spacing w:after="100" w:before="100"/>
+      <w:spacing w:before="100" w:after="100"/>
       <w:ind w:firstLine="0" w:left="480" w:right="480"/>
     </w:pPr>
   </w:style>
-  <w:style w:styleId="FootnoteText" w:type="paragraph">
+  <w:style w:type="paragraph" w:styleId="FootnoteText">
     <w:name w:val="Footnote Text"/>
     <w:basedOn w:val="Normal"/>
     <w:next w:val="FootnoteText"/>
@@ -8166,43 +7818,28 @@
     <w:unhideWhenUsed/>
     <w:qFormat/>
   </w:style>
-  <w:style w:default="1" w:styleId="DefaultParagraphFont" w:type="character">
+  <w:style w:type="character" w:default="1" w:styleId="DefaultParagraphFont">
     <w:name w:val="Default Paragraph Font"/>
     <w:semiHidden/>
     <w:unhideWhenUsed/>
   </w:style>
-  <w:style w:default="1" w:styleId="Table" w:type="table">
+  <w:style w:type="table" w:default="1" w:styleId="Table">
     <w:name w:val="Table"/>
     <w:basedOn w:val="TableNormal"/>
     <w:semiHidden/>
     <w:unhideWhenUsed/>
     <w:qFormat/>
     <w:tblPr>
-      <w:tblInd w:type="dxa" w:w="0"/>
+      <w:tblInd w:w="0" w:type="dxa"/>
       <w:tblCellMar>
-        <w:top w:type="dxa" w:w="0"/>
-        <w:left w:type="dxa" w:w="108"/>
-        <w:bottom w:type="dxa" w:w="0"/>
-        <w:right w:type="dxa" w:w="108"/>
+        <w:top w:w="0" w:type="dxa"/>
+        <w:left w:w="108" w:type="dxa"/>
+        <w:bottom w:w="0" w:type="dxa"/>
+        <w:right w:w="108" w:type="dxa"/>
       </w:tblCellMar>
     </w:tblPr>
-    <w:tblStylePr w:type="firstRow">
-      <w:tblPr>
-        <w:jc w:val="left"/>
-        <w:tblInd w:type="dxa" w:w="0"/>
-      </w:tblPr>
-      <w:trPr>
-        <w:jc w:val="left"/>
-      </w:trPr>
-      <w:tcPr>
-        <w:vAlign w:val="bottom"/>
-        <w:tcBorders>
-          <w:bottom w:val="single"/>
-        </w:tcBorders>
-      </w:tcPr>
-    </w:tblStylePr>
   </w:style>
-  <w:style w:customStyle="1" w:styleId="DefinitionTerm" w:type="paragraph">
+  <w:style w:type="paragraph" w:customStyle="1" w:styleId="DefinitionTerm">
     <w:name w:val="Definition Term"/>
     <w:basedOn w:val="Normal"/>
     <w:next w:val="Definition"/>
@@ -8215,49 +7852,49 @@
       <w:b/>
     </w:rPr>
   </w:style>
-  <w:style w:customStyle="1" w:styleId="Definition" w:type="paragraph">
+  <w:style w:type="paragraph" w:customStyle="1" w:styleId="Definition">
     <w:name w:val="Definition"/>
     <w:basedOn w:val="Normal"/>
   </w:style>
-  <w:style w:styleId="Caption" w:type="paragraph">
+  <w:style w:type="paragraph" w:styleId="Caption">
     <w:name w:val="Caption"/>
     <w:basedOn w:val="Normal"/>
     <w:link w:val="BodyTextChar"/>
     <w:pPr>
-      <w:spacing w:after="120" w:before="0"/>
+      <w:spacing w:before="0" w:after="120"/>
     </w:pPr>
     <w:rPr>
       <w:i/>
     </w:rPr>
   </w:style>
-  <w:style w:customStyle="1" w:styleId="TableCaption" w:type="paragraph">
+  <w:style w:type="paragraph" w:customStyle="1" w:styleId="TableCaption">
     <w:name w:val="Table Caption"/>
     <w:basedOn w:val="Caption"/>
     <w:pPr>
       <w:keepNext/>
     </w:pPr>
   </w:style>
-  <w:style w:customStyle="1" w:styleId="ImageCaption" w:type="paragraph">
+  <w:style w:type="paragraph" w:customStyle="1" w:styleId="ImageCaption">
     <w:name w:val="Image Caption"/>
     <w:basedOn w:val="Caption"/>
   </w:style>
-  <w:style w:customStyle="1" w:styleId="Figure" w:type="paragraph">
+  <w:style w:type="paragraph" w:customStyle="1" w:styleId="Figure">
     <w:name w:val="Figure"/>
     <w:basedOn w:val="Normal"/>
   </w:style>
-  <w:style w:customStyle="1" w:styleId="CaptionedFigure" w:type="paragraph">
+  <w:style w:type="paragraph" w:customStyle="1" w:styleId="CaptionedFigure">
     <w:name w:val="Captioned Figure"/>
     <w:basedOn w:val="Figure"/>
     <w:pPr>
       <w:keepNext/>
     </w:pPr>
   </w:style>
-  <w:style w:customStyle="1" w:styleId="BodyTextChar" w:type="character">
+  <w:style w:type="character" w:customStyle="1" w:styleId="BodyTextChar">
     <w:name w:val="Body Text Char"/>
     <w:basedOn w:val="DefaultParagraphFont"/>
     <w:link w:val="BodyText"/>
   </w:style>
-  <w:style w:customStyle="1" w:styleId="VerbatimChar" w:type="character">
+  <w:style w:type="character" w:customStyle="1" w:styleId="VerbatimChar">
     <w:name w:val="Verbatim Char"/>
     <w:basedOn w:val="BodyTextChar"/>
     <w:rPr>
@@ -8265,25 +7902,21 @@
       <w:sz w:val="22"/>
     </w:rPr>
   </w:style>
-  <w:style w:customStyle="1" w:styleId="SectionNumber" w:type="character">
-    <w:name w:val="Section Number"/>
-    <w:basedOn w:val="BodyTextChar"/>
-  </w:style>
-  <w:style w:styleId="FootnoteReference" w:type="character">
+  <w:style w:type="character" w:styleId="FootnoteReference">
     <w:name w:val="Footnote Reference"/>
     <w:basedOn w:val="BodyTextChar"/>
     <w:rPr>
       <w:vertAlign w:val="superscript"/>
     </w:rPr>
   </w:style>
-  <w:style w:styleId="Hyperlink" w:type="character">
+  <w:style w:type="character" w:styleId="Hyperlink">
     <w:name w:val="Hyperlink"/>
     <w:basedOn w:val="BodyTextChar"/>
     <w:rPr>
-      <w:color w:themeColor="accent1" w:val="4F81BD"/>
+      <w:color w:val="4F81BD" w:themeColor="accent1"/>
     </w:rPr>
   </w:style>
-  <w:style w:styleId="TOCHeading" w:type="paragraph">
+  <w:style w:type="paragraph" w:styleId="TOCHeading">
     <w:name w:val="TOC Heading"/>
     <w:basedOn w:val="Heading1"/>
     <w:next w:val="BodyText"/>
@@ -8295,13 +7928,13 @@
       <w:outlineLvl w:val="9"/>
     </w:pPr>
     <w:rPr>
-      <w:rFonts w:asciiTheme="majorHAnsi" w:cstheme="majorBidi" w:eastAsiaTheme="majorEastAsia" w:hAnsiTheme="majorHAnsi"/>
+      <w:rFonts w:asciiTheme="majorHAnsi" w:eastAsiaTheme="majorEastAsia" w:hAnsiTheme="majorHAnsi" w:cstheme="majorBidi"/>
       <w:b w:val="0"/>
       <w:bCs w:val="0"/>
-      <w:color w:themeColor="accent1" w:themeShade="BF" w:val="365F91"/>
+      <w:color w:val="365F91" w:themeColor="accent1" w:themeShade="BF"/>
     </w:rPr>
   </w:style>
-  <w:style w:customStyle="1" w:styleId="SourceCode" w:type="paragraph">
+  <w:style w:type="paragraph" w:customStyle="1" w:styleId="SourceCode">
     <w:name w:val="Source Code"/>
     <w:basedOn w:val="Normal"/>
     <w:link w:val="VerbatimChar"/>
@@ -8309,7 +7942,7 @@
       <w:wordWrap w:val="off"/>
     </w:pPr>
   </w:style>
-  <w:style w:customStyle="1" w:styleId="KeywordTok" w:type="character">
+  <w:style w:type="character" w:customStyle="1" w:styleId="KeywordTok">
     <w:name w:val="KeywordTok"/>
     <w:basedOn w:val="VerbatimChar"/>
     <w:rPr>
@@ -8317,85 +7950,82 @@
       <w:b/>
     </w:rPr>
   </w:style>
-  <w:style w:customStyle="1" w:styleId="DataTypeTok" w:type="character">
+  <w:style w:type="character" w:customStyle="1" w:styleId="DataTypeTok">
     <w:name w:val="DataTypeTok"/>
     <w:basedOn w:val="VerbatimChar"/>
     <w:rPr>
       <w:color w:val="902000"/>
     </w:rPr>
   </w:style>
-  <w:style w:customStyle="1" w:styleId="DecValTok" w:type="character">
+  <w:style w:type="character" w:customStyle="1" w:styleId="DecValTok">
     <w:name w:val="DecValTok"/>
     <w:basedOn w:val="VerbatimChar"/>
     <w:rPr>
       <w:color w:val="40a070"/>
     </w:rPr>
   </w:style>
-  <w:style w:customStyle="1" w:styleId="BaseNTok" w:type="character">
+  <w:style w:type="character" w:customStyle="1" w:styleId="BaseNTok">
     <w:name w:val="BaseNTok"/>
     <w:basedOn w:val="VerbatimChar"/>
     <w:rPr>
       <w:color w:val="40a070"/>
     </w:rPr>
   </w:style>
-  <w:style w:customStyle="1" w:styleId="FloatTok" w:type="character">
+  <w:style w:type="character" w:customStyle="1" w:styleId="FloatTok">
     <w:name w:val="FloatTok"/>
     <w:basedOn w:val="VerbatimChar"/>
     <w:rPr>
       <w:color w:val="40a070"/>
     </w:rPr>
   </w:style>
-  <w:style w:customStyle="1" w:styleId="ConstantTok" w:type="character">
+  <w:style w:type="character" w:customStyle="1" w:styleId="ConstantTok">
     <w:name w:val="ConstantTok"/>
     <w:basedOn w:val="VerbatimChar"/>
     <w:rPr>
       <w:color w:val="880000"/>
     </w:rPr>
   </w:style>
-  <w:style w:customStyle="1" w:styleId="CharTok" w:type="character">
+  <w:style w:type="character" w:customStyle="1" w:styleId="CharTok">
     <w:name w:val="CharTok"/>
     <w:basedOn w:val="VerbatimChar"/>
     <w:rPr>
       <w:color w:val="4070a0"/>
     </w:rPr>
   </w:style>
-  <w:style w:customStyle="1" w:styleId="SpecialCharTok" w:type="character">
+  <w:style w:type="character" w:customStyle="1" w:styleId="SpecialCharTok">
     <w:name w:val="SpecialCharTok"/>
     <w:basedOn w:val="VerbatimChar"/>
     <w:rPr>
       <w:color w:val="4070a0"/>
     </w:rPr>
   </w:style>
-  <w:style w:customStyle="1" w:styleId="StringTok" w:type="character">
+  <w:style w:type="character" w:customStyle="1" w:styleId="StringTok">
     <w:name w:val="StringTok"/>
     <w:basedOn w:val="VerbatimChar"/>
     <w:rPr>
       <w:color w:val="4070a0"/>
     </w:rPr>
   </w:style>
-  <w:style w:customStyle="1" w:styleId="VerbatimStringTok" w:type="character">
+  <w:style w:type="character" w:customStyle="1" w:styleId="VerbatimStringTok">
     <w:name w:val="VerbatimStringTok"/>
     <w:basedOn w:val="VerbatimChar"/>
     <w:rPr>
       <w:color w:val="4070a0"/>
     </w:rPr>
   </w:style>
-  <w:style w:customStyle="1" w:styleId="SpecialStringTok" w:type="character">
+  <w:style w:type="character" w:customStyle="1" w:styleId="SpecialStringTok">
     <w:name w:val="SpecialStringTok"/>
     <w:basedOn w:val="VerbatimChar"/>
     <w:rPr>
       <w:color w:val="bb6688"/>
     </w:rPr>
   </w:style>
-  <w:style w:customStyle="1" w:styleId="ImportTok" w:type="character">
+  <w:style w:type="character" w:customStyle="1" w:styleId="ImportTok">
     <w:name w:val="ImportTok"/>
     <w:basedOn w:val="VerbatimChar"/>
-    <w:rPr>
-      <w:color w:val="008000"/>
-      <w:b/>
-    </w:rPr>
+    <w:rPr/>
   </w:style>
-  <w:style w:customStyle="1" w:styleId="CommentTok" w:type="character">
+  <w:style w:type="character" w:customStyle="1" w:styleId="CommentTok">
     <w:name w:val="CommentTok"/>
     <w:basedOn w:val="VerbatimChar"/>
     <w:rPr>
@@ -8403,7 +8033,7 @@
       <w:i/>
     </w:rPr>
   </w:style>
-  <w:style w:customStyle="1" w:styleId="DocumentationTok" w:type="character">
+  <w:style w:type="character" w:customStyle="1" w:styleId="DocumentationTok">
     <w:name w:val="DocumentationTok"/>
     <w:basedOn w:val="VerbatimChar"/>
     <w:rPr>
@@ -8411,7 +8041,7 @@
       <w:i/>
     </w:rPr>
   </w:style>
-  <w:style w:customStyle="1" w:styleId="AnnotationTok" w:type="character">
+  <w:style w:type="character" w:customStyle="1" w:styleId="AnnotationTok">
     <w:name w:val="AnnotationTok"/>
     <w:basedOn w:val="VerbatimChar"/>
     <w:rPr>
@@ -8420,7 +8050,7 @@
       <w:i/>
     </w:rPr>
   </w:style>
-  <w:style w:customStyle="1" w:styleId="CommentVarTok" w:type="character">
+  <w:style w:type="character" w:customStyle="1" w:styleId="CommentVarTok">
     <w:name w:val="CommentVarTok"/>
     <w:basedOn w:val="VerbatimChar"/>
     <w:rPr>
@@ -8429,28 +8059,28 @@
       <w:i/>
     </w:rPr>
   </w:style>
-  <w:style w:customStyle="1" w:styleId="OtherTok" w:type="character">
+  <w:style w:type="character" w:customStyle="1" w:styleId="OtherTok">
     <w:name w:val="OtherTok"/>
     <w:basedOn w:val="VerbatimChar"/>
     <w:rPr>
       <w:color w:val="007020"/>
     </w:rPr>
   </w:style>
-  <w:style w:customStyle="1" w:styleId="FunctionTok" w:type="character">
+  <w:style w:type="character" w:customStyle="1" w:styleId="FunctionTok">
     <w:name w:val="FunctionTok"/>
     <w:basedOn w:val="VerbatimChar"/>
     <w:rPr>
       <w:color w:val="06287e"/>
     </w:rPr>
   </w:style>
-  <w:style w:customStyle="1" w:styleId="VariableTok" w:type="character">
+  <w:style w:type="character" w:customStyle="1" w:styleId="VariableTok">
     <w:name w:val="VariableTok"/>
     <w:basedOn w:val="VerbatimChar"/>
     <w:rPr>
       <w:color w:val="19177c"/>
     </w:rPr>
   </w:style>
-  <w:style w:customStyle="1" w:styleId="ControlFlowTok" w:type="character">
+  <w:style w:type="character" w:customStyle="1" w:styleId="ControlFlowTok">
     <w:name w:val="ControlFlowTok"/>
     <w:basedOn w:val="VerbatimChar"/>
     <w:rPr>
@@ -8458,45 +8088,43 @@
       <w:b/>
     </w:rPr>
   </w:style>
-  <w:style w:customStyle="1" w:styleId="OperatorTok" w:type="character">
+  <w:style w:type="character" w:customStyle="1" w:styleId="OperatorTok">
     <w:name w:val="OperatorTok"/>
     <w:basedOn w:val="VerbatimChar"/>
     <w:rPr>
       <w:color w:val="666666"/>
     </w:rPr>
   </w:style>
-  <w:style w:customStyle="1" w:styleId="BuiltInTok" w:type="character">
+  <w:style w:type="character" w:customStyle="1" w:styleId="BuiltInTok">
     <w:name w:val="BuiltInTok"/>
     <w:basedOn w:val="VerbatimChar"/>
-    <w:rPr>
-      <w:color w:val="008000"/>
-    </w:rPr>
+    <w:rPr/>
   </w:style>
-  <w:style w:customStyle="1" w:styleId="ExtensionTok" w:type="character">
+  <w:style w:type="character" w:customStyle="1" w:styleId="ExtensionTok">
     <w:name w:val="ExtensionTok"/>
     <w:basedOn w:val="VerbatimChar"/>
     <w:rPr/>
   </w:style>
-  <w:style w:customStyle="1" w:styleId="PreprocessorTok" w:type="character">
+  <w:style w:type="character" w:customStyle="1" w:styleId="PreprocessorTok">
     <w:name w:val="PreprocessorTok"/>
     <w:basedOn w:val="VerbatimChar"/>
     <w:rPr>
       <w:color w:val="bc7a00"/>
     </w:rPr>
   </w:style>
-  <w:style w:customStyle="1" w:styleId="AttributeTok" w:type="character">
+  <w:style w:type="character" w:customStyle="1" w:styleId="AttributeTok">
     <w:name w:val="AttributeTok"/>
     <w:basedOn w:val="VerbatimChar"/>
     <w:rPr>
       <w:color w:val="7d9029"/>
     </w:rPr>
   </w:style>
-  <w:style w:customStyle="1" w:styleId="RegionMarkerTok" w:type="character">
+  <w:style w:type="character" w:customStyle="1" w:styleId="RegionMarkerTok">
     <w:name w:val="RegionMarkerTok"/>
     <w:basedOn w:val="VerbatimChar"/>
     <w:rPr/>
   </w:style>
-  <w:style w:customStyle="1" w:styleId="InformationTok" w:type="character">
+  <w:style w:type="character" w:customStyle="1" w:styleId="InformationTok">
     <w:name w:val="InformationTok"/>
     <w:basedOn w:val="VerbatimChar"/>
     <w:rPr>
@@ -8505,7 +8133,7 @@
       <w:i/>
     </w:rPr>
   </w:style>
-  <w:style w:customStyle="1" w:styleId="WarningTok" w:type="character">
+  <w:style w:type="character" w:customStyle="1" w:styleId="WarningTok">
     <w:name w:val="WarningTok"/>
     <w:basedOn w:val="VerbatimChar"/>
     <w:rPr>
@@ -8514,7 +8142,7 @@
       <w:i/>
     </w:rPr>
   </w:style>
-  <w:style w:customStyle="1" w:styleId="AlertTok" w:type="character">
+  <w:style w:type="character" w:customStyle="1" w:styleId="AlertTok">
     <w:name w:val="AlertTok"/>
     <w:basedOn w:val="VerbatimChar"/>
     <w:rPr>
@@ -8522,7 +8150,7 @@
       <w:b/>
     </w:rPr>
   </w:style>
-  <w:style w:customStyle="1" w:styleId="ErrorTok" w:type="character">
+  <w:style w:type="character" w:customStyle="1" w:styleId="ErrorTok">
     <w:name w:val="ErrorTok"/>
     <w:basedOn w:val="VerbatimChar"/>
     <w:rPr>
@@ -8530,7 +8158,7 @@
       <w:b/>
     </w:rPr>
   </w:style>
-  <w:style w:customStyle="1" w:styleId="NormalTok" w:type="character">
+  <w:style w:type="character" w:customStyle="1" w:styleId="NormalTok">
     <w:name w:val="NormalTok"/>
     <w:basedOn w:val="VerbatimChar"/>
     <w:rPr/>
